--- a/系統文件/第7、8章/7、8.docx
+++ b/系統文件/第7、8章/7、8.docx
@@ -1620,15 +1620,21 @@
       </w:r>
     </w:p>
     <w:p>
+      <w:pPr>
+        <w:pStyle w:val="Web"/>
+        <w:rPr>
+          <w:rFonts w:hint="eastAsia"/>
+        </w:rPr>
+      </w:pPr>
       <w:r>
         <w:rPr>
           <w:noProof/>
         </w:rPr>
         <w:drawing>
-          <wp:inline distT="0" distB="0" distL="0" distR="0" wp14:anchorId="66D73813" wp14:editId="0D8DC2A3">
-            <wp:extent cx="5266267" cy="5864585"/>
-            <wp:effectExtent l="0" t="0" r="0" b="3175"/>
-            <wp:docPr id="3" name="圖片 3"/>
+          <wp:inline distT="0" distB="0" distL="0" distR="0" wp14:anchorId="7B5BBCE3" wp14:editId="0C4B6A1D">
+            <wp:extent cx="5253021" cy="5829300"/>
+            <wp:effectExtent l="0" t="0" r="5080" b="0"/>
+            <wp:docPr id="2" name="圖片 2"/>
             <wp:cNvGraphicFramePr>
               <a:graphicFrameLocks xmlns:a="http://schemas.openxmlformats.org/drawingml/2006/main" noChangeAspect="1"/>
             </wp:cNvGraphicFramePr>
@@ -1636,8 +1642,10 @@
               <a:graphicData uri="http://schemas.openxmlformats.org/drawingml/2006/picture">
                 <pic:pic xmlns:pic="http://schemas.openxmlformats.org/drawingml/2006/picture">
                   <pic:nvPicPr>
-                    <pic:cNvPr id="3" name="圖片 3"/>
-                    <pic:cNvPicPr/>
+                    <pic:cNvPr id="0" name="Picture 1"/>
+                    <pic:cNvPicPr>
+                      <a:picLocks noChangeAspect="1" noChangeArrowheads="1"/>
+                    </pic:cNvPicPr>
                   </pic:nvPicPr>
                   <pic:blipFill rotWithShape="1">
                     <a:blip r:embed="rId6" cstate="print">
@@ -1647,17 +1655,18 @@
                         </a:ext>
                       </a:extLst>
                     </a:blip>
-                    <a:srcRect l="2407" t="3424" r="2958" b="2897"/>
+                    <a:srcRect l="2232" t="3052" r="2399" b="2894"/>
                     <a:stretch/>
                   </pic:blipFill>
                   <pic:spPr bwMode="auto">
                     <a:xfrm>
                       <a:off x="0" y="0"/>
-                      <a:ext cx="5278524" cy="5878235"/>
+                      <a:ext cx="5259202" cy="5836159"/>
                     </a:xfrm>
                     <a:prstGeom prst="rect">
                       <a:avLst/>
                     </a:prstGeom>
+                    <a:noFill/>
                     <a:ln>
                       <a:noFill/>
                     </a:ln>
@@ -1677,9 +1686,6 @@
     <w:p>
       <w:pPr>
         <w:pStyle w:val="aa"/>
-        <w:rPr>
-          <w:rFonts w:hint="eastAsia"/>
-        </w:rPr>
       </w:pPr>
       <w:r>
         <w:rPr>
@@ -16827,6 +16833,127 @@
           <w:tcPr>
             <w:tcW w:w="736" w:type="pct"/>
             <w:hideMark/>
+          </w:tcPr>
+          <w:p>
+            <w:pPr>
+              <w:spacing w:line="360" w:lineRule="auto"/>
+              <w:rPr>
+                <w:rFonts w:ascii="標楷體" w:eastAsia="標楷體" w:hAnsi="標楷體" w:cs="Times New Roman"/>
+                <w:szCs w:val="24"/>
+              </w:rPr>
+            </w:pPr>
+          </w:p>
+        </w:tc>
+      </w:tr>
+      <w:tr>
+        <w:tc>
+          <w:tcPr>
+            <w:tcW w:w="987" w:type="pct"/>
+          </w:tcPr>
+          <w:p>
+            <w:pPr>
+              <w:spacing w:line="360" w:lineRule="auto"/>
+              <w:rPr>
+                <w:rFonts w:ascii="標楷體" w:eastAsia="標楷體" w:hAnsi="標楷體"/>
+                <w:szCs w:val="24"/>
+              </w:rPr>
+            </w:pPr>
+            <w:r>
+              <w:rPr>
+                <w:rFonts w:ascii="標楷體" w:eastAsia="標楷體" w:hAnsi="標楷體"/>
+                <w:szCs w:val="24"/>
+              </w:rPr>
+              <w:t>nickname</w:t>
+            </w:r>
+          </w:p>
+        </w:tc>
+        <w:tc>
+          <w:tcPr>
+            <w:tcW w:w="1154" w:type="pct"/>
+          </w:tcPr>
+          <w:p>
+            <w:pPr>
+              <w:spacing w:line="360" w:lineRule="auto"/>
+              <w:rPr>
+                <w:rFonts w:ascii="標楷體" w:eastAsia="標楷體" w:hAnsi="標楷體"/>
+                <w:szCs w:val="24"/>
+              </w:rPr>
+            </w:pPr>
+            <w:r>
+              <w:rPr>
+                <w:rFonts w:ascii="標楷體" w:eastAsia="標楷體" w:hAnsi="標楷體" w:hint="eastAsia"/>
+                <w:szCs w:val="24"/>
+              </w:rPr>
+              <w:t>好友暱稱</w:t>
+            </w:r>
+          </w:p>
+        </w:tc>
+        <w:tc>
+          <w:tcPr>
+            <w:tcW w:w="819" w:type="pct"/>
+          </w:tcPr>
+          <w:p>
+            <w:pPr>
+              <w:spacing w:line="360" w:lineRule="auto"/>
+              <w:rPr>
+                <w:rFonts w:ascii="標楷體" w:eastAsia="標楷體" w:hAnsi="標楷體"/>
+                <w:szCs w:val="24"/>
+              </w:rPr>
+            </w:pPr>
+            <w:r>
+              <w:rPr>
+                <w:rFonts w:ascii="標楷體" w:eastAsia="標楷體" w:hAnsi="標楷體"/>
+                <w:szCs w:val="24"/>
+              </w:rPr>
+              <w:t>VARCHAR</w:t>
+            </w:r>
+          </w:p>
+        </w:tc>
+        <w:tc>
+          <w:tcPr>
+            <w:tcW w:w="819" w:type="pct"/>
+          </w:tcPr>
+          <w:p>
+            <w:pPr>
+              <w:spacing w:line="360" w:lineRule="auto"/>
+              <w:rPr>
+                <w:rFonts w:ascii="標楷體" w:eastAsia="標楷體" w:hAnsi="標楷體"/>
+                <w:szCs w:val="24"/>
+              </w:rPr>
+            </w:pPr>
+            <w:r>
+              <w:rPr>
+                <w:rFonts w:ascii="標楷體" w:eastAsia="標楷體" w:hAnsi="標楷體" w:hint="eastAsia"/>
+                <w:szCs w:val="24"/>
+              </w:rPr>
+              <w:t>5</w:t>
+            </w:r>
+            <w:r>
+              <w:rPr>
+                <w:rFonts w:ascii="標楷體" w:eastAsia="標楷體" w:hAnsi="標楷體"/>
+                <w:szCs w:val="24"/>
+              </w:rPr>
+              <w:t>0</w:t>
+            </w:r>
+          </w:p>
+        </w:tc>
+        <w:tc>
+          <w:tcPr>
+            <w:tcW w:w="485" w:type="pct"/>
+          </w:tcPr>
+          <w:p>
+            <w:pPr>
+              <w:spacing w:line="360" w:lineRule="auto"/>
+              <w:rPr>
+                <w:rFonts w:ascii="標楷體" w:eastAsia="標楷體" w:hAnsi="標楷體"/>
+                <w:szCs w:val="24"/>
+              </w:rPr>
+            </w:pPr>
+          </w:p>
+        </w:tc>
+        <w:tc>
+          <w:tcPr>
+            <w:tcW w:w="736" w:type="pct"/>
           </w:tcPr>
           <w:p>
             <w:pPr>
@@ -22475,6 +22602,22 @@
       <w:szCs w:val="24"/>
     </w:rPr>
   </w:style>
+  <w:style w:type="paragraph" w:styleId="Web">
+    <w:name w:val="Normal (Web)"/>
+    <w:basedOn w:val="a"/>
+    <w:uiPriority w:val="99"/>
+    <w:unhideWhenUsed/>
+    <w:rsid w:val="00744D36"/>
+    <w:pPr>
+      <w:widowControl/>
+      <w:spacing w:before="100" w:beforeAutospacing="1" w:after="100" w:afterAutospacing="1"/>
+    </w:pPr>
+    <w:rPr>
+      <w:rFonts w:ascii="新細明體" w:eastAsia="新細明體" w:hAnsi="新細明體" w:cs="新細明體"/>
+      <w:kern w:val="0"/>
+      <w:szCs w:val="24"/>
+    </w:rPr>
+  </w:style>
 </w:styles>
 </file>
 

--- a/系統文件/第7、8章/7、8.docx
+++ b/系統文件/第7、8章/7、8.docx
@@ -78,7 +78,8 @@
       <w:pPr>
         <w:pStyle w:val="-"/>
         <w:rPr>
-          <w:rFonts w:ascii="標楷體" w:hAnsi="標楷體"/>
+          <w:rFonts w:ascii="標楷體" w:hAnsi="標楷體" w:hint="eastAsia"/>
+          <w:noProof/>
         </w:rPr>
       </w:pPr>
       <w:r>
@@ -87,10 +88,10 @@
           <w:noProof/>
         </w:rPr>
         <w:drawing>
-          <wp:inline distT="0" distB="0" distL="0" distR="0" wp14:anchorId="6498F752" wp14:editId="2B6825A6">
-            <wp:extent cx="5274310" cy="6664325"/>
-            <wp:effectExtent l="0" t="0" r="2540" b="3175"/>
-            <wp:docPr id="1" name="圖片 1"/>
+          <wp:inline distT="0" distB="0" distL="0" distR="0" wp14:anchorId="1EEFCACE" wp14:editId="0523DCF4">
+            <wp:extent cx="4960847" cy="7052807"/>
+            <wp:effectExtent l="0" t="0" r="0" b="0"/>
+            <wp:docPr id="4" name="圖片 4"/>
             <wp:cNvGraphicFramePr>
               <a:graphicFrameLocks xmlns:a="http://schemas.openxmlformats.org/drawingml/2006/main" noChangeAspect="1"/>
             </wp:cNvGraphicFramePr>
@@ -98,29 +99,36 @@
               <a:graphicData uri="http://schemas.openxmlformats.org/drawingml/2006/picture">
                 <pic:pic xmlns:pic="http://schemas.openxmlformats.org/drawingml/2006/picture">
                   <pic:nvPicPr>
-                    <pic:cNvPr id="1" name="圖片 1"/>
-                    <pic:cNvPicPr/>
+                    <pic:cNvPr id="0" name="Picture 2"/>
+                    <pic:cNvPicPr>
+                      <a:picLocks noChangeAspect="1" noChangeArrowheads="1"/>
+                    </pic:cNvPicPr>
                   </pic:nvPicPr>
                   <pic:blipFill>
-                    <a:blip r:embed="rId5">
+                    <a:blip r:embed="rId5" cstate="print">
                       <a:extLst>
                         <a:ext uri="{28A0092B-C50C-407E-A947-70E740481C1C}">
                           <a14:useLocalDpi xmlns:a14="http://schemas.microsoft.com/office/drawing/2010/main" val="0"/>
                         </a:ext>
                       </a:extLst>
                     </a:blip>
+                    <a:srcRect/>
                     <a:stretch>
                       <a:fillRect/>
                     </a:stretch>
                   </pic:blipFill>
-                  <pic:spPr>
+                  <pic:spPr bwMode="auto">
                     <a:xfrm>
                       <a:off x="0" y="0"/>
-                      <a:ext cx="5274310" cy="6664325"/>
+                      <a:ext cx="4967212" cy="7061856"/>
                     </a:xfrm>
                     <a:prstGeom prst="rect">
                       <a:avLst/>
                     </a:prstGeom>
+                    <a:noFill/>
+                    <a:ln>
+                      <a:noFill/>
+                    </a:ln>
                   </pic:spPr>
                 </pic:pic>
               </a:graphicData>
@@ -159,7 +167,7 @@
       <w:pPr>
         <w:pStyle w:val="-"/>
         <w:rPr>
-          <w:rFonts w:ascii="標楷體" w:hAnsi="標楷體"/>
+          <w:rFonts w:ascii="標楷體" w:hAnsi="標楷體" w:hint="eastAsia"/>
         </w:rPr>
       </w:pPr>
       <w:r>
@@ -184,1790 +192,6 @@
     </w:p>
     <w:p>
       <w:pPr>
-        <w:pStyle w:val="a4"/>
-      </w:pPr>
-      <w:r>
-        <w:rPr>
-          <w:rFonts w:hint="eastAsia"/>
-        </w:rPr>
-        <w:t>表</w:t>
-      </w:r>
-      <w:r>
-        <w:t xml:space="preserve"> 7-2-1 </w:t>
-      </w:r>
-      <w:r>
-        <w:rPr>
-          <w:rFonts w:hint="eastAsia"/>
-        </w:rPr>
-        <w:t>資料字典</w:t>
-      </w:r>
-    </w:p>
-    <w:tbl>
-      <w:tblPr>
-        <w:tblStyle w:val="a3"/>
-        <w:tblW w:w="5000" w:type="pct"/>
-        <w:tblLook w:val="04A0" w:firstRow="1" w:lastRow="0" w:firstColumn="1" w:lastColumn="0" w:noHBand="0" w:noVBand="1"/>
-      </w:tblPr>
-      <w:tblGrid>
-        <w:gridCol w:w="2170"/>
-        <w:gridCol w:w="3131"/>
-        <w:gridCol w:w="2995"/>
-      </w:tblGrid>
-      <w:tr>
-        <w:tc>
-          <w:tcPr>
-            <w:tcW w:w="1308" w:type="pct"/>
-            <w:shd w:val="clear" w:color="auto" w:fill="D9D9D9" w:themeFill="background1" w:themeFillShade="D9"/>
-            <w:vAlign w:val="center"/>
-          </w:tcPr>
-          <w:p>
-            <w:pPr>
-              <w:spacing w:line="360" w:lineRule="auto"/>
-              <w:jc w:val="center"/>
-              <w:rPr>
-                <w:rFonts w:ascii="標楷體" w:eastAsia="標楷體" w:hAnsi="標楷體"/>
-                <w:szCs w:val="24"/>
-              </w:rPr>
-            </w:pPr>
-            <w:r>
-              <w:rPr>
-                <w:rFonts w:ascii="標楷體" w:eastAsia="標楷體" w:hAnsi="標楷體"/>
-                <w:szCs w:val="24"/>
-              </w:rPr>
-              <w:t>資料表編號</w:t>
-            </w:r>
-          </w:p>
-        </w:tc>
-        <w:tc>
-          <w:tcPr>
-            <w:tcW w:w="1887" w:type="pct"/>
-            <w:shd w:val="clear" w:color="auto" w:fill="D9D9D9" w:themeFill="background1" w:themeFillShade="D9"/>
-            <w:vAlign w:val="center"/>
-          </w:tcPr>
-          <w:p>
-            <w:pPr>
-              <w:spacing w:line="360" w:lineRule="auto"/>
-              <w:jc w:val="center"/>
-              <w:rPr>
-                <w:rFonts w:ascii="標楷體" w:eastAsia="標楷體" w:hAnsi="標楷體"/>
-                <w:szCs w:val="24"/>
-              </w:rPr>
-            </w:pPr>
-            <w:r>
-              <w:rPr>
-                <w:rFonts w:ascii="標楷體" w:eastAsia="標楷體" w:hAnsi="標楷體"/>
-                <w:szCs w:val="24"/>
-              </w:rPr>
-              <w:t>資料表名稱</w:t>
-            </w:r>
-          </w:p>
-        </w:tc>
-        <w:tc>
-          <w:tcPr>
-            <w:tcW w:w="1805" w:type="pct"/>
-            <w:shd w:val="clear" w:color="auto" w:fill="D9D9D9" w:themeFill="background1" w:themeFillShade="D9"/>
-            <w:vAlign w:val="center"/>
-          </w:tcPr>
-          <w:p>
-            <w:pPr>
-              <w:spacing w:line="360" w:lineRule="auto"/>
-              <w:jc w:val="center"/>
-              <w:rPr>
-                <w:rFonts w:ascii="標楷體" w:eastAsia="標楷體" w:hAnsi="標楷體"/>
-                <w:szCs w:val="24"/>
-              </w:rPr>
-            </w:pPr>
-            <w:r>
-              <w:rPr>
-                <w:rFonts w:ascii="標楷體" w:eastAsia="標楷體" w:hAnsi="標楷體"/>
-                <w:szCs w:val="24"/>
-              </w:rPr>
-              <w:t>資料表中文名稱</w:t>
-            </w:r>
-          </w:p>
-        </w:tc>
-      </w:tr>
-      <w:tr>
-        <w:tc>
-          <w:tcPr>
-            <w:tcW w:w="1308" w:type="pct"/>
-            <w:vAlign w:val="center"/>
-          </w:tcPr>
-          <w:p>
-            <w:pPr>
-              <w:spacing w:line="360" w:lineRule="auto"/>
-              <w:jc w:val="center"/>
-              <w:rPr>
-                <w:rFonts w:ascii="標楷體" w:eastAsia="標楷體" w:hAnsi="標楷體"/>
-                <w:szCs w:val="24"/>
-              </w:rPr>
-            </w:pPr>
-            <w:r>
-              <w:rPr>
-                <w:rFonts w:ascii="標楷體" w:eastAsia="標楷體" w:hAnsi="標楷體" w:hint="eastAsia"/>
-                <w:szCs w:val="24"/>
-              </w:rPr>
-              <w:t>T01</w:t>
-            </w:r>
-          </w:p>
-        </w:tc>
-        <w:tc>
-          <w:tcPr>
-            <w:tcW w:w="1887" w:type="pct"/>
-            <w:vAlign w:val="center"/>
-          </w:tcPr>
-          <w:p>
-            <w:pPr>
-              <w:spacing w:line="360" w:lineRule="auto"/>
-              <w:jc w:val="center"/>
-              <w:rPr>
-                <w:rFonts w:ascii="標楷體" w:eastAsia="標楷體" w:hAnsi="標楷體"/>
-                <w:szCs w:val="24"/>
-              </w:rPr>
-            </w:pPr>
-            <w:r>
-              <w:rPr>
-                <w:rFonts w:ascii="標楷體" w:eastAsia="標楷體" w:hAnsi="標楷體" w:hint="eastAsia"/>
-                <w:szCs w:val="24"/>
-              </w:rPr>
-              <w:t>user</w:t>
-            </w:r>
-          </w:p>
-        </w:tc>
-        <w:tc>
-          <w:tcPr>
-            <w:tcW w:w="1805" w:type="pct"/>
-            <w:vAlign w:val="center"/>
-          </w:tcPr>
-          <w:p>
-            <w:pPr>
-              <w:spacing w:line="360" w:lineRule="auto"/>
-              <w:jc w:val="center"/>
-              <w:rPr>
-                <w:rFonts w:ascii="標楷體" w:eastAsia="標楷體" w:hAnsi="標楷體"/>
-                <w:szCs w:val="24"/>
-              </w:rPr>
-            </w:pPr>
-            <w:r>
-              <w:rPr>
-                <w:rFonts w:ascii="標楷體" w:eastAsia="標楷體" w:hAnsi="標楷體" w:hint="eastAsia"/>
-                <w:szCs w:val="24"/>
-              </w:rPr>
-              <w:t>使用者資料</w:t>
-            </w:r>
-          </w:p>
-        </w:tc>
-      </w:tr>
-      <w:tr>
-        <w:tc>
-          <w:tcPr>
-            <w:tcW w:w="1308" w:type="pct"/>
-            <w:vAlign w:val="center"/>
-          </w:tcPr>
-          <w:p>
-            <w:pPr>
-              <w:spacing w:line="360" w:lineRule="auto"/>
-              <w:jc w:val="center"/>
-              <w:rPr>
-                <w:rFonts w:ascii="標楷體" w:eastAsia="標楷體" w:hAnsi="標楷體"/>
-                <w:szCs w:val="24"/>
-              </w:rPr>
-            </w:pPr>
-            <w:r>
-              <w:rPr>
-                <w:rFonts w:ascii="標楷體" w:eastAsia="標楷體" w:hAnsi="標楷體" w:hint="eastAsia"/>
-                <w:szCs w:val="24"/>
-              </w:rPr>
-              <w:t>T02</w:t>
-            </w:r>
-          </w:p>
-        </w:tc>
-        <w:tc>
-          <w:tcPr>
-            <w:tcW w:w="1887" w:type="pct"/>
-            <w:vAlign w:val="center"/>
-          </w:tcPr>
-          <w:p>
-            <w:pPr>
-              <w:spacing w:line="360" w:lineRule="auto"/>
-              <w:jc w:val="center"/>
-              <w:rPr>
-                <w:rFonts w:ascii="標楷體" w:eastAsia="標楷體" w:hAnsi="標楷體"/>
-                <w:szCs w:val="24"/>
-              </w:rPr>
-            </w:pPr>
-            <w:r>
-              <w:rPr>
-                <w:rFonts w:ascii="標楷體" w:eastAsia="標楷體" w:hAnsi="標楷體" w:hint="eastAsia"/>
-                <w:szCs w:val="24"/>
-              </w:rPr>
-              <w:t>scene</w:t>
-            </w:r>
-          </w:p>
-        </w:tc>
-        <w:tc>
-          <w:tcPr>
-            <w:tcW w:w="1805" w:type="pct"/>
-            <w:vAlign w:val="center"/>
-          </w:tcPr>
-          <w:p>
-            <w:pPr>
-              <w:spacing w:line="360" w:lineRule="auto"/>
-              <w:jc w:val="center"/>
-              <w:rPr>
-                <w:rFonts w:ascii="標楷體" w:eastAsia="標楷體" w:hAnsi="標楷體"/>
-                <w:szCs w:val="24"/>
-              </w:rPr>
-            </w:pPr>
-            <w:r>
-              <w:rPr>
-                <w:rFonts w:ascii="標楷體" w:eastAsia="標楷體" w:hAnsi="標楷體" w:hint="eastAsia"/>
-                <w:szCs w:val="24"/>
-              </w:rPr>
-              <w:t>場景資料表</w:t>
-            </w:r>
-          </w:p>
-        </w:tc>
-      </w:tr>
-      <w:tr>
-        <w:tc>
-          <w:tcPr>
-            <w:tcW w:w="1308" w:type="pct"/>
-            <w:vAlign w:val="center"/>
-          </w:tcPr>
-          <w:p>
-            <w:pPr>
-              <w:spacing w:line="360" w:lineRule="auto"/>
-              <w:jc w:val="center"/>
-              <w:rPr>
-                <w:rFonts w:ascii="標楷體" w:eastAsia="標楷體" w:hAnsi="標楷體"/>
-                <w:szCs w:val="24"/>
-              </w:rPr>
-            </w:pPr>
-            <w:r>
-              <w:rPr>
-                <w:rFonts w:ascii="標楷體" w:eastAsia="標楷體" w:hAnsi="標楷體" w:hint="eastAsia"/>
-                <w:szCs w:val="24"/>
-              </w:rPr>
-              <w:t>T03</w:t>
-            </w:r>
-          </w:p>
-        </w:tc>
-        <w:tc>
-          <w:tcPr>
-            <w:tcW w:w="1887" w:type="pct"/>
-            <w:vAlign w:val="center"/>
-          </w:tcPr>
-          <w:p>
-            <w:pPr>
-              <w:spacing w:line="360" w:lineRule="auto"/>
-              <w:jc w:val="center"/>
-              <w:rPr>
-                <w:rFonts w:ascii="標楷體" w:eastAsia="標楷體" w:hAnsi="標楷體"/>
-                <w:szCs w:val="24"/>
-              </w:rPr>
-            </w:pPr>
-            <w:r>
-              <w:rPr>
-                <w:rFonts w:ascii="標楷體" w:eastAsia="標楷體" w:hAnsi="標楷體" w:hint="eastAsia"/>
-                <w:szCs w:val="24"/>
-              </w:rPr>
-              <w:t>vocab</w:t>
-            </w:r>
-          </w:p>
-        </w:tc>
-        <w:tc>
-          <w:tcPr>
-            <w:tcW w:w="1805" w:type="pct"/>
-            <w:vAlign w:val="center"/>
-          </w:tcPr>
-          <w:p>
-            <w:pPr>
-              <w:spacing w:line="360" w:lineRule="auto"/>
-              <w:jc w:val="center"/>
-              <w:rPr>
-                <w:rFonts w:ascii="標楷體" w:eastAsia="標楷體" w:hAnsi="標楷體"/>
-                <w:szCs w:val="24"/>
-              </w:rPr>
-            </w:pPr>
-            <w:r>
-              <w:rPr>
-                <w:rFonts w:ascii="標楷體" w:eastAsia="標楷體" w:hAnsi="標楷體" w:hint="eastAsia"/>
-                <w:szCs w:val="24"/>
-              </w:rPr>
-              <w:t>單字字典</w:t>
-            </w:r>
-          </w:p>
-        </w:tc>
-      </w:tr>
-      <w:tr>
-        <w:tc>
-          <w:tcPr>
-            <w:tcW w:w="1308" w:type="pct"/>
-            <w:vAlign w:val="center"/>
-          </w:tcPr>
-          <w:p>
-            <w:pPr>
-              <w:spacing w:line="360" w:lineRule="auto"/>
-              <w:jc w:val="center"/>
-              <w:rPr>
-                <w:rFonts w:ascii="標楷體" w:eastAsia="標楷體" w:hAnsi="標楷體"/>
-                <w:szCs w:val="24"/>
-              </w:rPr>
-            </w:pPr>
-            <w:r>
-              <w:rPr>
-                <w:rFonts w:ascii="標楷體" w:eastAsia="標楷體" w:hAnsi="標楷體" w:hint="eastAsia"/>
-                <w:szCs w:val="24"/>
-              </w:rPr>
-              <w:t>T04</w:t>
-            </w:r>
-          </w:p>
-        </w:tc>
-        <w:tc>
-          <w:tcPr>
-            <w:tcW w:w="1887" w:type="pct"/>
-            <w:vAlign w:val="center"/>
-          </w:tcPr>
-          <w:p>
-            <w:pPr>
-              <w:spacing w:line="360" w:lineRule="auto"/>
-              <w:jc w:val="center"/>
-              <w:rPr>
-                <w:rFonts w:ascii="標楷體" w:eastAsia="標楷體" w:hAnsi="標楷體"/>
-                <w:szCs w:val="24"/>
-              </w:rPr>
-            </w:pPr>
-            <w:proofErr w:type="spellStart"/>
-            <w:r>
-              <w:rPr>
-                <w:rFonts w:ascii="標楷體" w:eastAsia="標楷體" w:hAnsi="標楷體" w:hint="eastAsia"/>
-                <w:szCs w:val="24"/>
-              </w:rPr>
-              <w:t>quiz_question</w:t>
-            </w:r>
-            <w:proofErr w:type="spellEnd"/>
-          </w:p>
-        </w:tc>
-        <w:tc>
-          <w:tcPr>
-            <w:tcW w:w="1805" w:type="pct"/>
-            <w:vAlign w:val="center"/>
-          </w:tcPr>
-          <w:p>
-            <w:pPr>
-              <w:spacing w:line="360" w:lineRule="auto"/>
-              <w:jc w:val="center"/>
-              <w:rPr>
-                <w:rFonts w:ascii="標楷體" w:eastAsia="標楷體" w:hAnsi="標楷體"/>
-                <w:szCs w:val="24"/>
-              </w:rPr>
-            </w:pPr>
-            <w:r>
-              <w:rPr>
-                <w:rFonts w:ascii="標楷體" w:eastAsia="標楷體" w:hAnsi="標楷體" w:hint="eastAsia"/>
-                <w:szCs w:val="24"/>
-              </w:rPr>
-              <w:t>測驗題目表</w:t>
-            </w:r>
-          </w:p>
-        </w:tc>
-      </w:tr>
-      <w:tr>
-        <w:tc>
-          <w:tcPr>
-            <w:tcW w:w="1308" w:type="pct"/>
-            <w:vAlign w:val="center"/>
-          </w:tcPr>
-          <w:p>
-            <w:pPr>
-              <w:spacing w:line="360" w:lineRule="auto"/>
-              <w:jc w:val="center"/>
-              <w:rPr>
-                <w:rFonts w:ascii="標楷體" w:eastAsia="標楷體" w:hAnsi="標楷體"/>
-                <w:szCs w:val="24"/>
-              </w:rPr>
-            </w:pPr>
-            <w:r>
-              <w:rPr>
-                <w:rFonts w:ascii="標楷體" w:eastAsia="標楷體" w:hAnsi="標楷體" w:hint="eastAsia"/>
-                <w:szCs w:val="24"/>
-              </w:rPr>
-              <w:t>T05</w:t>
-            </w:r>
-          </w:p>
-        </w:tc>
-        <w:tc>
-          <w:tcPr>
-            <w:tcW w:w="1887" w:type="pct"/>
-            <w:vAlign w:val="center"/>
-          </w:tcPr>
-          <w:p>
-            <w:pPr>
-              <w:spacing w:line="360" w:lineRule="auto"/>
-              <w:jc w:val="center"/>
-              <w:rPr>
-                <w:rFonts w:ascii="標楷體" w:eastAsia="標楷體" w:hAnsi="標楷體"/>
-                <w:szCs w:val="24"/>
-              </w:rPr>
-            </w:pPr>
-            <w:proofErr w:type="spellStart"/>
-            <w:r>
-              <w:rPr>
-                <w:rFonts w:ascii="標楷體" w:eastAsia="標楷體" w:hAnsi="標楷體" w:hint="eastAsia"/>
-                <w:szCs w:val="24"/>
-              </w:rPr>
-              <w:t>user_photo</w:t>
-            </w:r>
-            <w:proofErr w:type="spellEnd"/>
-          </w:p>
-        </w:tc>
-        <w:tc>
-          <w:tcPr>
-            <w:tcW w:w="1805" w:type="pct"/>
-            <w:vAlign w:val="center"/>
-          </w:tcPr>
-          <w:p>
-            <w:pPr>
-              <w:spacing w:line="360" w:lineRule="auto"/>
-              <w:jc w:val="center"/>
-              <w:rPr>
-                <w:rFonts w:ascii="標楷體" w:eastAsia="標楷體" w:hAnsi="標楷體"/>
-                <w:szCs w:val="24"/>
-              </w:rPr>
-            </w:pPr>
-            <w:r>
-              <w:rPr>
-                <w:rFonts w:ascii="標楷體" w:eastAsia="標楷體" w:hAnsi="標楷體" w:hint="eastAsia"/>
-                <w:szCs w:val="24"/>
-              </w:rPr>
-              <w:t>使用者照片事件表</w:t>
-            </w:r>
-          </w:p>
-        </w:tc>
-      </w:tr>
-      <w:tr>
-        <w:tc>
-          <w:tcPr>
-            <w:tcW w:w="1308" w:type="pct"/>
-            <w:vAlign w:val="center"/>
-          </w:tcPr>
-          <w:p>
-            <w:pPr>
-              <w:spacing w:line="360" w:lineRule="auto"/>
-              <w:jc w:val="center"/>
-              <w:rPr>
-                <w:rFonts w:ascii="標楷體" w:eastAsia="標楷體" w:hAnsi="標楷體"/>
-                <w:szCs w:val="24"/>
-              </w:rPr>
-            </w:pPr>
-            <w:r>
-              <w:rPr>
-                <w:rFonts w:ascii="標楷體" w:eastAsia="標楷體" w:hAnsi="標楷體" w:hint="eastAsia"/>
-                <w:szCs w:val="24"/>
-              </w:rPr>
-              <w:t>T06</w:t>
-            </w:r>
-          </w:p>
-        </w:tc>
-        <w:tc>
-          <w:tcPr>
-            <w:tcW w:w="1887" w:type="pct"/>
-            <w:vAlign w:val="center"/>
-          </w:tcPr>
-          <w:p>
-            <w:pPr>
-              <w:spacing w:line="360" w:lineRule="auto"/>
-              <w:jc w:val="center"/>
-              <w:rPr>
-                <w:rFonts w:ascii="標楷體" w:eastAsia="標楷體" w:hAnsi="標楷體"/>
-                <w:szCs w:val="24"/>
-              </w:rPr>
-            </w:pPr>
-            <w:proofErr w:type="spellStart"/>
-            <w:r>
-              <w:rPr>
-                <w:rFonts w:ascii="標楷體" w:eastAsia="標楷體" w:hAnsi="標楷體" w:hint="eastAsia"/>
-                <w:szCs w:val="24"/>
-              </w:rPr>
-              <w:t>user_photo_vocab</w:t>
-            </w:r>
-            <w:proofErr w:type="spellEnd"/>
-          </w:p>
-        </w:tc>
-        <w:tc>
-          <w:tcPr>
-            <w:tcW w:w="1805" w:type="pct"/>
-            <w:vAlign w:val="center"/>
-          </w:tcPr>
-          <w:p>
-            <w:pPr>
-              <w:spacing w:line="360" w:lineRule="auto"/>
-              <w:jc w:val="center"/>
-              <w:rPr>
-                <w:rFonts w:ascii="標楷體" w:eastAsia="標楷體" w:hAnsi="標楷體"/>
-                <w:szCs w:val="24"/>
-              </w:rPr>
-            </w:pPr>
-            <w:r>
-              <w:rPr>
-                <w:rFonts w:ascii="標楷體" w:eastAsia="標楷體" w:hAnsi="標楷體" w:hint="eastAsia"/>
-                <w:szCs w:val="24"/>
-              </w:rPr>
-              <w:t>照片辨識單字明細表</w:t>
-            </w:r>
-          </w:p>
-        </w:tc>
-      </w:tr>
-      <w:tr>
-        <w:tc>
-          <w:tcPr>
-            <w:tcW w:w="1308" w:type="pct"/>
-            <w:vAlign w:val="center"/>
-          </w:tcPr>
-          <w:p>
-            <w:pPr>
-              <w:spacing w:line="360" w:lineRule="auto"/>
-              <w:jc w:val="center"/>
-              <w:rPr>
-                <w:rFonts w:ascii="標楷體" w:eastAsia="標楷體" w:hAnsi="標楷體"/>
-                <w:szCs w:val="24"/>
-              </w:rPr>
-            </w:pPr>
-            <w:r>
-              <w:rPr>
-                <w:rFonts w:ascii="標楷體" w:eastAsia="標楷體" w:hAnsi="標楷體" w:hint="eastAsia"/>
-                <w:szCs w:val="24"/>
-              </w:rPr>
-              <w:t>T07</w:t>
-            </w:r>
-          </w:p>
-        </w:tc>
-        <w:tc>
-          <w:tcPr>
-            <w:tcW w:w="1887" w:type="pct"/>
-            <w:vAlign w:val="center"/>
-          </w:tcPr>
-          <w:p>
-            <w:pPr>
-              <w:spacing w:line="360" w:lineRule="auto"/>
-              <w:jc w:val="center"/>
-              <w:rPr>
-                <w:rFonts w:ascii="標楷體" w:eastAsia="標楷體" w:hAnsi="標楷體"/>
-                <w:szCs w:val="24"/>
-              </w:rPr>
-            </w:pPr>
-            <w:proofErr w:type="spellStart"/>
-            <w:r>
-              <w:rPr>
-                <w:rFonts w:ascii="標楷體" w:eastAsia="標楷體" w:hAnsi="標楷體" w:hint="eastAsia"/>
-                <w:szCs w:val="24"/>
-              </w:rPr>
-              <w:t>user_vocab</w:t>
-            </w:r>
-            <w:proofErr w:type="spellEnd"/>
-          </w:p>
-        </w:tc>
-        <w:tc>
-          <w:tcPr>
-            <w:tcW w:w="1805" w:type="pct"/>
-            <w:vAlign w:val="center"/>
-          </w:tcPr>
-          <w:p>
-            <w:pPr>
-              <w:spacing w:line="360" w:lineRule="auto"/>
-              <w:jc w:val="center"/>
-              <w:rPr>
-                <w:rFonts w:ascii="標楷體" w:eastAsia="標楷體" w:hAnsi="標楷體"/>
-                <w:szCs w:val="24"/>
-              </w:rPr>
-            </w:pPr>
-            <w:r>
-              <w:rPr>
-                <w:rFonts w:ascii="標楷體" w:eastAsia="標楷體" w:hAnsi="標楷體" w:hint="eastAsia"/>
-                <w:szCs w:val="24"/>
-              </w:rPr>
-              <w:t>使用者單字收藏表</w:t>
-            </w:r>
-          </w:p>
-        </w:tc>
-      </w:tr>
-      <w:tr>
-        <w:tc>
-          <w:tcPr>
-            <w:tcW w:w="1308" w:type="pct"/>
-            <w:vAlign w:val="center"/>
-          </w:tcPr>
-          <w:p>
-            <w:pPr>
-              <w:spacing w:line="360" w:lineRule="auto"/>
-              <w:jc w:val="center"/>
-              <w:rPr>
-                <w:rFonts w:ascii="標楷體" w:eastAsia="標楷體" w:hAnsi="標楷體"/>
-                <w:szCs w:val="24"/>
-              </w:rPr>
-            </w:pPr>
-            <w:r>
-              <w:rPr>
-                <w:rFonts w:ascii="標楷體" w:eastAsia="標楷體" w:hAnsi="標楷體" w:hint="eastAsia"/>
-                <w:szCs w:val="24"/>
-              </w:rPr>
-              <w:t>T08</w:t>
-            </w:r>
-          </w:p>
-        </w:tc>
-        <w:tc>
-          <w:tcPr>
-            <w:tcW w:w="1887" w:type="pct"/>
-            <w:vAlign w:val="center"/>
-          </w:tcPr>
-          <w:p>
-            <w:pPr>
-              <w:spacing w:line="360" w:lineRule="auto"/>
-              <w:jc w:val="center"/>
-              <w:rPr>
-                <w:rFonts w:ascii="標楷體" w:eastAsia="標楷體" w:hAnsi="標楷體"/>
-                <w:szCs w:val="24"/>
-              </w:rPr>
-            </w:pPr>
-            <w:proofErr w:type="spellStart"/>
-            <w:r>
-              <w:rPr>
-                <w:rFonts w:ascii="標楷體" w:eastAsia="標楷體" w:hAnsi="標楷體" w:hint="eastAsia"/>
-                <w:szCs w:val="24"/>
-              </w:rPr>
-              <w:t>user_folder</w:t>
-            </w:r>
-            <w:proofErr w:type="spellEnd"/>
-          </w:p>
-        </w:tc>
-        <w:tc>
-          <w:tcPr>
-            <w:tcW w:w="1805" w:type="pct"/>
-            <w:vAlign w:val="center"/>
-          </w:tcPr>
-          <w:p>
-            <w:pPr>
-              <w:spacing w:line="360" w:lineRule="auto"/>
-              <w:jc w:val="center"/>
-              <w:rPr>
-                <w:rFonts w:ascii="標楷體" w:eastAsia="標楷體" w:hAnsi="標楷體"/>
-                <w:szCs w:val="24"/>
-              </w:rPr>
-            </w:pPr>
-            <w:r>
-              <w:rPr>
-                <w:rFonts w:ascii="標楷體" w:eastAsia="標楷體" w:hAnsi="標楷體" w:hint="eastAsia"/>
-                <w:szCs w:val="24"/>
-              </w:rPr>
-              <w:t>使用者自訂資料夾表</w:t>
-            </w:r>
-          </w:p>
-        </w:tc>
-      </w:tr>
-      <w:tr>
-        <w:tc>
-          <w:tcPr>
-            <w:tcW w:w="1308" w:type="pct"/>
-            <w:vAlign w:val="center"/>
-          </w:tcPr>
-          <w:p>
-            <w:pPr>
-              <w:spacing w:line="360" w:lineRule="auto"/>
-              <w:jc w:val="center"/>
-              <w:rPr>
-                <w:rFonts w:ascii="標楷體" w:eastAsia="標楷體" w:hAnsi="標楷體"/>
-                <w:szCs w:val="24"/>
-              </w:rPr>
-            </w:pPr>
-            <w:r>
-              <w:rPr>
-                <w:rFonts w:ascii="標楷體" w:eastAsia="標楷體" w:hAnsi="標楷體" w:hint="eastAsia"/>
-                <w:szCs w:val="24"/>
-              </w:rPr>
-              <w:t>T09</w:t>
-            </w:r>
-          </w:p>
-        </w:tc>
-        <w:tc>
-          <w:tcPr>
-            <w:tcW w:w="1887" w:type="pct"/>
-            <w:vAlign w:val="center"/>
-          </w:tcPr>
-          <w:p>
-            <w:pPr>
-              <w:spacing w:line="360" w:lineRule="auto"/>
-              <w:jc w:val="center"/>
-              <w:rPr>
-                <w:rFonts w:ascii="標楷體" w:eastAsia="標楷體" w:hAnsi="標楷體"/>
-                <w:szCs w:val="24"/>
-              </w:rPr>
-            </w:pPr>
-            <w:r>
-              <w:rPr>
-                <w:rFonts w:ascii="標楷體" w:eastAsia="標楷體" w:hAnsi="標楷體" w:hint="eastAsia"/>
-                <w:szCs w:val="24"/>
-              </w:rPr>
-              <w:t>achievement</w:t>
-            </w:r>
-          </w:p>
-        </w:tc>
-        <w:tc>
-          <w:tcPr>
-            <w:tcW w:w="1805" w:type="pct"/>
-            <w:vAlign w:val="center"/>
-          </w:tcPr>
-          <w:p>
-            <w:pPr>
-              <w:spacing w:line="360" w:lineRule="auto"/>
-              <w:jc w:val="center"/>
-              <w:rPr>
-                <w:rFonts w:ascii="標楷體" w:eastAsia="標楷體" w:hAnsi="標楷體"/>
-                <w:szCs w:val="24"/>
-              </w:rPr>
-            </w:pPr>
-            <w:r>
-              <w:rPr>
-                <w:rFonts w:ascii="標楷體" w:eastAsia="標楷體" w:hAnsi="標楷體" w:hint="eastAsia"/>
-                <w:szCs w:val="24"/>
-              </w:rPr>
-              <w:t>系統成就表</w:t>
-            </w:r>
-          </w:p>
-        </w:tc>
-      </w:tr>
-      <w:tr>
-        <w:tc>
-          <w:tcPr>
-            <w:tcW w:w="1308" w:type="pct"/>
-            <w:vAlign w:val="center"/>
-          </w:tcPr>
-          <w:p>
-            <w:pPr>
-              <w:spacing w:line="360" w:lineRule="auto"/>
-              <w:jc w:val="center"/>
-              <w:rPr>
-                <w:rFonts w:ascii="標楷體" w:eastAsia="標楷體" w:hAnsi="標楷體"/>
-                <w:szCs w:val="24"/>
-              </w:rPr>
-            </w:pPr>
-            <w:r>
-              <w:rPr>
-                <w:rFonts w:ascii="標楷體" w:eastAsia="標楷體" w:hAnsi="標楷體" w:hint="eastAsia"/>
-                <w:szCs w:val="24"/>
-              </w:rPr>
-              <w:t>T10</w:t>
-            </w:r>
-          </w:p>
-        </w:tc>
-        <w:tc>
-          <w:tcPr>
-            <w:tcW w:w="1887" w:type="pct"/>
-            <w:vAlign w:val="center"/>
-          </w:tcPr>
-          <w:p>
-            <w:pPr>
-              <w:spacing w:line="360" w:lineRule="auto"/>
-              <w:jc w:val="center"/>
-              <w:rPr>
-                <w:rFonts w:ascii="標楷體" w:eastAsia="標楷體" w:hAnsi="標楷體"/>
-                <w:szCs w:val="24"/>
-              </w:rPr>
-            </w:pPr>
-            <w:proofErr w:type="spellStart"/>
-            <w:r>
-              <w:rPr>
-                <w:rFonts w:ascii="標楷體" w:eastAsia="標楷體" w:hAnsi="標楷體" w:hint="eastAsia"/>
-                <w:szCs w:val="24"/>
-              </w:rPr>
-              <w:t>user_achievement</w:t>
-            </w:r>
-            <w:proofErr w:type="spellEnd"/>
-          </w:p>
-        </w:tc>
-        <w:tc>
-          <w:tcPr>
-            <w:tcW w:w="1805" w:type="pct"/>
-            <w:vAlign w:val="center"/>
-          </w:tcPr>
-          <w:p>
-            <w:pPr>
-              <w:spacing w:line="360" w:lineRule="auto"/>
-              <w:jc w:val="center"/>
-              <w:rPr>
-                <w:rFonts w:ascii="標楷體" w:eastAsia="標楷體" w:hAnsi="標楷體"/>
-                <w:szCs w:val="24"/>
-              </w:rPr>
-            </w:pPr>
-            <w:r>
-              <w:rPr>
-                <w:rFonts w:ascii="標楷體" w:eastAsia="標楷體" w:hAnsi="標楷體" w:hint="eastAsia"/>
-                <w:szCs w:val="24"/>
-              </w:rPr>
-              <w:t>使用者成就解鎖紀錄表</w:t>
-            </w:r>
-          </w:p>
-        </w:tc>
-      </w:tr>
-      <w:tr>
-        <w:tc>
-          <w:tcPr>
-            <w:tcW w:w="1308" w:type="pct"/>
-            <w:vAlign w:val="center"/>
-          </w:tcPr>
-          <w:p>
-            <w:pPr>
-              <w:spacing w:line="360" w:lineRule="auto"/>
-              <w:jc w:val="center"/>
-              <w:rPr>
-                <w:rFonts w:ascii="標楷體" w:eastAsia="標楷體" w:hAnsi="標楷體"/>
-                <w:szCs w:val="24"/>
-              </w:rPr>
-            </w:pPr>
-            <w:r>
-              <w:rPr>
-                <w:rFonts w:ascii="標楷體" w:eastAsia="標楷體" w:hAnsi="標楷體" w:hint="eastAsia"/>
-                <w:szCs w:val="24"/>
-              </w:rPr>
-              <w:t>T11</w:t>
-            </w:r>
-          </w:p>
-        </w:tc>
-        <w:tc>
-          <w:tcPr>
-            <w:tcW w:w="1887" w:type="pct"/>
-            <w:vAlign w:val="center"/>
-          </w:tcPr>
-          <w:p>
-            <w:pPr>
-              <w:spacing w:line="360" w:lineRule="auto"/>
-              <w:jc w:val="center"/>
-              <w:rPr>
-                <w:rFonts w:ascii="標楷體" w:eastAsia="標楷體" w:hAnsi="標楷體"/>
-                <w:szCs w:val="24"/>
-              </w:rPr>
-            </w:pPr>
-            <w:proofErr w:type="spellStart"/>
-            <w:r>
-              <w:rPr>
-                <w:rFonts w:ascii="標楷體" w:eastAsia="標楷體" w:hAnsi="標楷體" w:hint="eastAsia"/>
-                <w:szCs w:val="24"/>
-              </w:rPr>
-              <w:t>point_transaction</w:t>
-            </w:r>
-            <w:proofErr w:type="spellEnd"/>
-          </w:p>
-        </w:tc>
-        <w:tc>
-          <w:tcPr>
-            <w:tcW w:w="1805" w:type="pct"/>
-            <w:vAlign w:val="center"/>
-          </w:tcPr>
-          <w:p>
-            <w:pPr>
-              <w:spacing w:line="360" w:lineRule="auto"/>
-              <w:jc w:val="center"/>
-              <w:rPr>
-                <w:rFonts w:ascii="標楷體" w:eastAsia="標楷體" w:hAnsi="標楷體"/>
-                <w:szCs w:val="24"/>
-              </w:rPr>
-            </w:pPr>
-            <w:r>
-              <w:rPr>
-                <w:rFonts w:ascii="標楷體" w:eastAsia="標楷體" w:hAnsi="標楷體" w:hint="eastAsia"/>
-                <w:szCs w:val="24"/>
-              </w:rPr>
-              <w:t>點數交易紀錄表</w:t>
-            </w:r>
-          </w:p>
-        </w:tc>
-      </w:tr>
-      <w:tr>
-        <w:tc>
-          <w:tcPr>
-            <w:tcW w:w="1308" w:type="pct"/>
-            <w:vAlign w:val="center"/>
-          </w:tcPr>
-          <w:p>
-            <w:pPr>
-              <w:spacing w:line="360" w:lineRule="auto"/>
-              <w:jc w:val="center"/>
-              <w:rPr>
-                <w:rFonts w:ascii="標楷體" w:eastAsia="標楷體" w:hAnsi="標楷體"/>
-                <w:szCs w:val="24"/>
-              </w:rPr>
-            </w:pPr>
-            <w:r>
-              <w:rPr>
-                <w:rFonts w:ascii="標楷體" w:eastAsia="標楷體" w:hAnsi="標楷體" w:hint="eastAsia"/>
-                <w:szCs w:val="24"/>
-              </w:rPr>
-              <w:t>T12</w:t>
-            </w:r>
-          </w:p>
-        </w:tc>
-        <w:tc>
-          <w:tcPr>
-            <w:tcW w:w="1887" w:type="pct"/>
-            <w:vAlign w:val="center"/>
-          </w:tcPr>
-          <w:p>
-            <w:pPr>
-              <w:spacing w:line="360" w:lineRule="auto"/>
-              <w:jc w:val="center"/>
-              <w:rPr>
-                <w:rFonts w:ascii="標楷體" w:eastAsia="標楷體" w:hAnsi="標楷體"/>
-                <w:szCs w:val="24"/>
-              </w:rPr>
-            </w:pPr>
-            <w:proofErr w:type="spellStart"/>
-            <w:r>
-              <w:rPr>
-                <w:rFonts w:ascii="標楷體" w:eastAsia="標楷體" w:hAnsi="標楷體" w:hint="eastAsia"/>
-                <w:szCs w:val="24"/>
-              </w:rPr>
-              <w:t>friend_request</w:t>
-            </w:r>
-            <w:proofErr w:type="spellEnd"/>
-          </w:p>
-        </w:tc>
-        <w:tc>
-          <w:tcPr>
-            <w:tcW w:w="1805" w:type="pct"/>
-            <w:vAlign w:val="center"/>
-          </w:tcPr>
-          <w:p>
-            <w:pPr>
-              <w:spacing w:line="360" w:lineRule="auto"/>
-              <w:jc w:val="center"/>
-              <w:rPr>
-                <w:rFonts w:ascii="標楷體" w:eastAsia="標楷體" w:hAnsi="標楷體"/>
-                <w:szCs w:val="24"/>
-              </w:rPr>
-            </w:pPr>
-            <w:r>
-              <w:rPr>
-                <w:rFonts w:ascii="標楷體" w:eastAsia="標楷體" w:hAnsi="標楷體" w:hint="eastAsia"/>
-                <w:szCs w:val="24"/>
-              </w:rPr>
-              <w:t>好友邀請表</w:t>
-            </w:r>
-          </w:p>
-        </w:tc>
-      </w:tr>
-      <w:tr>
-        <w:tc>
-          <w:tcPr>
-            <w:tcW w:w="1308" w:type="pct"/>
-            <w:vAlign w:val="center"/>
-          </w:tcPr>
-          <w:p>
-            <w:pPr>
-              <w:spacing w:line="360" w:lineRule="auto"/>
-              <w:jc w:val="center"/>
-              <w:rPr>
-                <w:rFonts w:ascii="標楷體" w:eastAsia="標楷體" w:hAnsi="標楷體"/>
-                <w:szCs w:val="24"/>
-              </w:rPr>
-            </w:pPr>
-            <w:r>
-              <w:rPr>
-                <w:rFonts w:ascii="標楷體" w:eastAsia="標楷體" w:hAnsi="標楷體" w:hint="eastAsia"/>
-                <w:szCs w:val="24"/>
-              </w:rPr>
-              <w:t>T13</w:t>
-            </w:r>
-          </w:p>
-        </w:tc>
-        <w:tc>
-          <w:tcPr>
-            <w:tcW w:w="1887" w:type="pct"/>
-            <w:vAlign w:val="center"/>
-          </w:tcPr>
-          <w:p>
-            <w:pPr>
-              <w:spacing w:line="360" w:lineRule="auto"/>
-              <w:jc w:val="center"/>
-              <w:rPr>
-                <w:rFonts w:ascii="標楷體" w:eastAsia="標楷體" w:hAnsi="標楷體"/>
-                <w:szCs w:val="24"/>
-              </w:rPr>
-            </w:pPr>
-            <w:r>
-              <w:rPr>
-                <w:rFonts w:ascii="標楷體" w:eastAsia="標楷體" w:hAnsi="標楷體" w:hint="eastAsia"/>
-                <w:szCs w:val="24"/>
-              </w:rPr>
-              <w:t>friendship</w:t>
-            </w:r>
-          </w:p>
-        </w:tc>
-        <w:tc>
-          <w:tcPr>
-            <w:tcW w:w="1805" w:type="pct"/>
-            <w:vAlign w:val="center"/>
-          </w:tcPr>
-          <w:p>
-            <w:pPr>
-              <w:spacing w:line="360" w:lineRule="auto"/>
-              <w:jc w:val="center"/>
-              <w:rPr>
-                <w:rFonts w:ascii="標楷體" w:eastAsia="標楷體" w:hAnsi="標楷體"/>
-                <w:szCs w:val="24"/>
-              </w:rPr>
-            </w:pPr>
-            <w:r>
-              <w:rPr>
-                <w:rFonts w:ascii="標楷體" w:eastAsia="標楷體" w:hAnsi="標楷體" w:hint="eastAsia"/>
-                <w:szCs w:val="24"/>
-              </w:rPr>
-              <w:t>好友關係表</w:t>
-            </w:r>
-          </w:p>
-        </w:tc>
-      </w:tr>
-      <w:tr>
-        <w:tc>
-          <w:tcPr>
-            <w:tcW w:w="1308" w:type="pct"/>
-            <w:vAlign w:val="center"/>
-          </w:tcPr>
-          <w:p>
-            <w:pPr>
-              <w:spacing w:line="360" w:lineRule="auto"/>
-              <w:jc w:val="center"/>
-              <w:rPr>
-                <w:rFonts w:ascii="標楷體" w:eastAsia="標楷體" w:hAnsi="標楷體"/>
-                <w:szCs w:val="24"/>
-              </w:rPr>
-            </w:pPr>
-            <w:r>
-              <w:rPr>
-                <w:rFonts w:ascii="標楷體" w:eastAsia="標楷體" w:hAnsi="標楷體" w:hint="eastAsia"/>
-                <w:szCs w:val="24"/>
-              </w:rPr>
-              <w:t>T14</w:t>
-            </w:r>
-          </w:p>
-        </w:tc>
-        <w:tc>
-          <w:tcPr>
-            <w:tcW w:w="1887" w:type="pct"/>
-            <w:vAlign w:val="center"/>
-          </w:tcPr>
-          <w:p>
-            <w:pPr>
-              <w:spacing w:line="360" w:lineRule="auto"/>
-              <w:jc w:val="center"/>
-              <w:rPr>
-                <w:rFonts w:ascii="標楷體" w:eastAsia="標楷體" w:hAnsi="標楷體"/>
-                <w:szCs w:val="24"/>
-              </w:rPr>
-            </w:pPr>
-            <w:proofErr w:type="spellStart"/>
-            <w:r>
-              <w:rPr>
-                <w:rFonts w:ascii="標楷體" w:eastAsia="標楷體" w:hAnsi="標楷體" w:hint="eastAsia"/>
-                <w:szCs w:val="24"/>
-              </w:rPr>
-              <w:t>study_group</w:t>
-            </w:r>
-            <w:proofErr w:type="spellEnd"/>
-          </w:p>
-        </w:tc>
-        <w:tc>
-          <w:tcPr>
-            <w:tcW w:w="1805" w:type="pct"/>
-            <w:vAlign w:val="center"/>
-          </w:tcPr>
-          <w:p>
-            <w:pPr>
-              <w:spacing w:line="360" w:lineRule="auto"/>
-              <w:jc w:val="center"/>
-              <w:rPr>
-                <w:rFonts w:ascii="標楷體" w:eastAsia="標楷體" w:hAnsi="標楷體"/>
-                <w:szCs w:val="24"/>
-              </w:rPr>
-            </w:pPr>
-            <w:r>
-              <w:rPr>
-                <w:rFonts w:ascii="標楷體" w:eastAsia="標楷體" w:hAnsi="標楷體" w:hint="eastAsia"/>
-                <w:szCs w:val="24"/>
-              </w:rPr>
-              <w:t>學習小組表</w:t>
-            </w:r>
-          </w:p>
-        </w:tc>
-      </w:tr>
-      <w:tr>
-        <w:tc>
-          <w:tcPr>
-            <w:tcW w:w="1308" w:type="pct"/>
-            <w:vAlign w:val="center"/>
-          </w:tcPr>
-          <w:p>
-            <w:pPr>
-              <w:spacing w:line="360" w:lineRule="auto"/>
-              <w:jc w:val="center"/>
-              <w:rPr>
-                <w:rFonts w:ascii="標楷體" w:eastAsia="標楷體" w:hAnsi="標楷體"/>
-                <w:szCs w:val="24"/>
-              </w:rPr>
-            </w:pPr>
-            <w:r>
-              <w:rPr>
-                <w:rFonts w:ascii="標楷體" w:eastAsia="標楷體" w:hAnsi="標楷體" w:hint="eastAsia"/>
-                <w:szCs w:val="24"/>
-              </w:rPr>
-              <w:t>T15</w:t>
-            </w:r>
-          </w:p>
-        </w:tc>
-        <w:tc>
-          <w:tcPr>
-            <w:tcW w:w="1887" w:type="pct"/>
-            <w:vAlign w:val="center"/>
-          </w:tcPr>
-          <w:p>
-            <w:pPr>
-              <w:spacing w:line="360" w:lineRule="auto"/>
-              <w:jc w:val="center"/>
-              <w:rPr>
-                <w:rFonts w:ascii="標楷體" w:eastAsia="標楷體" w:hAnsi="標楷體"/>
-                <w:szCs w:val="24"/>
-              </w:rPr>
-            </w:pPr>
-            <w:proofErr w:type="spellStart"/>
-            <w:r>
-              <w:rPr>
-                <w:rFonts w:ascii="標楷體" w:eastAsia="標楷體" w:hAnsi="標楷體" w:hint="eastAsia"/>
-                <w:szCs w:val="24"/>
-              </w:rPr>
-              <w:t>group_member</w:t>
-            </w:r>
-            <w:proofErr w:type="spellEnd"/>
-          </w:p>
-        </w:tc>
-        <w:tc>
-          <w:tcPr>
-            <w:tcW w:w="1805" w:type="pct"/>
-            <w:vAlign w:val="center"/>
-          </w:tcPr>
-          <w:p>
-            <w:pPr>
-              <w:spacing w:line="360" w:lineRule="auto"/>
-              <w:jc w:val="center"/>
-              <w:rPr>
-                <w:rFonts w:ascii="標楷體" w:eastAsia="標楷體" w:hAnsi="標楷體"/>
-                <w:szCs w:val="24"/>
-              </w:rPr>
-            </w:pPr>
-            <w:r>
-              <w:rPr>
-                <w:rFonts w:ascii="標楷體" w:eastAsia="標楷體" w:hAnsi="標楷體" w:hint="eastAsia"/>
-                <w:szCs w:val="24"/>
-              </w:rPr>
-              <w:t>小組成員表</w:t>
-            </w:r>
-          </w:p>
-        </w:tc>
-      </w:tr>
-      <w:tr>
-        <w:tc>
-          <w:tcPr>
-            <w:tcW w:w="1308" w:type="pct"/>
-            <w:vAlign w:val="center"/>
-          </w:tcPr>
-          <w:p>
-            <w:pPr>
-              <w:spacing w:line="360" w:lineRule="auto"/>
-              <w:jc w:val="center"/>
-              <w:rPr>
-                <w:rFonts w:ascii="標楷體" w:eastAsia="標楷體" w:hAnsi="標楷體"/>
-                <w:szCs w:val="24"/>
-              </w:rPr>
-            </w:pPr>
-            <w:r>
-              <w:rPr>
-                <w:rFonts w:ascii="標楷體" w:eastAsia="標楷體" w:hAnsi="標楷體" w:hint="eastAsia"/>
-                <w:szCs w:val="24"/>
-              </w:rPr>
-              <w:t>T16</w:t>
-            </w:r>
-          </w:p>
-        </w:tc>
-        <w:tc>
-          <w:tcPr>
-            <w:tcW w:w="1887" w:type="pct"/>
-            <w:vAlign w:val="center"/>
-          </w:tcPr>
-          <w:p>
-            <w:pPr>
-              <w:spacing w:line="360" w:lineRule="auto"/>
-              <w:jc w:val="center"/>
-              <w:rPr>
-                <w:rFonts w:ascii="標楷體" w:eastAsia="標楷體" w:hAnsi="標楷體"/>
-                <w:szCs w:val="24"/>
-              </w:rPr>
-            </w:pPr>
-            <w:proofErr w:type="spellStart"/>
-            <w:r>
-              <w:rPr>
-                <w:rFonts w:ascii="標楷體" w:eastAsia="標楷體" w:hAnsi="標楷體" w:hint="eastAsia"/>
-                <w:szCs w:val="24"/>
-              </w:rPr>
-              <w:t>group_invite</w:t>
-            </w:r>
-            <w:proofErr w:type="spellEnd"/>
-          </w:p>
-        </w:tc>
-        <w:tc>
-          <w:tcPr>
-            <w:tcW w:w="1805" w:type="pct"/>
-            <w:vAlign w:val="center"/>
-          </w:tcPr>
-          <w:p>
-            <w:pPr>
-              <w:spacing w:line="360" w:lineRule="auto"/>
-              <w:jc w:val="center"/>
-              <w:rPr>
-                <w:rFonts w:ascii="標楷體" w:eastAsia="標楷體" w:hAnsi="標楷體"/>
-                <w:szCs w:val="24"/>
-              </w:rPr>
-            </w:pPr>
-            <w:r>
-              <w:rPr>
-                <w:rFonts w:ascii="標楷體" w:eastAsia="標楷體" w:hAnsi="標楷體" w:hint="eastAsia"/>
-                <w:szCs w:val="24"/>
-              </w:rPr>
-              <w:t>小組邀請表</w:t>
-            </w:r>
-          </w:p>
-        </w:tc>
-      </w:tr>
-      <w:tr>
-        <w:tc>
-          <w:tcPr>
-            <w:tcW w:w="1308" w:type="pct"/>
-            <w:vAlign w:val="center"/>
-          </w:tcPr>
-          <w:p>
-            <w:pPr>
-              <w:spacing w:line="360" w:lineRule="auto"/>
-              <w:jc w:val="center"/>
-              <w:rPr>
-                <w:rFonts w:ascii="標楷體" w:eastAsia="標楷體" w:hAnsi="標楷體"/>
-                <w:szCs w:val="24"/>
-              </w:rPr>
-            </w:pPr>
-            <w:r>
-              <w:rPr>
-                <w:rFonts w:ascii="標楷體" w:eastAsia="標楷體" w:hAnsi="標楷體" w:hint="eastAsia"/>
-                <w:szCs w:val="24"/>
-              </w:rPr>
-              <w:t>T17</w:t>
-            </w:r>
-          </w:p>
-        </w:tc>
-        <w:tc>
-          <w:tcPr>
-            <w:tcW w:w="1887" w:type="pct"/>
-            <w:vAlign w:val="center"/>
-          </w:tcPr>
-          <w:p>
-            <w:pPr>
-              <w:spacing w:line="360" w:lineRule="auto"/>
-              <w:jc w:val="center"/>
-              <w:rPr>
-                <w:rFonts w:ascii="標楷體" w:eastAsia="標楷體" w:hAnsi="標楷體"/>
-                <w:szCs w:val="24"/>
-              </w:rPr>
-            </w:pPr>
-            <w:r>
-              <w:rPr>
-                <w:rFonts w:ascii="標楷體" w:eastAsia="標楷體" w:hAnsi="標楷體" w:hint="eastAsia"/>
-                <w:szCs w:val="24"/>
-              </w:rPr>
-              <w:t>feedback</w:t>
-            </w:r>
-          </w:p>
-        </w:tc>
-        <w:tc>
-          <w:tcPr>
-            <w:tcW w:w="1805" w:type="pct"/>
-            <w:vAlign w:val="center"/>
-          </w:tcPr>
-          <w:p>
-            <w:pPr>
-              <w:spacing w:line="360" w:lineRule="auto"/>
-              <w:jc w:val="center"/>
-              <w:rPr>
-                <w:rFonts w:ascii="標楷體" w:eastAsia="標楷體" w:hAnsi="標楷體"/>
-                <w:szCs w:val="24"/>
-              </w:rPr>
-            </w:pPr>
-            <w:r>
-              <w:rPr>
-                <w:rFonts w:ascii="標楷體" w:eastAsia="標楷體" w:hAnsi="標楷體" w:hint="eastAsia"/>
-                <w:szCs w:val="24"/>
-              </w:rPr>
-              <w:t>系統回饋表</w:t>
-            </w:r>
-          </w:p>
-        </w:tc>
-      </w:tr>
-      <w:tr>
-        <w:tc>
-          <w:tcPr>
-            <w:tcW w:w="1308" w:type="pct"/>
-            <w:vAlign w:val="center"/>
-          </w:tcPr>
-          <w:p>
-            <w:pPr>
-              <w:spacing w:line="360" w:lineRule="auto"/>
-              <w:jc w:val="center"/>
-              <w:rPr>
-                <w:rFonts w:ascii="標楷體" w:eastAsia="標楷體" w:hAnsi="標楷體"/>
-                <w:szCs w:val="24"/>
-              </w:rPr>
-            </w:pPr>
-            <w:r>
-              <w:rPr>
-                <w:rFonts w:ascii="標楷體" w:eastAsia="標楷體" w:hAnsi="標楷體" w:hint="eastAsia"/>
-                <w:szCs w:val="24"/>
-              </w:rPr>
-              <w:t>T18</w:t>
-            </w:r>
-          </w:p>
-        </w:tc>
-        <w:tc>
-          <w:tcPr>
-            <w:tcW w:w="1887" w:type="pct"/>
-            <w:vAlign w:val="center"/>
-          </w:tcPr>
-          <w:p>
-            <w:pPr>
-              <w:spacing w:line="360" w:lineRule="auto"/>
-              <w:jc w:val="center"/>
-              <w:rPr>
-                <w:rFonts w:ascii="標楷體" w:eastAsia="標楷體" w:hAnsi="標楷體"/>
-                <w:szCs w:val="24"/>
-              </w:rPr>
-            </w:pPr>
-            <w:proofErr w:type="spellStart"/>
-            <w:r>
-              <w:rPr>
-                <w:rFonts w:ascii="標楷體" w:eastAsia="標楷體" w:hAnsi="標楷體" w:hint="eastAsia"/>
-                <w:szCs w:val="24"/>
-              </w:rPr>
-              <w:t>point_package</w:t>
-            </w:r>
-            <w:proofErr w:type="spellEnd"/>
-          </w:p>
-        </w:tc>
-        <w:tc>
-          <w:tcPr>
-            <w:tcW w:w="1805" w:type="pct"/>
-            <w:vAlign w:val="center"/>
-          </w:tcPr>
-          <w:p>
-            <w:pPr>
-              <w:spacing w:line="360" w:lineRule="auto"/>
-              <w:jc w:val="center"/>
-              <w:rPr>
-                <w:rFonts w:ascii="標楷體" w:eastAsia="標楷體" w:hAnsi="標楷體"/>
-                <w:szCs w:val="24"/>
-              </w:rPr>
-            </w:pPr>
-            <w:r>
-              <w:rPr>
-                <w:rFonts w:ascii="標楷體" w:eastAsia="標楷體" w:hAnsi="標楷體" w:hint="eastAsia"/>
-                <w:szCs w:val="24"/>
-              </w:rPr>
-              <w:t>購點方案表</w:t>
-            </w:r>
-          </w:p>
-        </w:tc>
-      </w:tr>
-      <w:tr>
-        <w:tc>
-          <w:tcPr>
-            <w:tcW w:w="1308" w:type="pct"/>
-            <w:vAlign w:val="center"/>
-          </w:tcPr>
-          <w:p>
-            <w:pPr>
-              <w:spacing w:line="360" w:lineRule="auto"/>
-              <w:jc w:val="center"/>
-              <w:rPr>
-                <w:rFonts w:ascii="標楷體" w:eastAsia="標楷體" w:hAnsi="標楷體"/>
-                <w:szCs w:val="24"/>
-              </w:rPr>
-            </w:pPr>
-            <w:r>
-              <w:rPr>
-                <w:rFonts w:ascii="標楷體" w:eastAsia="標楷體" w:hAnsi="標楷體" w:hint="eastAsia"/>
-                <w:szCs w:val="24"/>
-              </w:rPr>
-              <w:t>T19</w:t>
-            </w:r>
-          </w:p>
-        </w:tc>
-        <w:tc>
-          <w:tcPr>
-            <w:tcW w:w="1887" w:type="pct"/>
-            <w:vAlign w:val="center"/>
-          </w:tcPr>
-          <w:p>
-            <w:pPr>
-              <w:spacing w:line="360" w:lineRule="auto"/>
-              <w:jc w:val="center"/>
-              <w:rPr>
-                <w:rFonts w:ascii="標楷體" w:eastAsia="標楷體" w:hAnsi="標楷體"/>
-                <w:szCs w:val="24"/>
-              </w:rPr>
-            </w:pPr>
-            <w:proofErr w:type="spellStart"/>
-            <w:r>
-              <w:rPr>
-                <w:rFonts w:ascii="標楷體" w:eastAsia="標楷體" w:hAnsi="標楷體" w:hint="eastAsia"/>
-                <w:szCs w:val="24"/>
-              </w:rPr>
-              <w:t>subscription_plan</w:t>
-            </w:r>
-            <w:proofErr w:type="spellEnd"/>
-          </w:p>
-        </w:tc>
-        <w:tc>
-          <w:tcPr>
-            <w:tcW w:w="1805" w:type="pct"/>
-            <w:vAlign w:val="center"/>
-          </w:tcPr>
-          <w:p>
-            <w:pPr>
-              <w:spacing w:line="360" w:lineRule="auto"/>
-              <w:jc w:val="center"/>
-              <w:rPr>
-                <w:rFonts w:ascii="標楷體" w:eastAsia="標楷體" w:hAnsi="標楷體"/>
-                <w:szCs w:val="24"/>
-              </w:rPr>
-            </w:pPr>
-            <w:r>
-              <w:rPr>
-                <w:rFonts w:ascii="標楷體" w:eastAsia="標楷體" w:hAnsi="標楷體" w:hint="eastAsia"/>
-                <w:szCs w:val="24"/>
-              </w:rPr>
-              <w:t>訂閱方案資料表</w:t>
-            </w:r>
-          </w:p>
-        </w:tc>
-      </w:tr>
-      <w:tr>
-        <w:tc>
-          <w:tcPr>
-            <w:tcW w:w="1308" w:type="pct"/>
-            <w:vAlign w:val="center"/>
-          </w:tcPr>
-          <w:p>
-            <w:pPr>
-              <w:spacing w:line="360" w:lineRule="auto"/>
-              <w:jc w:val="center"/>
-              <w:rPr>
-                <w:rFonts w:ascii="標楷體" w:eastAsia="標楷體" w:hAnsi="標楷體"/>
-                <w:szCs w:val="24"/>
-              </w:rPr>
-            </w:pPr>
-            <w:r>
-              <w:rPr>
-                <w:rFonts w:ascii="標楷體" w:eastAsia="標楷體" w:hAnsi="標楷體" w:hint="eastAsia"/>
-                <w:szCs w:val="24"/>
-              </w:rPr>
-              <w:t>T20</w:t>
-            </w:r>
-          </w:p>
-        </w:tc>
-        <w:tc>
-          <w:tcPr>
-            <w:tcW w:w="1887" w:type="pct"/>
-            <w:vAlign w:val="center"/>
-          </w:tcPr>
-          <w:p>
-            <w:pPr>
-              <w:spacing w:line="360" w:lineRule="auto"/>
-              <w:jc w:val="center"/>
-              <w:rPr>
-                <w:rFonts w:ascii="標楷體" w:eastAsia="標楷體" w:hAnsi="標楷體"/>
-                <w:szCs w:val="24"/>
-              </w:rPr>
-            </w:pPr>
-            <w:proofErr w:type="spellStart"/>
-            <w:r>
-              <w:rPr>
-                <w:rFonts w:ascii="標楷體" w:eastAsia="標楷體" w:hAnsi="標楷體" w:hint="eastAsia"/>
-                <w:szCs w:val="24"/>
-              </w:rPr>
-              <w:t>user_subscription</w:t>
-            </w:r>
-            <w:proofErr w:type="spellEnd"/>
-          </w:p>
-        </w:tc>
-        <w:tc>
-          <w:tcPr>
-            <w:tcW w:w="1805" w:type="pct"/>
-            <w:vAlign w:val="center"/>
-          </w:tcPr>
-          <w:p>
-            <w:pPr>
-              <w:spacing w:line="360" w:lineRule="auto"/>
-              <w:jc w:val="center"/>
-              <w:rPr>
-                <w:rFonts w:ascii="標楷體" w:eastAsia="標楷體" w:hAnsi="標楷體"/>
-                <w:szCs w:val="24"/>
-              </w:rPr>
-            </w:pPr>
-            <w:r>
-              <w:rPr>
-                <w:rFonts w:ascii="標楷體" w:eastAsia="標楷體" w:hAnsi="標楷體" w:hint="eastAsia"/>
-                <w:szCs w:val="24"/>
-              </w:rPr>
-              <w:t>使用者訂閱紀錄表</w:t>
-            </w:r>
-          </w:p>
-        </w:tc>
-      </w:tr>
-      <w:tr>
-        <w:tc>
-          <w:tcPr>
-            <w:tcW w:w="1308" w:type="pct"/>
-            <w:vAlign w:val="center"/>
-          </w:tcPr>
-          <w:p>
-            <w:pPr>
-              <w:spacing w:line="360" w:lineRule="auto"/>
-              <w:jc w:val="center"/>
-              <w:rPr>
-                <w:rFonts w:ascii="標楷體" w:eastAsia="標楷體" w:hAnsi="標楷體"/>
-                <w:szCs w:val="24"/>
-              </w:rPr>
-            </w:pPr>
-            <w:r>
-              <w:rPr>
-                <w:rFonts w:ascii="標楷體" w:eastAsia="標楷體" w:hAnsi="標楷體" w:hint="eastAsia"/>
-                <w:szCs w:val="24"/>
-              </w:rPr>
-              <w:t>T21</w:t>
-            </w:r>
-          </w:p>
-        </w:tc>
-        <w:tc>
-          <w:tcPr>
-            <w:tcW w:w="1887" w:type="pct"/>
-            <w:vAlign w:val="center"/>
-          </w:tcPr>
-          <w:p>
-            <w:pPr>
-              <w:spacing w:line="360" w:lineRule="auto"/>
-              <w:jc w:val="center"/>
-              <w:rPr>
-                <w:rFonts w:ascii="標楷體" w:eastAsia="標楷體" w:hAnsi="標楷體"/>
-                <w:szCs w:val="24"/>
-              </w:rPr>
-            </w:pPr>
-            <w:r>
-              <w:rPr>
-                <w:rFonts w:ascii="標楷體" w:eastAsia="標楷體" w:hAnsi="標楷體" w:hint="eastAsia"/>
-                <w:szCs w:val="24"/>
-              </w:rPr>
-              <w:t>notification</w:t>
-            </w:r>
-          </w:p>
-        </w:tc>
-        <w:tc>
-          <w:tcPr>
-            <w:tcW w:w="1805" w:type="pct"/>
-            <w:vAlign w:val="center"/>
-          </w:tcPr>
-          <w:p>
-            <w:pPr>
-              <w:spacing w:line="360" w:lineRule="auto"/>
-              <w:jc w:val="center"/>
-              <w:rPr>
-                <w:rFonts w:ascii="標楷體" w:eastAsia="標楷體" w:hAnsi="標楷體"/>
-                <w:szCs w:val="24"/>
-              </w:rPr>
-            </w:pPr>
-            <w:r>
-              <w:rPr>
-                <w:rFonts w:ascii="標楷體" w:eastAsia="標楷體" w:hAnsi="標楷體" w:hint="eastAsia"/>
-                <w:szCs w:val="24"/>
-              </w:rPr>
-              <w:t>系統通知紀錄表</w:t>
-            </w:r>
-          </w:p>
-        </w:tc>
-      </w:tr>
-      <w:tr>
-        <w:tc>
-          <w:tcPr>
-            <w:tcW w:w="1308" w:type="pct"/>
-            <w:vAlign w:val="center"/>
-          </w:tcPr>
-          <w:p>
-            <w:pPr>
-              <w:spacing w:line="360" w:lineRule="auto"/>
-              <w:jc w:val="center"/>
-              <w:rPr>
-                <w:rFonts w:ascii="標楷體" w:eastAsia="標楷體" w:hAnsi="標楷體"/>
-                <w:szCs w:val="24"/>
-              </w:rPr>
-            </w:pPr>
-            <w:r>
-              <w:rPr>
-                <w:rFonts w:ascii="標楷體" w:eastAsia="標楷體" w:hAnsi="標楷體" w:hint="eastAsia"/>
-                <w:szCs w:val="24"/>
-              </w:rPr>
-              <w:t>T22</w:t>
-            </w:r>
-          </w:p>
-        </w:tc>
-        <w:tc>
-          <w:tcPr>
-            <w:tcW w:w="1887" w:type="pct"/>
-            <w:vAlign w:val="center"/>
-          </w:tcPr>
-          <w:p>
-            <w:pPr>
-              <w:spacing w:line="360" w:lineRule="auto"/>
-              <w:jc w:val="center"/>
-              <w:rPr>
-                <w:rFonts w:ascii="標楷體" w:eastAsia="標楷體" w:hAnsi="標楷體"/>
-                <w:szCs w:val="24"/>
-              </w:rPr>
-            </w:pPr>
-            <w:r>
-              <w:rPr>
-                <w:rFonts w:ascii="標楷體" w:eastAsia="標楷體" w:hAnsi="標楷體" w:hint="eastAsia"/>
-                <w:szCs w:val="24"/>
-              </w:rPr>
-              <w:t>admin</w:t>
-            </w:r>
-          </w:p>
-        </w:tc>
-        <w:tc>
-          <w:tcPr>
-            <w:tcW w:w="1805" w:type="pct"/>
-            <w:vAlign w:val="center"/>
-          </w:tcPr>
-          <w:p>
-            <w:pPr>
-              <w:spacing w:line="360" w:lineRule="auto"/>
-              <w:jc w:val="center"/>
-              <w:rPr>
-                <w:rFonts w:ascii="標楷體" w:eastAsia="標楷體" w:hAnsi="標楷體"/>
-                <w:szCs w:val="24"/>
-              </w:rPr>
-            </w:pPr>
-            <w:r>
-              <w:rPr>
-                <w:rFonts w:ascii="標楷體" w:eastAsia="標楷體" w:hAnsi="標楷體" w:hint="eastAsia"/>
-                <w:szCs w:val="24"/>
-              </w:rPr>
-              <w:t>系統</w:t>
-            </w:r>
-            <w:proofErr w:type="gramStart"/>
-            <w:r>
-              <w:rPr>
-                <w:rFonts w:ascii="標楷體" w:eastAsia="標楷體" w:hAnsi="標楷體" w:hint="eastAsia"/>
-                <w:szCs w:val="24"/>
-              </w:rPr>
-              <w:t>管理者表</w:t>
-            </w:r>
-            <w:proofErr w:type="gramEnd"/>
-          </w:p>
-        </w:tc>
-      </w:tr>
-      <w:tr>
-        <w:tc>
-          <w:tcPr>
-            <w:tcW w:w="1308" w:type="pct"/>
-            <w:vAlign w:val="center"/>
-          </w:tcPr>
-          <w:p>
-            <w:pPr>
-              <w:spacing w:line="360" w:lineRule="auto"/>
-              <w:jc w:val="center"/>
-              <w:rPr>
-                <w:rFonts w:ascii="標楷體" w:eastAsia="標楷體" w:hAnsi="標楷體"/>
-                <w:szCs w:val="24"/>
-              </w:rPr>
-            </w:pPr>
-            <w:r>
-              <w:rPr>
-                <w:rFonts w:ascii="標楷體" w:eastAsia="標楷體" w:hAnsi="標楷體" w:hint="eastAsia"/>
-                <w:szCs w:val="24"/>
-              </w:rPr>
-              <w:lastRenderedPageBreak/>
-              <w:t>T01</w:t>
-            </w:r>
-          </w:p>
-        </w:tc>
-        <w:tc>
-          <w:tcPr>
-            <w:tcW w:w="1887" w:type="pct"/>
-            <w:vAlign w:val="center"/>
-          </w:tcPr>
-          <w:p>
-            <w:pPr>
-              <w:spacing w:line="360" w:lineRule="auto"/>
-              <w:jc w:val="center"/>
-              <w:rPr>
-                <w:rFonts w:ascii="標楷體" w:eastAsia="標楷體" w:hAnsi="標楷體"/>
-                <w:szCs w:val="24"/>
-              </w:rPr>
-            </w:pPr>
-            <w:r>
-              <w:rPr>
-                <w:rFonts w:ascii="標楷體" w:eastAsia="標楷體" w:hAnsi="標楷體" w:hint="eastAsia"/>
-                <w:szCs w:val="24"/>
-              </w:rPr>
-              <w:t>user</w:t>
-            </w:r>
-          </w:p>
-        </w:tc>
-        <w:tc>
-          <w:tcPr>
-            <w:tcW w:w="1805" w:type="pct"/>
-            <w:vAlign w:val="center"/>
-          </w:tcPr>
-          <w:p>
-            <w:pPr>
-              <w:spacing w:line="360" w:lineRule="auto"/>
-              <w:jc w:val="center"/>
-              <w:rPr>
-                <w:rFonts w:ascii="標楷體" w:eastAsia="標楷體" w:hAnsi="標楷體"/>
-                <w:szCs w:val="24"/>
-              </w:rPr>
-            </w:pPr>
-            <w:r>
-              <w:rPr>
-                <w:rFonts w:ascii="標楷體" w:eastAsia="標楷體" w:hAnsi="標楷體" w:hint="eastAsia"/>
-                <w:szCs w:val="24"/>
-              </w:rPr>
-              <w:t>使用者資料</w:t>
-            </w:r>
-          </w:p>
-        </w:tc>
-      </w:tr>
-    </w:tbl>
-    <w:p>
-      <w:pPr>
-        <w:rPr>
-          <w:rFonts w:ascii="標楷體" w:eastAsia="標楷體" w:hAnsi="標楷體"/>
-        </w:rPr>
-      </w:pPr>
-    </w:p>
-    <w:p>
-      <w:pPr>
         <w:rPr>
           <w:rFonts w:ascii="標楷體" w:eastAsia="標楷體" w:hAnsi="標楷體"/>
         </w:rPr>
@@ -2125,6 +349,13 @@
                 <w:szCs w:val="24"/>
               </w:rPr>
               <w:t>使用者資料</w:t>
+            </w:r>
+            <w:r>
+              <w:rPr>
+                <w:rFonts w:ascii="標楷體" w:eastAsia="標楷體" w:hAnsi="標楷體" w:hint="eastAsia"/>
+                <w:szCs w:val="24"/>
+              </w:rPr>
+              <w:t>表</w:t>
             </w:r>
           </w:p>
         </w:tc>
@@ -3694,10 +1925,10 @@
           <w:noProof/>
         </w:rPr>
         <w:drawing>
-          <wp:inline distT="0" distB="0" distL="0" distR="0" wp14:anchorId="7B5BBCE3" wp14:editId="0C4B6A1D">
-            <wp:extent cx="5253021" cy="5829300"/>
-            <wp:effectExtent l="0" t="0" r="5080" b="0"/>
-            <wp:docPr id="2" name="圖片 2"/>
+          <wp:inline distT="0" distB="0" distL="0" distR="0" wp14:anchorId="2EA7EE0D" wp14:editId="077A265C">
+            <wp:extent cx="5633482" cy="6614961"/>
+            <wp:effectExtent l="0" t="0" r="5715" b="0"/>
+            <wp:docPr id="5" name="圖片 5"/>
             <wp:cNvGraphicFramePr>
               <a:graphicFrameLocks xmlns:a="http://schemas.openxmlformats.org/drawingml/2006/main" noChangeAspect="1"/>
             </wp:cNvGraphicFramePr>
@@ -3705,12 +1936,12 @@
               <a:graphicData uri="http://schemas.openxmlformats.org/drawingml/2006/picture">
                 <pic:pic xmlns:pic="http://schemas.openxmlformats.org/drawingml/2006/picture">
                   <pic:nvPicPr>
-                    <pic:cNvPr id="0" name="Picture 1"/>
+                    <pic:cNvPr id="0" name="Picture 3"/>
                     <pic:cNvPicPr>
                       <a:picLocks noChangeAspect="1" noChangeArrowheads="1"/>
                     </pic:cNvPicPr>
                   </pic:nvPicPr>
-                  <pic:blipFill rotWithShape="1">
+                  <pic:blipFill>
                     <a:blip r:embed="rId6" cstate="print">
                       <a:extLst>
                         <a:ext uri="{28A0092B-C50C-407E-A947-70E740481C1C}">
@@ -3718,13 +1949,15 @@
                         </a:ext>
                       </a:extLst>
                     </a:blip>
-                    <a:srcRect l="2232" t="3052" r="2399" b="2894"/>
-                    <a:stretch/>
+                    <a:srcRect/>
+                    <a:stretch>
+                      <a:fillRect/>
+                    </a:stretch>
                   </pic:blipFill>
                   <pic:spPr bwMode="auto">
                     <a:xfrm>
                       <a:off x="0" y="0"/>
-                      <a:ext cx="5259202" cy="5836159"/>
+                      <a:ext cx="5647793" cy="6631765"/>
                     </a:xfrm>
                     <a:prstGeom prst="rect">
                       <a:avLst/>
@@ -3733,11 +1966,6 @@
                     <a:ln>
                       <a:noFill/>
                     </a:ln>
-                    <a:extLst>
-                      <a:ext uri="{53640926-AAD7-44D8-BBD7-CCE9431645EC}">
-                        <a14:shadowObscured xmlns:a14="http://schemas.microsoft.com/office/drawing/2010/main"/>
-                      </a:ext>
-                    </a:extLst>
                   </pic:spPr>
                 </pic:pic>
               </a:graphicData>
@@ -7554,15 +5782,20 @@
               </w:rPr>
               <w:t xml:space="preserve"> </w:t>
             </w:r>
-            <w:proofErr w:type="spellStart"/>
-            <w:r>
-              <w:rPr>
-                <w:rFonts w:ascii="標楷體" w:eastAsia="標楷體" w:hAnsi="標楷體"/>
-                <w:szCs w:val="24"/>
-              </w:rPr>
-              <w:t>admim</w:t>
-            </w:r>
-            <w:proofErr w:type="spellEnd"/>
+            <w:r>
+              <w:rPr>
+                <w:rFonts w:ascii="標楷體" w:eastAsia="標楷體" w:hAnsi="標楷體"/>
+                <w:szCs w:val="24"/>
+              </w:rPr>
+              <w:t>admi</w:t>
+            </w:r>
+            <w:r>
+              <w:rPr>
+                <w:rFonts w:ascii="標楷體" w:eastAsia="標楷體" w:hAnsi="標楷體"/>
+                <w:szCs w:val="24"/>
+              </w:rPr>
+              <w:t>n</w:t>
+            </w:r>
             <w:proofErr w:type="gramStart"/>
             <w:r>
               <w:rPr>
@@ -18347,9 +16580,8 @@
             <w:pPr>
               <w:spacing w:line="360" w:lineRule="auto"/>
               <w:rPr>
-                <w:rFonts w:ascii="標楷體" w:eastAsia="標楷體" w:hAnsi="標楷體" w:cs="新細明體"/>
-                <w:szCs w:val="24"/>
-                <w:highlight w:val="yellow"/>
+                <w:rFonts w:ascii="標楷體" w:eastAsia="標楷體" w:hAnsi="標楷體"/>
+                <w:szCs w:val="24"/>
               </w:rPr>
             </w:pPr>
             <w:proofErr w:type="spellStart"/>
@@ -18357,9 +16589,8 @@
               <w:rPr>
                 <w:rFonts w:ascii="標楷體" w:eastAsia="標楷體" w:hAnsi="標楷體"/>
                 <w:szCs w:val="24"/>
-                <w:highlight w:val="yellow"/>
-              </w:rPr>
-              <w:t>host_id</w:t>
+              </w:rPr>
+              <w:t>created_at</w:t>
             </w:r>
             <w:proofErr w:type="spellEnd"/>
           </w:p>
@@ -18375,16 +16606,14 @@
               <w:rPr>
                 <w:rFonts w:ascii="標楷體" w:eastAsia="標楷體" w:hAnsi="標楷體"/>
                 <w:szCs w:val="24"/>
-                <w:highlight w:val="yellow"/>
-              </w:rPr>
-            </w:pPr>
-            <w:r>
-              <w:rPr>
-                <w:rFonts w:ascii="標楷體" w:eastAsia="標楷體" w:hAnsi="標楷體"/>
-                <w:szCs w:val="24"/>
-                <w:highlight w:val="yellow"/>
-              </w:rPr>
-              <w:t>房主ID</w:t>
+              </w:rPr>
+            </w:pPr>
+            <w:r>
+              <w:rPr>
+                <w:rFonts w:ascii="標楷體" w:eastAsia="標楷體" w:hAnsi="標楷體"/>
+                <w:szCs w:val="24"/>
+              </w:rPr>
+              <w:t>建立時間</w:t>
             </w:r>
           </w:p>
         </w:tc>
@@ -18399,16 +16628,14 @@
               <w:rPr>
                 <w:rFonts w:ascii="標楷體" w:eastAsia="標楷體" w:hAnsi="標楷體"/>
                 <w:szCs w:val="24"/>
-                <w:highlight w:val="yellow"/>
-              </w:rPr>
-            </w:pPr>
-            <w:r>
-              <w:rPr>
-                <w:rFonts w:ascii="標楷體" w:eastAsia="標楷體" w:hAnsi="標楷體"/>
-                <w:szCs w:val="24"/>
-                <w:highlight w:val="yellow"/>
-              </w:rPr>
-              <w:t>INT</w:t>
+              </w:rPr>
+            </w:pPr>
+            <w:r>
+              <w:rPr>
+                <w:rFonts w:ascii="標楷體" w:eastAsia="標楷體" w:hAnsi="標楷體"/>
+                <w:szCs w:val="24"/>
+              </w:rPr>
+              <w:t>DATETIME</w:t>
             </w:r>
           </w:p>
         </w:tc>
@@ -18423,27 +16650,15 @@
               <w:rPr>
                 <w:rFonts w:ascii="標楷體" w:eastAsia="標楷體" w:hAnsi="標楷體"/>
                 <w:szCs w:val="24"/>
-                <w:highlight w:val="yellow"/>
-              </w:rPr>
-            </w:pPr>
-            <w:r>
-              <w:rPr>
-                <w:rFonts w:ascii="標楷體" w:eastAsia="標楷體" w:hAnsi="標楷體"/>
-                <w:szCs w:val="24"/>
-                <w:highlight w:val="yellow"/>
-              </w:rPr>
-              <w:t xml:space="preserve">4 </w:t>
-            </w:r>
-            <w:proofErr w:type="gramStart"/>
-            <w:r>
-              <w:rPr>
-                <w:rFonts w:ascii="標楷體" w:eastAsia="標楷體" w:hAnsi="標楷體"/>
-                <w:szCs w:val="24"/>
-                <w:highlight w:val="yellow"/>
-              </w:rPr>
-              <w:t>byte</w:t>
-            </w:r>
-            <w:proofErr w:type="gramEnd"/>
+              </w:rPr>
+            </w:pPr>
+            <w:r>
+              <w:rPr>
+                <w:rFonts w:ascii="標楷體" w:eastAsia="標楷體" w:hAnsi="標楷體"/>
+                <w:szCs w:val="24"/>
+              </w:rPr>
+              <w:t>-</w:t>
+            </w:r>
           </w:p>
         </w:tc>
         <w:tc>
@@ -18457,7 +16672,6 @@
               <w:rPr>
                 <w:rFonts w:ascii="標楷體" w:eastAsia="標楷體" w:hAnsi="標楷體"/>
                 <w:szCs w:val="24"/>
-                <w:highlight w:val="yellow"/>
               </w:rPr>
             </w:pPr>
           </w:p>
@@ -18471,19 +16685,10 @@
             <w:pPr>
               <w:spacing w:line="360" w:lineRule="auto"/>
               <w:rPr>
-                <w:rFonts w:ascii="標楷體" w:eastAsia="標楷體" w:hAnsi="標楷體" w:cs="新細明體"/>
-                <w:szCs w:val="24"/>
-                <w:highlight w:val="yellow"/>
-              </w:rPr>
-            </w:pPr>
-            <w:r>
-              <w:rPr>
-                <w:rFonts w:ascii="標楷體" w:eastAsia="標楷體" w:hAnsi="標楷體"/>
-                <w:szCs w:val="24"/>
-                <w:highlight w:val="yellow"/>
-              </w:rPr>
-              <w:t>user.id</w:t>
-            </w:r>
+                <w:rFonts w:ascii="標楷體" w:eastAsia="標楷體" w:hAnsi="標楷體" w:cs="Times New Roman"/>
+                <w:szCs w:val="24"/>
+              </w:rPr>
+            </w:pPr>
           </w:p>
         </w:tc>
       </w:tr>
@@ -18497,7 +16702,7 @@
             <w:pPr>
               <w:spacing w:line="360" w:lineRule="auto"/>
               <w:rPr>
-                <w:rFonts w:ascii="標楷體" w:eastAsia="標楷體" w:hAnsi="標楷體"/>
+                <w:rFonts w:ascii="標楷體" w:eastAsia="標楷體" w:hAnsi="標楷體" w:cs="新細明體"/>
                 <w:szCs w:val="24"/>
               </w:rPr>
             </w:pPr>
@@ -18507,7 +16712,7 @@
                 <w:rFonts w:ascii="標楷體" w:eastAsia="標楷體" w:hAnsi="標楷體"/>
                 <w:szCs w:val="24"/>
               </w:rPr>
-              <w:t>created_at</w:t>
+              <w:t>goal_type</w:t>
             </w:r>
             <w:proofErr w:type="spellEnd"/>
           </w:p>
@@ -18530,7 +16735,7 @@
                 <w:rFonts w:ascii="標楷體" w:eastAsia="標楷體" w:hAnsi="標楷體"/>
                 <w:szCs w:val="24"/>
               </w:rPr>
-              <w:t>建立時間</w:t>
+              <w:t>目標類型</w:t>
             </w:r>
           </w:p>
         </w:tc>
@@ -18552,7 +16757,7 @@
                 <w:rFonts w:ascii="標楷體" w:eastAsia="標楷體" w:hAnsi="標楷體"/>
                 <w:szCs w:val="24"/>
               </w:rPr>
-              <w:t>DATETIME</w:t>
+              <w:t>VARCHAR</w:t>
             </w:r>
           </w:p>
         </w:tc>
@@ -18574,7 +16779,7 @@
                 <w:rFonts w:ascii="標楷體" w:eastAsia="標楷體" w:hAnsi="標楷體"/>
                 <w:szCs w:val="24"/>
               </w:rPr>
-              <w:t>-</w:t>
+              <w:t>50</w:t>
             </w:r>
           </w:p>
         </w:tc>
@@ -18629,7 +16834,7 @@
                 <w:rFonts w:ascii="標楷體" w:eastAsia="標楷體" w:hAnsi="標楷體"/>
                 <w:szCs w:val="24"/>
               </w:rPr>
-              <w:t>goal_type</w:t>
+              <w:t>goal_target</w:t>
             </w:r>
             <w:proofErr w:type="spellEnd"/>
           </w:p>
@@ -18652,7 +16857,7 @@
                 <w:rFonts w:ascii="標楷體" w:eastAsia="標楷體" w:hAnsi="標楷體"/>
                 <w:szCs w:val="24"/>
               </w:rPr>
-              <w:t>目標類型</w:t>
+              <w:t>目標數量</w:t>
             </w:r>
           </w:p>
         </w:tc>
@@ -18674,7 +16879,7 @@
                 <w:rFonts w:ascii="標楷體" w:eastAsia="標楷體" w:hAnsi="標楷體"/>
                 <w:szCs w:val="24"/>
               </w:rPr>
-              <w:t>VARCHAR</w:t>
+              <w:t>INT</w:t>
             </w:r>
           </w:p>
         </w:tc>
@@ -18696,8 +16901,17 @@
                 <w:rFonts w:ascii="標楷體" w:eastAsia="標楷體" w:hAnsi="標楷體"/>
                 <w:szCs w:val="24"/>
               </w:rPr>
-              <w:t>50</w:t>
-            </w:r>
+              <w:t xml:space="preserve">4 </w:t>
+            </w:r>
+            <w:proofErr w:type="gramStart"/>
+            <w:r>
+              <w:rPr>
+                <w:rFonts w:ascii="標楷體" w:eastAsia="標楷體" w:hAnsi="標楷體"/>
+                <w:szCs w:val="24"/>
+              </w:rPr>
+              <w:t>byte</w:t>
+            </w:r>
+            <w:proofErr w:type="gramEnd"/>
           </w:p>
         </w:tc>
         <w:tc>
@@ -18751,7 +16965,7 @@
                 <w:rFonts w:ascii="標楷體" w:eastAsia="標楷體" w:hAnsi="標楷體"/>
                 <w:szCs w:val="24"/>
               </w:rPr>
-              <w:t>goal_target</w:t>
+              <w:t>current_progress</w:t>
             </w:r>
             <w:proofErr w:type="spellEnd"/>
           </w:p>
@@ -18774,7 +16988,7 @@
                 <w:rFonts w:ascii="標楷體" w:eastAsia="標楷體" w:hAnsi="標楷體"/>
                 <w:szCs w:val="24"/>
               </w:rPr>
-              <w:t>目標數量</w:t>
+              <w:t>小組目前進度</w:t>
             </w:r>
           </w:p>
         </w:tc>
@@ -18882,7 +17096,7 @@
                 <w:rFonts w:ascii="標楷體" w:eastAsia="標楷體" w:hAnsi="標楷體"/>
                 <w:szCs w:val="24"/>
               </w:rPr>
-              <w:t>current_progress</w:t>
+              <w:t>reward_points</w:t>
             </w:r>
             <w:proofErr w:type="spellEnd"/>
           </w:p>
@@ -18905,7 +17119,7 @@
                 <w:rFonts w:ascii="標楷體" w:eastAsia="標楷體" w:hAnsi="標楷體"/>
                 <w:szCs w:val="24"/>
               </w:rPr>
-              <w:t>小組目前進度</w:t>
+              <w:t>獎勵點數</w:t>
             </w:r>
           </w:p>
         </w:tc>
@@ -19013,7 +17227,7 @@
                 <w:rFonts w:ascii="標楷體" w:eastAsia="標楷體" w:hAnsi="標楷體"/>
                 <w:szCs w:val="24"/>
               </w:rPr>
-              <w:t>reward_points</w:t>
+              <w:t>is_reward_claimed</w:t>
             </w:r>
             <w:proofErr w:type="spellEnd"/>
           </w:p>
@@ -19036,7 +17250,7 @@
                 <w:rFonts w:ascii="標楷體" w:eastAsia="標楷體" w:hAnsi="標楷體"/>
                 <w:szCs w:val="24"/>
               </w:rPr>
-              <w:t>獎勵點數</w:t>
+              <w:t>是否已發放獎勵</w:t>
             </w:r>
           </w:p>
         </w:tc>
@@ -19058,7 +17272,7 @@
                 <w:rFonts w:ascii="標楷體" w:eastAsia="標楷體" w:hAnsi="標楷體"/>
                 <w:szCs w:val="24"/>
               </w:rPr>
-              <w:t>INT</w:t>
+              <w:t>BOOLEAN</w:t>
             </w:r>
           </w:p>
         </w:tc>
@@ -19080,17 +17294,8 @@
                 <w:rFonts w:ascii="標楷體" w:eastAsia="標楷體" w:hAnsi="標楷體"/>
                 <w:szCs w:val="24"/>
               </w:rPr>
-              <w:t xml:space="preserve">4 </w:t>
-            </w:r>
-            <w:proofErr w:type="gramStart"/>
-            <w:r>
-              <w:rPr>
-                <w:rFonts w:ascii="標楷體" w:eastAsia="標楷體" w:hAnsi="標楷體"/>
-                <w:szCs w:val="24"/>
-              </w:rPr>
-              <w:t>byte</w:t>
-            </w:r>
-            <w:proofErr w:type="gramEnd"/>
+              <w:t>-</w:t>
+            </w:r>
           </w:p>
         </w:tc>
         <w:tc>
@@ -19112,239 +17317,6 @@
           <w:tcPr>
             <w:tcW w:w="640" w:type="pct"/>
             <w:hideMark/>
-          </w:tcPr>
-          <w:p>
-            <w:pPr>
-              <w:spacing w:line="360" w:lineRule="auto"/>
-              <w:rPr>
-                <w:rFonts w:ascii="標楷體" w:eastAsia="標楷體" w:hAnsi="標楷體" w:cs="Times New Roman"/>
-                <w:szCs w:val="24"/>
-              </w:rPr>
-            </w:pPr>
-          </w:p>
-        </w:tc>
-      </w:tr>
-      <w:tr>
-        <w:tc>
-          <w:tcPr>
-            <w:tcW w:w="1366" w:type="pct"/>
-            <w:hideMark/>
-          </w:tcPr>
-          <w:p>
-            <w:pPr>
-              <w:spacing w:line="360" w:lineRule="auto"/>
-              <w:rPr>
-                <w:rFonts w:ascii="標楷體" w:eastAsia="標楷體" w:hAnsi="標楷體" w:cs="新細明體"/>
-                <w:szCs w:val="24"/>
-              </w:rPr>
-            </w:pPr>
-            <w:proofErr w:type="spellStart"/>
-            <w:r>
-              <w:rPr>
-                <w:rFonts w:ascii="標楷體" w:eastAsia="標楷體" w:hAnsi="標楷體"/>
-                <w:szCs w:val="24"/>
-              </w:rPr>
-              <w:t>is_reward_claimed</w:t>
-            </w:r>
-            <w:proofErr w:type="spellEnd"/>
-          </w:p>
-        </w:tc>
-        <w:tc>
-          <w:tcPr>
-            <w:tcW w:w="1148" w:type="pct"/>
-            <w:hideMark/>
-          </w:tcPr>
-          <w:p>
-            <w:pPr>
-              <w:spacing w:line="360" w:lineRule="auto"/>
-              <w:rPr>
-                <w:rFonts w:ascii="標楷體" w:eastAsia="標楷體" w:hAnsi="標楷體"/>
-                <w:szCs w:val="24"/>
-              </w:rPr>
-            </w:pPr>
-            <w:r>
-              <w:rPr>
-                <w:rFonts w:ascii="標楷體" w:eastAsia="標楷體" w:hAnsi="標楷體"/>
-                <w:szCs w:val="24"/>
-              </w:rPr>
-              <w:t>是否已發放獎勵</w:t>
-            </w:r>
-          </w:p>
-        </w:tc>
-        <w:tc>
-          <w:tcPr>
-            <w:tcW w:w="712" w:type="pct"/>
-            <w:hideMark/>
-          </w:tcPr>
-          <w:p>
-            <w:pPr>
-              <w:spacing w:line="360" w:lineRule="auto"/>
-              <w:rPr>
-                <w:rFonts w:ascii="標楷體" w:eastAsia="標楷體" w:hAnsi="標楷體"/>
-                <w:szCs w:val="24"/>
-              </w:rPr>
-            </w:pPr>
-            <w:r>
-              <w:rPr>
-                <w:rFonts w:ascii="標楷體" w:eastAsia="標楷體" w:hAnsi="標楷體"/>
-                <w:szCs w:val="24"/>
-              </w:rPr>
-              <w:t>BOOLEAN</w:t>
-            </w:r>
-          </w:p>
-        </w:tc>
-        <w:tc>
-          <w:tcPr>
-            <w:tcW w:w="712" w:type="pct"/>
-            <w:hideMark/>
-          </w:tcPr>
-          <w:p>
-            <w:pPr>
-              <w:spacing w:line="360" w:lineRule="auto"/>
-              <w:rPr>
-                <w:rFonts w:ascii="標楷體" w:eastAsia="標楷體" w:hAnsi="標楷體"/>
-                <w:szCs w:val="24"/>
-              </w:rPr>
-            </w:pPr>
-            <w:r>
-              <w:rPr>
-                <w:rFonts w:ascii="標楷體" w:eastAsia="標楷體" w:hAnsi="標楷體"/>
-                <w:szCs w:val="24"/>
-              </w:rPr>
-              <w:t>-</w:t>
-            </w:r>
-          </w:p>
-        </w:tc>
-        <w:tc>
-          <w:tcPr>
-            <w:tcW w:w="422" w:type="pct"/>
-            <w:hideMark/>
-          </w:tcPr>
-          <w:p>
-            <w:pPr>
-              <w:spacing w:line="360" w:lineRule="auto"/>
-              <w:rPr>
-                <w:rFonts w:ascii="標楷體" w:eastAsia="標楷體" w:hAnsi="標楷體"/>
-                <w:szCs w:val="24"/>
-              </w:rPr>
-            </w:pPr>
-          </w:p>
-        </w:tc>
-        <w:tc>
-          <w:tcPr>
-            <w:tcW w:w="640" w:type="pct"/>
-            <w:hideMark/>
-          </w:tcPr>
-          <w:p>
-            <w:pPr>
-              <w:spacing w:line="360" w:lineRule="auto"/>
-              <w:rPr>
-                <w:rFonts w:ascii="標楷體" w:eastAsia="標楷體" w:hAnsi="標楷體" w:cs="Times New Roman"/>
-                <w:szCs w:val="24"/>
-              </w:rPr>
-            </w:pPr>
-          </w:p>
-        </w:tc>
-      </w:tr>
-      <w:tr>
-        <w:tc>
-          <w:tcPr>
-            <w:tcW w:w="1366" w:type="pct"/>
-          </w:tcPr>
-          <w:p>
-            <w:pPr>
-              <w:spacing w:line="360" w:lineRule="auto"/>
-              <w:rPr>
-                <w:rFonts w:ascii="標楷體" w:eastAsia="標楷體" w:hAnsi="標楷體"/>
-                <w:szCs w:val="24"/>
-                <w:highlight w:val="yellow"/>
-              </w:rPr>
-            </w:pPr>
-            <w:proofErr w:type="spellStart"/>
-            <w:r>
-              <w:rPr>
-                <w:rFonts w:ascii="標楷體" w:eastAsia="標楷體" w:hAnsi="標楷體" w:hint="eastAsia"/>
-                <w:highlight w:val="yellow"/>
-              </w:rPr>
-              <w:t>expire_at</w:t>
-            </w:r>
-            <w:proofErr w:type="spellEnd"/>
-          </w:p>
-        </w:tc>
-        <w:tc>
-          <w:tcPr>
-            <w:tcW w:w="1148" w:type="pct"/>
-          </w:tcPr>
-          <w:p>
-            <w:pPr>
-              <w:spacing w:line="360" w:lineRule="auto"/>
-              <w:rPr>
-                <w:rFonts w:ascii="標楷體" w:eastAsia="標楷體" w:hAnsi="標楷體"/>
-                <w:szCs w:val="24"/>
-                <w:highlight w:val="yellow"/>
-              </w:rPr>
-            </w:pPr>
-            <w:r>
-              <w:rPr>
-                <w:rFonts w:ascii="標楷體" w:eastAsia="標楷體" w:hAnsi="標楷體" w:hint="eastAsia"/>
-                <w:highlight w:val="yellow"/>
-              </w:rPr>
-              <w:t>到期時間</w:t>
-            </w:r>
-          </w:p>
-        </w:tc>
-        <w:tc>
-          <w:tcPr>
-            <w:tcW w:w="712" w:type="pct"/>
-          </w:tcPr>
-          <w:p>
-            <w:pPr>
-              <w:spacing w:line="360" w:lineRule="auto"/>
-              <w:rPr>
-                <w:rFonts w:ascii="標楷體" w:eastAsia="標楷體" w:hAnsi="標楷體"/>
-                <w:szCs w:val="24"/>
-              </w:rPr>
-            </w:pPr>
-            <w:r>
-              <w:rPr>
-                <w:rFonts w:ascii="標楷體" w:eastAsia="標楷體" w:hAnsi="標楷體" w:hint="eastAsia"/>
-                <w:highlight w:val="yellow"/>
-              </w:rPr>
-              <w:t>DATETIME</w:t>
-            </w:r>
-          </w:p>
-        </w:tc>
-        <w:tc>
-          <w:tcPr>
-            <w:tcW w:w="712" w:type="pct"/>
-          </w:tcPr>
-          <w:p>
-            <w:pPr>
-              <w:spacing w:line="360" w:lineRule="auto"/>
-              <w:rPr>
-                <w:rFonts w:ascii="標楷體" w:eastAsia="標楷體" w:hAnsi="標楷體"/>
-                <w:szCs w:val="24"/>
-              </w:rPr>
-            </w:pPr>
-          </w:p>
-        </w:tc>
-        <w:tc>
-          <w:tcPr>
-            <w:tcW w:w="422" w:type="pct"/>
-          </w:tcPr>
-          <w:p>
-            <w:pPr>
-              <w:spacing w:line="360" w:lineRule="auto"/>
-              <w:rPr>
-                <w:rFonts w:ascii="標楷體" w:eastAsia="標楷體" w:hAnsi="標楷體"/>
-                <w:szCs w:val="24"/>
-              </w:rPr>
-            </w:pPr>
-          </w:p>
-        </w:tc>
-        <w:tc>
-          <w:tcPr>
-            <w:tcW w:w="640" w:type="pct"/>
           </w:tcPr>
           <w:p>
             <w:pPr>
@@ -20135,7 +18107,6 @@
               <w:rPr>
                 <w:rFonts w:ascii="標楷體" w:eastAsia="標楷體" w:hAnsi="標楷體" w:hint="eastAsia"/>
               </w:rPr>
-              <w:lastRenderedPageBreak/>
               <w:t>group_scans</w:t>
             </w:r>
             <w:proofErr w:type="spellEnd"/>
@@ -20388,6 +18359,7 @@
               <w:rPr>
                 <w:rFonts w:ascii="標楷體" w:eastAsia="標楷體" w:hAnsi="標楷體" w:hint="eastAsia"/>
               </w:rPr>
+              <w:lastRenderedPageBreak/>
               <w:t>group_logins</w:t>
             </w:r>
             <w:proofErr w:type="spellEnd"/>
@@ -20505,14 +18477,12 @@
               <w:spacing w:line="360" w:lineRule="auto"/>
               <w:rPr>
                 <w:rFonts w:ascii="標楷體" w:eastAsia="標楷體" w:hAnsi="標楷體"/>
-                <w:highlight w:val="yellow"/>
               </w:rPr>
             </w:pPr>
             <w:proofErr w:type="spellStart"/>
             <w:r>
               <w:rPr>
                 <w:rFonts w:ascii="標楷體" w:eastAsia="標楷體" w:hAnsi="標楷體" w:hint="eastAsia"/>
-                <w:highlight w:val="yellow"/>
               </w:rPr>
               <w:t>has_claimed</w:t>
             </w:r>
@@ -20528,13 +18498,11 @@
               <w:spacing w:line="360" w:lineRule="auto"/>
               <w:rPr>
                 <w:rFonts w:ascii="標楷體" w:eastAsia="標楷體" w:hAnsi="標楷體"/>
-                <w:highlight w:val="yellow"/>
-              </w:rPr>
-            </w:pPr>
-            <w:r>
-              <w:rPr>
-                <w:rFonts w:ascii="標楷體" w:eastAsia="標楷體" w:hAnsi="標楷體" w:hint="eastAsia"/>
-                <w:highlight w:val="yellow"/>
+              </w:rPr>
+            </w:pPr>
+            <w:r>
+              <w:rPr>
+                <w:rFonts w:ascii="標楷體" w:eastAsia="標楷體" w:hAnsi="標楷體" w:hint="eastAsia"/>
               </w:rPr>
               <w:t>是否領獎勵</w:t>
             </w:r>
@@ -20549,13 +18517,11 @@
               <w:spacing w:line="360" w:lineRule="auto"/>
               <w:rPr>
                 <w:rFonts w:ascii="標楷體" w:eastAsia="標楷體" w:hAnsi="標楷體"/>
-                <w:highlight w:val="yellow"/>
-              </w:rPr>
-            </w:pPr>
-            <w:r>
-              <w:rPr>
-                <w:rFonts w:ascii="標楷體" w:eastAsia="標楷體" w:hAnsi="標楷體" w:hint="eastAsia"/>
-                <w:highlight w:val="yellow"/>
+              </w:rPr>
+            </w:pPr>
+            <w:r>
+              <w:rPr>
+                <w:rFonts w:ascii="標楷體" w:eastAsia="標楷體" w:hAnsi="標楷體" w:hint="eastAsia"/>
               </w:rPr>
               <w:t>BOOLEAN</w:t>
             </w:r>
@@ -20570,13 +18536,11 @@
               <w:spacing w:line="360" w:lineRule="auto"/>
               <w:rPr>
                 <w:rFonts w:ascii="標楷體" w:eastAsia="標楷體" w:hAnsi="標楷體"/>
-                <w:highlight w:val="yellow"/>
-              </w:rPr>
-            </w:pPr>
-            <w:r>
-              <w:rPr>
-                <w:rFonts w:ascii="標楷體" w:eastAsia="標楷體" w:hAnsi="標楷體" w:hint="eastAsia"/>
-                <w:highlight w:val="yellow"/>
+              </w:rPr>
+            </w:pPr>
+            <w:r>
+              <w:rPr>
+                <w:rFonts w:ascii="標楷體" w:eastAsia="標楷體" w:hAnsi="標楷體" w:hint="eastAsia"/>
               </w:rPr>
               <w:t>-</w:t>
             </w:r>
@@ -20623,14 +18587,12 @@
               <w:spacing w:line="360" w:lineRule="auto"/>
               <w:rPr>
                 <w:rFonts w:ascii="標楷體" w:eastAsia="標楷體" w:hAnsi="標楷體"/>
-                <w:highlight w:val="yellow"/>
               </w:rPr>
             </w:pPr>
             <w:proofErr w:type="spellStart"/>
             <w:r>
               <w:rPr>
                 <w:rFonts w:ascii="標楷體" w:eastAsia="標楷體" w:hAnsi="標楷體" w:hint="eastAsia"/>
-                <w:highlight w:val="yellow"/>
               </w:rPr>
               <w:t>paid_deposit</w:t>
             </w:r>
@@ -20646,13 +18608,11 @@
               <w:spacing w:line="360" w:lineRule="auto"/>
               <w:rPr>
                 <w:rFonts w:ascii="標楷體" w:eastAsia="標楷體" w:hAnsi="標楷體"/>
-                <w:highlight w:val="yellow"/>
-              </w:rPr>
-            </w:pPr>
-            <w:r>
-              <w:rPr>
-                <w:rFonts w:ascii="標楷體" w:eastAsia="標楷體" w:hAnsi="標楷體" w:hint="eastAsia"/>
-                <w:highlight w:val="yellow"/>
+              </w:rPr>
+            </w:pPr>
+            <w:r>
+              <w:rPr>
+                <w:rFonts w:ascii="標楷體" w:eastAsia="標楷體" w:hAnsi="標楷體" w:hint="eastAsia"/>
               </w:rPr>
               <w:t>是否</w:t>
             </w:r>
@@ -20660,7 +18620,6 @@
             <w:r>
               <w:rPr>
                 <w:rFonts w:ascii="標楷體" w:eastAsia="標楷體" w:hAnsi="標楷體" w:hint="eastAsia"/>
-                <w:highlight w:val="yellow"/>
               </w:rPr>
               <w:t>繳</w:t>
             </w:r>
@@ -20668,7 +18627,6 @@
             <w:r>
               <w:rPr>
                 <w:rFonts w:ascii="標楷體" w:eastAsia="標楷體" w:hAnsi="標楷體" w:hint="eastAsia"/>
-                <w:highlight w:val="yellow"/>
               </w:rPr>
               <w:t>押金</w:t>
             </w:r>
@@ -20683,13 +18641,11 @@
               <w:spacing w:line="360" w:lineRule="auto"/>
               <w:rPr>
                 <w:rFonts w:ascii="標楷體" w:eastAsia="標楷體" w:hAnsi="標楷體"/>
-                <w:highlight w:val="yellow"/>
-              </w:rPr>
-            </w:pPr>
-            <w:r>
-              <w:rPr>
-                <w:rFonts w:ascii="標楷體" w:eastAsia="標楷體" w:hAnsi="標楷體" w:hint="eastAsia"/>
-                <w:highlight w:val="yellow"/>
+              </w:rPr>
+            </w:pPr>
+            <w:r>
+              <w:rPr>
+                <w:rFonts w:ascii="標楷體" w:eastAsia="標楷體" w:hAnsi="標楷體" w:hint="eastAsia"/>
               </w:rPr>
               <w:t>BOOLEAN</w:t>
             </w:r>
@@ -20704,13 +18660,11 @@
               <w:spacing w:line="360" w:lineRule="auto"/>
               <w:rPr>
                 <w:rFonts w:ascii="標楷體" w:eastAsia="標楷體" w:hAnsi="標楷體"/>
-                <w:highlight w:val="yellow"/>
-              </w:rPr>
-            </w:pPr>
-            <w:r>
-              <w:rPr>
-                <w:rFonts w:ascii="標楷體" w:eastAsia="標楷體" w:hAnsi="標楷體" w:hint="eastAsia"/>
-                <w:highlight w:val="yellow"/>
+              </w:rPr>
+            </w:pPr>
+            <w:r>
+              <w:rPr>
+                <w:rFonts w:ascii="標楷體" w:eastAsia="標楷體" w:hAnsi="標楷體" w:hint="eastAsia"/>
               </w:rPr>
               <w:t>-</w:t>
             </w:r>
@@ -20757,14 +18711,12 @@
               <w:spacing w:line="360" w:lineRule="auto"/>
               <w:rPr>
                 <w:rFonts w:ascii="標楷體" w:eastAsia="標楷體" w:hAnsi="標楷體"/>
-                <w:highlight w:val="yellow"/>
               </w:rPr>
             </w:pPr>
             <w:proofErr w:type="spellStart"/>
             <w:r>
               <w:rPr>
                 <w:rFonts w:ascii="標楷體" w:eastAsia="標楷體" w:hAnsi="標楷體" w:hint="eastAsia"/>
-                <w:highlight w:val="yellow"/>
               </w:rPr>
               <w:t>deposit_amount</w:t>
             </w:r>
@@ -20780,13 +18732,11 @@
               <w:spacing w:line="360" w:lineRule="auto"/>
               <w:rPr>
                 <w:rFonts w:ascii="標楷體" w:eastAsia="標楷體" w:hAnsi="標楷體"/>
-                <w:highlight w:val="yellow"/>
-              </w:rPr>
-            </w:pPr>
-            <w:r>
-              <w:rPr>
-                <w:rFonts w:ascii="標楷體" w:eastAsia="標楷體" w:hAnsi="標楷體" w:hint="eastAsia"/>
-                <w:highlight w:val="yellow"/>
+              </w:rPr>
+            </w:pPr>
+            <w:r>
+              <w:rPr>
+                <w:rFonts w:ascii="標楷體" w:eastAsia="標楷體" w:hAnsi="標楷體" w:hint="eastAsia"/>
               </w:rPr>
               <w:t>押金金額</w:t>
             </w:r>
@@ -20801,13 +18751,11 @@
               <w:spacing w:line="360" w:lineRule="auto"/>
               <w:rPr>
                 <w:rFonts w:ascii="標楷體" w:eastAsia="標楷體" w:hAnsi="標楷體"/>
-                <w:highlight w:val="yellow"/>
-              </w:rPr>
-            </w:pPr>
-            <w:r>
-              <w:rPr>
-                <w:rFonts w:ascii="標楷體" w:eastAsia="標楷體" w:hAnsi="標楷體" w:hint="eastAsia"/>
-                <w:highlight w:val="yellow"/>
+              </w:rPr>
+            </w:pPr>
+            <w:r>
+              <w:rPr>
+                <w:rFonts w:ascii="標楷體" w:eastAsia="標楷體" w:hAnsi="標楷體" w:hint="eastAsia"/>
               </w:rPr>
               <w:t>INT</w:t>
             </w:r>
@@ -20822,13 +18770,11 @@
               <w:spacing w:line="360" w:lineRule="auto"/>
               <w:rPr>
                 <w:rFonts w:ascii="標楷體" w:eastAsia="標楷體" w:hAnsi="標楷體"/>
-                <w:highlight w:val="yellow"/>
-              </w:rPr>
-            </w:pPr>
-            <w:r>
-              <w:rPr>
-                <w:rFonts w:ascii="標楷體" w:eastAsia="標楷體" w:hAnsi="標楷體" w:hint="eastAsia"/>
-                <w:highlight w:val="yellow"/>
+              </w:rPr>
+            </w:pPr>
+            <w:r>
+              <w:rPr>
+                <w:rFonts w:ascii="標楷體" w:eastAsia="標楷體" w:hAnsi="標楷體" w:hint="eastAsia"/>
               </w:rPr>
               <w:t xml:space="preserve">4 </w:t>
             </w:r>
@@ -20836,7 +18782,6 @@
             <w:r>
               <w:rPr>
                 <w:rFonts w:ascii="標楷體" w:eastAsia="標楷體" w:hAnsi="標楷體" w:hint="eastAsia"/>
-                <w:highlight w:val="yellow"/>
               </w:rPr>
               <w:t>byte</w:t>
             </w:r>
@@ -22602,7 +20547,6 @@
                 <w:rFonts w:ascii="標楷體" w:eastAsia="標楷體" w:hAnsi="標楷體" w:hint="eastAsia"/>
                 <w:szCs w:val="24"/>
               </w:rPr>
-              <w:lastRenderedPageBreak/>
               <w:t>欄位</w:t>
             </w:r>
             <w:r>
@@ -22761,6 +20705,7 @@
                 <w:rFonts w:ascii="標楷體" w:eastAsia="標楷體" w:hAnsi="標楷體"/>
                 <w:szCs w:val="24"/>
               </w:rPr>
+              <w:lastRenderedPageBreak/>
               <w:t>id</w:t>
             </w:r>
           </w:p>
@@ -25108,7 +23053,6 @@
                 <w:rFonts w:ascii="標楷體" w:eastAsia="標楷體" w:hAnsi="標楷體"/>
                 <w:szCs w:val="24"/>
               </w:rPr>
-              <w:lastRenderedPageBreak/>
               <w:t>reply</w:t>
             </w:r>
           </w:p>
@@ -25355,6 +23299,7 @@
                 <w:rFonts w:ascii="標楷體" w:eastAsia="標楷體" w:hAnsi="標楷體"/>
                 <w:szCs w:val="24"/>
               </w:rPr>
+              <w:lastRenderedPageBreak/>
               <w:t>created_at</w:t>
             </w:r>
             <w:proofErr w:type="spellEnd"/>
@@ -25934,7 +23879,6 @@
         <w:tc>
           <w:tcPr>
             <w:tcW w:w="706" w:type="pct"/>
-            <w:hideMark/>
           </w:tcPr>
           <w:p>
             <w:pPr>
@@ -25944,13 +23888,6 @@
                 <w:szCs w:val="24"/>
               </w:rPr>
             </w:pPr>
-            <w:r>
-              <w:rPr>
-                <w:rFonts w:ascii="標楷體" w:eastAsia="標楷體" w:hAnsi="標楷體"/>
-                <w:szCs w:val="24"/>
-              </w:rPr>
-              <w:t>user.id</w:t>
-            </w:r>
           </w:p>
         </w:tc>
       </w:tr>
@@ -27674,7 +25611,6 @@
               <w:rPr>
                 <w:rFonts w:ascii="標楷體" w:eastAsia="標楷體" w:hAnsi="標楷體" w:hint="eastAsia"/>
               </w:rPr>
-              <w:lastRenderedPageBreak/>
               <w:t>points_grant</w:t>
             </w:r>
             <w:proofErr w:type="spellEnd"/>
@@ -27917,6 +25853,7 @@
               <w:rPr>
                 <w:rFonts w:ascii="標楷體" w:eastAsia="標楷體" w:hAnsi="標楷體" w:hint="eastAsia"/>
               </w:rPr>
+              <w:lastRenderedPageBreak/>
               <w:t>points_grant_yearly</w:t>
             </w:r>
             <w:proofErr w:type="spellEnd"/>
@@ -29575,7 +27512,6 @@
               <w:rPr>
                 <w:rFonts w:ascii="標楷體" w:eastAsia="標楷體" w:hAnsi="標楷體"/>
               </w:rPr>
-              <w:lastRenderedPageBreak/>
               <w:t>created_at</w:t>
             </w:r>
             <w:proofErr w:type="spellEnd"/>
@@ -29681,6 +27617,7 @@
         <w:pStyle w:val="a4"/>
       </w:pPr>
       <w:r>
+        <w:lastRenderedPageBreak/>
         <w:t>表 8-2</w:t>
       </w:r>
       <w:r>
@@ -29712,7 +27649,7 @@
             <w:pPr>
               <w:pStyle w:val="a4"/>
               <w:rPr>
-                <w:rFonts w:cstheme="minorBidi" w:hint="eastAsia"/>
+                <w:rFonts w:cstheme="minorBidi"/>
                 <w:kern w:val="2"/>
               </w:rPr>
             </w:pPr>

--- a/系統文件/第7、8章/7、8.docx
+++ b/系統文件/第7、8章/7、8.docx
@@ -78,7 +78,7 @@
       <w:pPr>
         <w:pStyle w:val="-"/>
         <w:rPr>
-          <w:rFonts w:ascii="標楷體" w:hAnsi="標楷體" w:hint="eastAsia"/>
+          <w:rFonts w:ascii="標楷體" w:hAnsi="標楷體"/>
           <w:noProof/>
         </w:rPr>
       </w:pPr>
@@ -88,10 +88,10 @@
           <w:noProof/>
         </w:rPr>
         <w:drawing>
-          <wp:inline distT="0" distB="0" distL="0" distR="0" wp14:anchorId="1EEFCACE" wp14:editId="0523DCF4">
-            <wp:extent cx="4960847" cy="7052807"/>
+          <wp:inline distT="0" distB="0" distL="0" distR="0" wp14:anchorId="16D02205" wp14:editId="5D141BA5">
+            <wp:extent cx="4864100" cy="6915262"/>
             <wp:effectExtent l="0" t="0" r="0" b="0"/>
-            <wp:docPr id="4" name="圖片 4"/>
+            <wp:docPr id="3" name="圖片 3"/>
             <wp:cNvGraphicFramePr>
               <a:graphicFrameLocks xmlns:a="http://schemas.openxmlformats.org/drawingml/2006/main" noChangeAspect="1"/>
             </wp:cNvGraphicFramePr>
@@ -105,7 +105,7 @@
                     </pic:cNvPicPr>
                   </pic:nvPicPr>
                   <pic:blipFill>
-                    <a:blip r:embed="rId5" cstate="print">
+                    <a:blip r:embed="rId7" cstate="print">
                       <a:extLst>
                         <a:ext uri="{28A0092B-C50C-407E-A947-70E740481C1C}">
                           <a14:useLocalDpi xmlns:a14="http://schemas.microsoft.com/office/drawing/2010/main" val="0"/>
@@ -120,7 +120,7 @@
                   <pic:spPr bwMode="auto">
                     <a:xfrm>
                       <a:off x="0" y="0"/>
-                      <a:ext cx="4967212" cy="7061856"/>
+                      <a:ext cx="4868288" cy="6921216"/>
                     </a:xfrm>
                     <a:prstGeom prst="rect">
                       <a:avLst/>
@@ -167,7 +167,7 @@
       <w:pPr>
         <w:pStyle w:val="-"/>
         <w:rPr>
-          <w:rFonts w:ascii="標楷體" w:hAnsi="標楷體" w:hint="eastAsia"/>
+          <w:rFonts w:ascii="標楷體" w:hAnsi="標楷體"/>
         </w:rPr>
       </w:pPr>
       <w:r>
@@ -1876,7 +1876,93 @@
           </w:p>
         </w:tc>
       </w:tr>
+      <w:tr>
+        <w:tc>
+          <w:tcPr>
+            <w:tcW w:w="1308" w:type="pct"/>
+            <w:vAlign w:val="center"/>
+          </w:tcPr>
+          <w:p>
+            <w:pPr>
+              <w:spacing w:line="360" w:lineRule="auto"/>
+              <w:jc w:val="center"/>
+              <w:rPr>
+                <w:rFonts w:ascii="標楷體" w:eastAsia="標楷體" w:hAnsi="標楷體" w:hint="eastAsia"/>
+                <w:szCs w:val="24"/>
+              </w:rPr>
+            </w:pPr>
+            <w:r>
+              <w:rPr>
+                <w:rFonts w:ascii="標楷體" w:eastAsia="標楷體" w:hAnsi="標楷體" w:hint="eastAsia"/>
+                <w:szCs w:val="24"/>
+              </w:rPr>
+              <w:lastRenderedPageBreak/>
+              <w:t>T</w:t>
+            </w:r>
+            <w:r>
+              <w:rPr>
+                <w:rFonts w:ascii="標楷體" w:eastAsia="標楷體" w:hAnsi="標楷體"/>
+                <w:szCs w:val="24"/>
+              </w:rPr>
+              <w:t>23</w:t>
+            </w:r>
+          </w:p>
+        </w:tc>
+        <w:tc>
+          <w:tcPr>
+            <w:tcW w:w="1887" w:type="pct"/>
+            <w:vAlign w:val="center"/>
+          </w:tcPr>
+          <w:p>
+            <w:pPr>
+              <w:spacing w:line="360" w:lineRule="auto"/>
+              <w:jc w:val="center"/>
+              <w:rPr>
+                <w:rFonts w:ascii="標楷體" w:eastAsia="標楷體" w:hAnsi="標楷體"/>
+              </w:rPr>
+            </w:pPr>
+            <w:proofErr w:type="spellStart"/>
+            <w:r>
+              <w:rPr>
+                <w:rFonts w:ascii="標楷體" w:eastAsia="標楷體" w:hAnsi="標楷體" w:hint="eastAsia"/>
+              </w:rPr>
+              <w:t>system_log</w:t>
+            </w:r>
+            <w:proofErr w:type="spellEnd"/>
+          </w:p>
+        </w:tc>
+        <w:tc>
+          <w:tcPr>
+            <w:tcW w:w="1805" w:type="pct"/>
+            <w:vAlign w:val="center"/>
+          </w:tcPr>
+          <w:p>
+            <w:pPr>
+              <w:spacing w:line="360" w:lineRule="auto"/>
+              <w:jc w:val="center"/>
+              <w:rPr>
+                <w:rFonts w:ascii="標楷體" w:eastAsia="標楷體" w:hAnsi="標楷體" w:hint="eastAsia"/>
+                <w:szCs w:val="24"/>
+              </w:rPr>
+            </w:pPr>
+            <w:r>
+              <w:rPr>
+                <w:rFonts w:ascii="標楷體" w:eastAsia="標楷體" w:hAnsi="標楷體" w:hint="eastAsia"/>
+              </w:rPr>
+              <w:t>系統操作異動日誌表</w:t>
+            </w:r>
+          </w:p>
+        </w:tc>
+      </w:tr>
     </w:tbl>
+    <w:p>
+      <w:pPr>
+        <w:pStyle w:val="a8"/>
+        <w:rPr>
+          <w:rFonts w:ascii="標楷體" w:hAnsi="標楷體"/>
+        </w:rPr>
+      </w:pPr>
+    </w:p>
     <w:p>
       <w:pPr>
         <w:pStyle w:val="a8"/>
@@ -1888,7 +1974,6 @@
         <w:rPr>
           <w:rFonts w:ascii="標楷體" w:hAnsi="標楷體"/>
         </w:rPr>
-        <w:lastRenderedPageBreak/>
         <w:t>第八章 資料庫</w:t>
       </w:r>
     </w:p>
@@ -1914,21 +1999,26 @@
     </w:p>
     <w:p>
       <w:pPr>
-        <w:pStyle w:val="Web"/>
+        <w:widowControl/>
+        <w:spacing w:before="100" w:beforeAutospacing="1" w:after="100" w:afterAutospacing="1"/>
         <w:rPr>
-          <w:rFonts w:ascii="標楷體" w:eastAsia="標楷體" w:hAnsi="標楷體"/>
+          <w:rFonts w:ascii="新細明體" w:eastAsia="新細明體" w:hAnsi="新細明體" w:cs="新細明體"/>
+          <w:kern w:val="0"/>
+          <w:szCs w:val="24"/>
         </w:rPr>
       </w:pPr>
       <w:r>
         <w:rPr>
-          <w:rFonts w:ascii="標楷體" w:eastAsia="標楷體" w:hAnsi="標楷體"/>
+          <w:rFonts w:ascii="新細明體" w:eastAsia="新細明體" w:hAnsi="新細明體" w:cs="新細明體"/>
           <w:noProof/>
+          <w:kern w:val="0"/>
+          <w:szCs w:val="24"/>
         </w:rPr>
         <w:drawing>
-          <wp:inline distT="0" distB="0" distL="0" distR="0" wp14:anchorId="2EA7EE0D" wp14:editId="077A265C">
-            <wp:extent cx="5633482" cy="6614961"/>
-            <wp:effectExtent l="0" t="0" r="5715" b="0"/>
-            <wp:docPr id="5" name="圖片 5"/>
+          <wp:inline distT="0" distB="0" distL="0" distR="0" wp14:anchorId="7B934AFF" wp14:editId="0364A2A5">
+            <wp:extent cx="5699760" cy="6754932"/>
+            <wp:effectExtent l="0" t="0" r="0" b="8255"/>
+            <wp:docPr id="2" name="圖片 2"/>
             <wp:cNvGraphicFramePr>
               <a:graphicFrameLocks xmlns:a="http://schemas.openxmlformats.org/drawingml/2006/main" noChangeAspect="1"/>
             </wp:cNvGraphicFramePr>
@@ -1936,28 +2026,26 @@
               <a:graphicData uri="http://schemas.openxmlformats.org/drawingml/2006/picture">
                 <pic:pic xmlns:pic="http://schemas.openxmlformats.org/drawingml/2006/picture">
                   <pic:nvPicPr>
-                    <pic:cNvPr id="0" name="Picture 3"/>
+                    <pic:cNvPr id="0" name="Picture 1"/>
                     <pic:cNvPicPr>
                       <a:picLocks noChangeAspect="1" noChangeArrowheads="1"/>
                     </pic:cNvPicPr>
                   </pic:nvPicPr>
-                  <pic:blipFill>
-                    <a:blip r:embed="rId6" cstate="print">
+                  <pic:blipFill rotWithShape="1">
+                    <a:blip r:embed="rId8" cstate="print">
                       <a:extLst>
                         <a:ext uri="{28A0092B-C50C-407E-A947-70E740481C1C}">
                           <a14:useLocalDpi xmlns:a14="http://schemas.microsoft.com/office/drawing/2010/main" val="0"/>
                         </a:ext>
                       </a:extLst>
                     </a:blip>
-                    <a:srcRect/>
-                    <a:stretch>
-                      <a:fillRect/>
-                    </a:stretch>
+                    <a:srcRect t="-1" b="256"/>
+                    <a:stretch/>
                   </pic:blipFill>
                   <pic:spPr bwMode="auto">
                     <a:xfrm>
                       <a:off x="0" y="0"/>
-                      <a:ext cx="5647793" cy="6631765"/>
+                      <a:ext cx="5703258" cy="6759078"/>
                     </a:xfrm>
                     <a:prstGeom prst="rect">
                       <a:avLst/>
@@ -1966,6 +2054,11 @@
                     <a:ln>
                       <a:noFill/>
                     </a:ln>
+                    <a:extLst>
+                      <a:ext uri="{53640926-AAD7-44D8-BBD7-CCE9431645EC}">
+                        <a14:shadowObscured xmlns:a14="http://schemas.microsoft.com/office/drawing/2010/main"/>
+                      </a:ext>
+                    </a:extLst>
                   </pic:spPr>
                 </pic:pic>
               </a:graphicData>
@@ -1973,6 +2066,14 @@
           </wp:inline>
         </w:drawing>
       </w:r>
+    </w:p>
+    <w:p>
+      <w:pPr>
+        <w:pStyle w:val="Web"/>
+        <w:rPr>
+          <w:rFonts w:ascii="標楷體" w:eastAsia="標楷體" w:hAnsi="標楷體"/>
+        </w:rPr>
+      </w:pPr>
     </w:p>
     <w:p>
       <w:pPr>
@@ -6539,6 +6640,13 @@
                 <w:szCs w:val="24"/>
               </w:rPr>
             </w:pPr>
+            <w:r>
+              <w:rPr>
+                <w:rFonts w:ascii="標楷體" w:eastAsia="標楷體" w:hAnsi="標楷體" w:hint="eastAsia"/>
+                <w:szCs w:val="24"/>
+              </w:rPr>
+              <w:t>-</w:t>
+            </w:r>
           </w:p>
         </w:tc>
         <w:tc>
@@ -7399,6 +7507,13 @@
                 <w:szCs w:val="24"/>
               </w:rPr>
             </w:pPr>
+            <w:r>
+              <w:rPr>
+                <w:rFonts w:ascii="標楷體" w:eastAsia="標楷體" w:hAnsi="標楷體" w:hint="eastAsia"/>
+                <w:szCs w:val="24"/>
+              </w:rPr>
+              <w:t>-</w:t>
+            </w:r>
           </w:p>
         </w:tc>
         <w:tc>
@@ -7861,7 +7976,7 @@
                 <w:rFonts w:ascii="標楷體" w:eastAsia="標楷體" w:hAnsi="標楷體"/>
                 <w:szCs w:val="24"/>
               </w:rPr>
-              <w:t>所屬場景ID</w:t>
+              <w:t>場景ID</w:t>
             </w:r>
           </w:p>
         </w:tc>
@@ -17076,259 +17191,6 @@
           </w:p>
         </w:tc>
       </w:tr>
-      <w:tr>
-        <w:tc>
-          <w:tcPr>
-            <w:tcW w:w="1366" w:type="pct"/>
-            <w:hideMark/>
-          </w:tcPr>
-          <w:p>
-            <w:pPr>
-              <w:spacing w:line="360" w:lineRule="auto"/>
-              <w:rPr>
-                <w:rFonts w:ascii="標楷體" w:eastAsia="標楷體" w:hAnsi="標楷體" w:cs="新細明體"/>
-                <w:szCs w:val="24"/>
-              </w:rPr>
-            </w:pPr>
-            <w:proofErr w:type="spellStart"/>
-            <w:r>
-              <w:rPr>
-                <w:rFonts w:ascii="標楷體" w:eastAsia="標楷體" w:hAnsi="標楷體"/>
-                <w:szCs w:val="24"/>
-              </w:rPr>
-              <w:t>reward_points</w:t>
-            </w:r>
-            <w:proofErr w:type="spellEnd"/>
-          </w:p>
-        </w:tc>
-        <w:tc>
-          <w:tcPr>
-            <w:tcW w:w="1148" w:type="pct"/>
-            <w:hideMark/>
-          </w:tcPr>
-          <w:p>
-            <w:pPr>
-              <w:spacing w:line="360" w:lineRule="auto"/>
-              <w:rPr>
-                <w:rFonts w:ascii="標楷體" w:eastAsia="標楷體" w:hAnsi="標楷體"/>
-                <w:szCs w:val="24"/>
-              </w:rPr>
-            </w:pPr>
-            <w:r>
-              <w:rPr>
-                <w:rFonts w:ascii="標楷體" w:eastAsia="標楷體" w:hAnsi="標楷體"/>
-                <w:szCs w:val="24"/>
-              </w:rPr>
-              <w:t>獎勵點數</w:t>
-            </w:r>
-          </w:p>
-        </w:tc>
-        <w:tc>
-          <w:tcPr>
-            <w:tcW w:w="712" w:type="pct"/>
-            <w:hideMark/>
-          </w:tcPr>
-          <w:p>
-            <w:pPr>
-              <w:spacing w:line="360" w:lineRule="auto"/>
-              <w:rPr>
-                <w:rFonts w:ascii="標楷體" w:eastAsia="標楷體" w:hAnsi="標楷體"/>
-                <w:szCs w:val="24"/>
-              </w:rPr>
-            </w:pPr>
-            <w:r>
-              <w:rPr>
-                <w:rFonts w:ascii="標楷體" w:eastAsia="標楷體" w:hAnsi="標楷體"/>
-                <w:szCs w:val="24"/>
-              </w:rPr>
-              <w:t>INT</w:t>
-            </w:r>
-          </w:p>
-        </w:tc>
-        <w:tc>
-          <w:tcPr>
-            <w:tcW w:w="712" w:type="pct"/>
-            <w:hideMark/>
-          </w:tcPr>
-          <w:p>
-            <w:pPr>
-              <w:spacing w:line="360" w:lineRule="auto"/>
-              <w:rPr>
-                <w:rFonts w:ascii="標楷體" w:eastAsia="標楷體" w:hAnsi="標楷體"/>
-                <w:szCs w:val="24"/>
-              </w:rPr>
-            </w:pPr>
-            <w:r>
-              <w:rPr>
-                <w:rFonts w:ascii="標楷體" w:eastAsia="標楷體" w:hAnsi="標楷體"/>
-                <w:szCs w:val="24"/>
-              </w:rPr>
-              <w:t xml:space="preserve">4 </w:t>
-            </w:r>
-            <w:proofErr w:type="gramStart"/>
-            <w:r>
-              <w:rPr>
-                <w:rFonts w:ascii="標楷體" w:eastAsia="標楷體" w:hAnsi="標楷體"/>
-                <w:szCs w:val="24"/>
-              </w:rPr>
-              <w:t>byte</w:t>
-            </w:r>
-            <w:proofErr w:type="gramEnd"/>
-          </w:p>
-        </w:tc>
-        <w:tc>
-          <w:tcPr>
-            <w:tcW w:w="422" w:type="pct"/>
-            <w:hideMark/>
-          </w:tcPr>
-          <w:p>
-            <w:pPr>
-              <w:spacing w:line="360" w:lineRule="auto"/>
-              <w:rPr>
-                <w:rFonts w:ascii="標楷體" w:eastAsia="標楷體" w:hAnsi="標楷體"/>
-                <w:szCs w:val="24"/>
-              </w:rPr>
-            </w:pPr>
-          </w:p>
-        </w:tc>
-        <w:tc>
-          <w:tcPr>
-            <w:tcW w:w="640" w:type="pct"/>
-            <w:hideMark/>
-          </w:tcPr>
-          <w:p>
-            <w:pPr>
-              <w:spacing w:line="360" w:lineRule="auto"/>
-              <w:rPr>
-                <w:rFonts w:ascii="標楷體" w:eastAsia="標楷體" w:hAnsi="標楷體" w:cs="Times New Roman"/>
-                <w:szCs w:val="24"/>
-              </w:rPr>
-            </w:pPr>
-          </w:p>
-        </w:tc>
-      </w:tr>
-      <w:tr>
-        <w:tc>
-          <w:tcPr>
-            <w:tcW w:w="1366" w:type="pct"/>
-            <w:hideMark/>
-          </w:tcPr>
-          <w:p>
-            <w:pPr>
-              <w:spacing w:line="360" w:lineRule="auto"/>
-              <w:rPr>
-                <w:rFonts w:ascii="標楷體" w:eastAsia="標楷體" w:hAnsi="標楷體" w:cs="新細明體"/>
-                <w:szCs w:val="24"/>
-              </w:rPr>
-            </w:pPr>
-            <w:proofErr w:type="spellStart"/>
-            <w:r>
-              <w:rPr>
-                <w:rFonts w:ascii="標楷體" w:eastAsia="標楷體" w:hAnsi="標楷體"/>
-                <w:szCs w:val="24"/>
-              </w:rPr>
-              <w:t>is_reward_claimed</w:t>
-            </w:r>
-            <w:proofErr w:type="spellEnd"/>
-          </w:p>
-        </w:tc>
-        <w:tc>
-          <w:tcPr>
-            <w:tcW w:w="1148" w:type="pct"/>
-            <w:hideMark/>
-          </w:tcPr>
-          <w:p>
-            <w:pPr>
-              <w:spacing w:line="360" w:lineRule="auto"/>
-              <w:rPr>
-                <w:rFonts w:ascii="標楷體" w:eastAsia="標楷體" w:hAnsi="標楷體"/>
-                <w:szCs w:val="24"/>
-              </w:rPr>
-            </w:pPr>
-            <w:r>
-              <w:rPr>
-                <w:rFonts w:ascii="標楷體" w:eastAsia="標楷體" w:hAnsi="標楷體"/>
-                <w:szCs w:val="24"/>
-              </w:rPr>
-              <w:t>是否已發放獎勵</w:t>
-            </w:r>
-          </w:p>
-        </w:tc>
-        <w:tc>
-          <w:tcPr>
-            <w:tcW w:w="712" w:type="pct"/>
-            <w:hideMark/>
-          </w:tcPr>
-          <w:p>
-            <w:pPr>
-              <w:spacing w:line="360" w:lineRule="auto"/>
-              <w:rPr>
-                <w:rFonts w:ascii="標楷體" w:eastAsia="標楷體" w:hAnsi="標楷體"/>
-                <w:szCs w:val="24"/>
-              </w:rPr>
-            </w:pPr>
-            <w:r>
-              <w:rPr>
-                <w:rFonts w:ascii="標楷體" w:eastAsia="標楷體" w:hAnsi="標楷體"/>
-                <w:szCs w:val="24"/>
-              </w:rPr>
-              <w:t>BOOLEAN</w:t>
-            </w:r>
-          </w:p>
-        </w:tc>
-        <w:tc>
-          <w:tcPr>
-            <w:tcW w:w="712" w:type="pct"/>
-            <w:hideMark/>
-          </w:tcPr>
-          <w:p>
-            <w:pPr>
-              <w:spacing w:line="360" w:lineRule="auto"/>
-              <w:rPr>
-                <w:rFonts w:ascii="標楷體" w:eastAsia="標楷體" w:hAnsi="標楷體"/>
-                <w:szCs w:val="24"/>
-              </w:rPr>
-            </w:pPr>
-            <w:r>
-              <w:rPr>
-                <w:rFonts w:ascii="標楷體" w:eastAsia="標楷體" w:hAnsi="標楷體"/>
-                <w:szCs w:val="24"/>
-              </w:rPr>
-              <w:t>-</w:t>
-            </w:r>
-          </w:p>
-        </w:tc>
-        <w:tc>
-          <w:tcPr>
-            <w:tcW w:w="422" w:type="pct"/>
-            <w:hideMark/>
-          </w:tcPr>
-          <w:p>
-            <w:pPr>
-              <w:spacing w:line="360" w:lineRule="auto"/>
-              <w:rPr>
-                <w:rFonts w:ascii="標楷體" w:eastAsia="標楷體" w:hAnsi="標楷體"/>
-                <w:szCs w:val="24"/>
-              </w:rPr>
-            </w:pPr>
-          </w:p>
-        </w:tc>
-        <w:tc>
-          <w:tcPr>
-            <w:tcW w:w="640" w:type="pct"/>
-            <w:hideMark/>
-          </w:tcPr>
-          <w:p>
-            <w:pPr>
-              <w:spacing w:line="360" w:lineRule="auto"/>
-              <w:rPr>
-                <w:rFonts w:ascii="標楷體" w:eastAsia="標楷體" w:hAnsi="標楷體" w:cs="Times New Roman"/>
-                <w:szCs w:val="24"/>
-              </w:rPr>
-            </w:pPr>
-          </w:p>
-        </w:tc>
-      </w:tr>
     </w:tbl>
     <w:p>
       <w:pPr>
@@ -18359,7 +18221,6 @@
               <w:rPr>
                 <w:rFonts w:ascii="標楷體" w:eastAsia="標楷體" w:hAnsi="標楷體" w:hint="eastAsia"/>
               </w:rPr>
-              <w:lastRenderedPageBreak/>
               <w:t>group_logins</w:t>
             </w:r>
             <w:proofErr w:type="spellEnd"/>
@@ -18594,6 +18455,7 @@
               <w:rPr>
                 <w:rFonts w:ascii="標楷體" w:eastAsia="標楷體" w:hAnsi="標楷體" w:hint="eastAsia"/>
               </w:rPr>
+              <w:lastRenderedPageBreak/>
               <w:t>paid_deposit</w:t>
             </w:r>
             <w:proofErr w:type="spellEnd"/>
@@ -20705,7 +20567,6 @@
                 <w:rFonts w:ascii="標楷體" w:eastAsia="標楷體" w:hAnsi="標楷體"/>
                 <w:szCs w:val="24"/>
               </w:rPr>
-              <w:lastRenderedPageBreak/>
               <w:t>id</w:t>
             </w:r>
           </w:p>
@@ -20843,6 +20704,7 @@
                 <w:rFonts w:ascii="標楷體" w:eastAsia="標楷體" w:hAnsi="標楷體"/>
                 <w:szCs w:val="24"/>
               </w:rPr>
+              <w:lastRenderedPageBreak/>
               <w:t>user_id</w:t>
             </w:r>
             <w:proofErr w:type="spellEnd"/>
@@ -22574,10 +22436,9 @@
             </w:pPr>
             <w:r>
               <w:rPr>
-                <w:rFonts w:ascii="標楷體" w:eastAsia="標楷體" w:hAnsi="標楷體"/>
-                <w:szCs w:val="24"/>
-              </w:rPr>
-              <w:t>填寫者ID</w:t>
+                <w:rFonts w:ascii="標楷體" w:eastAsia="標楷體" w:hAnsi="標楷體" w:hint="eastAsia"/>
+              </w:rPr>
+              <w:t>使用者ID</w:t>
             </w:r>
           </w:p>
         </w:tc>
@@ -23299,7 +23160,6 @@
                 <w:rFonts w:ascii="標楷體" w:eastAsia="標楷體" w:hAnsi="標楷體"/>
                 <w:szCs w:val="24"/>
               </w:rPr>
-              <w:lastRenderedPageBreak/>
               <w:t>created_at</w:t>
             </w:r>
             <w:proofErr w:type="spellEnd"/>
@@ -23416,6 +23276,7 @@
         <w:pStyle w:val="a4"/>
       </w:pPr>
       <w:r>
+        <w:lastRenderedPageBreak/>
         <w:t>表 8-2-19 T19 購點方案表</w:t>
       </w:r>
     </w:p>
@@ -25853,7 +25714,6 @@
               <w:rPr>
                 <w:rFonts w:ascii="標楷體" w:eastAsia="標楷體" w:hAnsi="標楷體" w:hint="eastAsia"/>
               </w:rPr>
-              <w:lastRenderedPageBreak/>
               <w:t>points_grant_yearly</w:t>
             </w:r>
             <w:proofErr w:type="spellEnd"/>
@@ -25981,6 +25841,7 @@
               <w:rPr>
                 <w:rFonts w:ascii="標楷體" w:eastAsia="標楷體" w:hAnsi="標楷體" w:hint="eastAsia"/>
               </w:rPr>
+              <w:lastRenderedPageBreak/>
               <w:t>is_active</w:t>
             </w:r>
             <w:proofErr w:type="spellEnd"/>
@@ -29018,6 +28879,1418 @@
     </w:p>
     <w:p>
       <w:pPr>
+        <w:pStyle w:val="a4"/>
+      </w:pPr>
+      <w:r>
+        <w:t>表 8-2-</w:t>
+      </w:r>
+      <w:r>
+        <w:rPr>
+          <w:rFonts w:hint="eastAsia"/>
+        </w:rPr>
+        <w:t xml:space="preserve"> </w:t>
+      </w:r>
+      <w:r>
+        <w:rPr>
+          <w:rFonts w:hint="eastAsia"/>
+        </w:rPr>
+        <w:t xml:space="preserve">23 T23 </w:t>
+      </w:r>
+      <w:proofErr w:type="spellStart"/>
+      <w:r>
+        <w:rPr>
+          <w:rFonts w:hint="eastAsia"/>
+        </w:rPr>
+        <w:t>system_log</w:t>
+      </w:r>
+      <w:proofErr w:type="spellEnd"/>
+      <w:r>
+        <w:rPr>
+          <w:rFonts w:hint="eastAsia"/>
+        </w:rPr>
+        <w:t>系統操作異動日誌表</w:t>
+      </w:r>
+    </w:p>
+    <w:tbl>
+      <w:tblPr>
+        <w:tblStyle w:val="a3"/>
+        <w:tblW w:w="5000" w:type="pct"/>
+        <w:tblLook w:val="04A0" w:firstRow="1" w:lastRow="0" w:firstColumn="1" w:lastColumn="0" w:noHBand="0" w:noVBand="1"/>
+      </w:tblPr>
+      <w:tblGrid>
+        <w:gridCol w:w="2121"/>
+        <w:gridCol w:w="1618"/>
+        <w:gridCol w:w="1306"/>
+        <w:gridCol w:w="1306"/>
+        <w:gridCol w:w="772"/>
+        <w:gridCol w:w="1173"/>
+      </w:tblGrid>
+      <w:tr>
+        <w:tc>
+          <w:tcPr>
+            <w:tcW w:w="5000" w:type="pct"/>
+            <w:gridSpan w:val="6"/>
+            <w:shd w:val="clear" w:color="auto" w:fill="D9D9D9" w:themeFill="background1" w:themeFillShade="D9"/>
+          </w:tcPr>
+          <w:p>
+            <w:pPr>
+              <w:pStyle w:val="a4"/>
+              <w:rPr>
+                <w:rFonts w:cstheme="minorBidi"/>
+                <w:kern w:val="2"/>
+              </w:rPr>
+            </w:pPr>
+            <w:r>
+              <w:rPr>
+                <w:rFonts w:cstheme="minorBidi"/>
+                <w:kern w:val="2"/>
+              </w:rPr>
+              <w:t>T2</w:t>
+            </w:r>
+            <w:r>
+              <w:rPr>
+                <w:rFonts w:cstheme="minorBidi"/>
+                <w:kern w:val="2"/>
+              </w:rPr>
+              <w:t>3</w:t>
+            </w:r>
+            <w:r>
+              <w:rPr>
+                <w:rFonts w:cstheme="minorBidi"/>
+                <w:kern w:val="2"/>
+              </w:rPr>
+              <w:t xml:space="preserve"> </w:t>
+            </w:r>
+            <w:proofErr w:type="spellStart"/>
+            <w:r>
+              <w:rPr>
+                <w:rFonts w:hint="eastAsia"/>
+              </w:rPr>
+              <w:t>system_log</w:t>
+            </w:r>
+            <w:proofErr w:type="spellEnd"/>
+            <w:r>
+              <w:rPr>
+                <w:rFonts w:cstheme="minorBidi"/>
+                <w:kern w:val="2"/>
+              </w:rPr>
+              <w:t>（</w:t>
+            </w:r>
+            <w:r>
+              <w:rPr>
+                <w:rFonts w:hint="eastAsia"/>
+              </w:rPr>
+              <w:t>系統操作異動日誌</w:t>
+            </w:r>
+            <w:r>
+              <w:rPr>
+                <w:rFonts w:cstheme="minorBidi"/>
+                <w:kern w:val="2"/>
+              </w:rPr>
+              <w:t>）</w:t>
+            </w:r>
+          </w:p>
+        </w:tc>
+      </w:tr>
+      <w:tr>
+        <w:tc>
+          <w:tcPr>
+            <w:tcW w:w="1279" w:type="pct"/>
+            <w:shd w:val="clear" w:color="auto" w:fill="D9D9D9" w:themeFill="background1" w:themeFillShade="D9"/>
+            <w:vAlign w:val="center"/>
+            <w:hideMark/>
+          </w:tcPr>
+          <w:p>
+            <w:pPr>
+              <w:spacing w:line="360" w:lineRule="auto"/>
+              <w:jc w:val="center"/>
+              <w:rPr>
+                <w:rFonts w:ascii="標楷體" w:eastAsia="標楷體" w:hAnsi="標楷體"/>
+                <w:szCs w:val="24"/>
+              </w:rPr>
+            </w:pPr>
+            <w:r>
+              <w:rPr>
+                <w:rFonts w:ascii="標楷體" w:eastAsia="標楷體" w:hAnsi="標楷體" w:hint="eastAsia"/>
+                <w:szCs w:val="24"/>
+              </w:rPr>
+              <w:t>欄位</w:t>
+            </w:r>
+            <w:r>
+              <w:rPr>
+                <w:rFonts w:ascii="標楷體" w:eastAsia="標楷體" w:hAnsi="標楷體"/>
+                <w:szCs w:val="24"/>
+              </w:rPr>
+              <w:t>名稱</w:t>
+            </w:r>
+          </w:p>
+        </w:tc>
+        <w:tc>
+          <w:tcPr>
+            <w:tcW w:w="975" w:type="pct"/>
+            <w:shd w:val="clear" w:color="auto" w:fill="D9D9D9" w:themeFill="background1" w:themeFillShade="D9"/>
+            <w:vAlign w:val="center"/>
+            <w:hideMark/>
+          </w:tcPr>
+          <w:p>
+            <w:pPr>
+              <w:spacing w:line="360" w:lineRule="auto"/>
+              <w:jc w:val="center"/>
+              <w:rPr>
+                <w:rFonts w:ascii="標楷體" w:eastAsia="標楷體" w:hAnsi="標楷體"/>
+                <w:szCs w:val="24"/>
+              </w:rPr>
+            </w:pPr>
+            <w:r>
+              <w:rPr>
+                <w:rFonts w:ascii="標楷體" w:eastAsia="標楷體" w:hAnsi="標楷體"/>
+                <w:szCs w:val="24"/>
+              </w:rPr>
+              <w:t>中文名稱</w:t>
+            </w:r>
+          </w:p>
+        </w:tc>
+        <w:tc>
+          <w:tcPr>
+            <w:tcW w:w="787" w:type="pct"/>
+            <w:shd w:val="clear" w:color="auto" w:fill="D9D9D9" w:themeFill="background1" w:themeFillShade="D9"/>
+            <w:vAlign w:val="center"/>
+            <w:hideMark/>
+          </w:tcPr>
+          <w:p>
+            <w:pPr>
+              <w:spacing w:line="360" w:lineRule="auto"/>
+              <w:jc w:val="center"/>
+              <w:rPr>
+                <w:rFonts w:ascii="標楷體" w:eastAsia="標楷體" w:hAnsi="標楷體"/>
+                <w:szCs w:val="24"/>
+              </w:rPr>
+            </w:pPr>
+            <w:r>
+              <w:rPr>
+                <w:rFonts w:ascii="標楷體" w:eastAsia="標楷體" w:hAnsi="標楷體"/>
+                <w:szCs w:val="24"/>
+              </w:rPr>
+              <w:t>資料型態</w:t>
+            </w:r>
+          </w:p>
+        </w:tc>
+        <w:tc>
+          <w:tcPr>
+            <w:tcW w:w="787" w:type="pct"/>
+            <w:shd w:val="clear" w:color="auto" w:fill="D9D9D9" w:themeFill="background1" w:themeFillShade="D9"/>
+            <w:vAlign w:val="center"/>
+            <w:hideMark/>
+          </w:tcPr>
+          <w:p>
+            <w:pPr>
+              <w:spacing w:line="360" w:lineRule="auto"/>
+              <w:jc w:val="center"/>
+              <w:rPr>
+                <w:rFonts w:ascii="標楷體" w:eastAsia="標楷體" w:hAnsi="標楷體"/>
+                <w:szCs w:val="24"/>
+              </w:rPr>
+            </w:pPr>
+            <w:r>
+              <w:rPr>
+                <w:rFonts w:ascii="標楷體" w:eastAsia="標楷體" w:hAnsi="標楷體"/>
+                <w:szCs w:val="24"/>
+              </w:rPr>
+              <w:t>資料長度</w:t>
+            </w:r>
+          </w:p>
+        </w:tc>
+        <w:tc>
+          <w:tcPr>
+            <w:tcW w:w="465" w:type="pct"/>
+            <w:shd w:val="clear" w:color="auto" w:fill="D9D9D9" w:themeFill="background1" w:themeFillShade="D9"/>
+            <w:vAlign w:val="center"/>
+            <w:hideMark/>
+          </w:tcPr>
+          <w:p>
+            <w:pPr>
+              <w:spacing w:line="360" w:lineRule="auto"/>
+              <w:jc w:val="center"/>
+              <w:rPr>
+                <w:rFonts w:ascii="標楷體" w:eastAsia="標楷體" w:hAnsi="標楷體"/>
+                <w:szCs w:val="24"/>
+              </w:rPr>
+            </w:pPr>
+            <w:r>
+              <w:rPr>
+                <w:rFonts w:ascii="標楷體" w:eastAsia="標楷體" w:hAnsi="標楷體"/>
+                <w:szCs w:val="24"/>
+              </w:rPr>
+              <w:t>主鍵</w:t>
+            </w:r>
+          </w:p>
+        </w:tc>
+        <w:tc>
+          <w:tcPr>
+            <w:tcW w:w="708" w:type="pct"/>
+            <w:shd w:val="clear" w:color="auto" w:fill="D9D9D9" w:themeFill="background1" w:themeFillShade="D9"/>
+            <w:vAlign w:val="center"/>
+            <w:hideMark/>
+          </w:tcPr>
+          <w:p>
+            <w:pPr>
+              <w:spacing w:line="360" w:lineRule="auto"/>
+              <w:jc w:val="center"/>
+              <w:rPr>
+                <w:rFonts w:ascii="標楷體" w:eastAsia="標楷體" w:hAnsi="標楷體"/>
+                <w:szCs w:val="24"/>
+              </w:rPr>
+            </w:pPr>
+            <w:proofErr w:type="gramStart"/>
+            <w:r>
+              <w:rPr>
+                <w:rFonts w:ascii="標楷體" w:eastAsia="標楷體" w:hAnsi="標楷體"/>
+                <w:szCs w:val="24"/>
+              </w:rPr>
+              <w:t>外鍵</w:t>
+            </w:r>
+            <w:proofErr w:type="gramEnd"/>
+          </w:p>
+        </w:tc>
+      </w:tr>
+      <w:tr>
+        <w:tc>
+          <w:tcPr>
+            <w:tcW w:w="1279" w:type="pct"/>
+            <w:hideMark/>
+          </w:tcPr>
+          <w:p>
+            <w:pPr>
+              <w:spacing w:line="360" w:lineRule="auto"/>
+              <w:rPr>
+                <w:rFonts w:ascii="標楷體" w:eastAsia="標楷體" w:hAnsi="標楷體" w:cs="新細明體"/>
+                <w:szCs w:val="24"/>
+              </w:rPr>
+            </w:pPr>
+            <w:r>
+              <w:rPr>
+                <w:rFonts w:ascii="標楷體" w:eastAsia="標楷體" w:hAnsi="標楷體"/>
+                <w:szCs w:val="24"/>
+              </w:rPr>
+              <w:t>id</w:t>
+            </w:r>
+          </w:p>
+        </w:tc>
+        <w:tc>
+          <w:tcPr>
+            <w:tcW w:w="975" w:type="pct"/>
+            <w:hideMark/>
+          </w:tcPr>
+          <w:p>
+            <w:pPr>
+              <w:spacing w:line="360" w:lineRule="auto"/>
+              <w:rPr>
+                <w:rFonts w:ascii="標楷體" w:eastAsia="標楷體" w:hAnsi="標楷體"/>
+                <w:szCs w:val="24"/>
+              </w:rPr>
+            </w:pPr>
+            <w:r>
+              <w:rPr>
+                <w:rFonts w:ascii="標楷體" w:eastAsia="標楷體" w:hAnsi="標楷體" w:hint="eastAsia"/>
+                <w:szCs w:val="24"/>
+              </w:rPr>
+              <w:t>日誌ID</w:t>
+            </w:r>
+          </w:p>
+        </w:tc>
+        <w:tc>
+          <w:tcPr>
+            <w:tcW w:w="787" w:type="pct"/>
+            <w:hideMark/>
+          </w:tcPr>
+          <w:p>
+            <w:pPr>
+              <w:spacing w:line="360" w:lineRule="auto"/>
+              <w:rPr>
+                <w:rFonts w:ascii="標楷體" w:eastAsia="標楷體" w:hAnsi="標楷體"/>
+                <w:szCs w:val="24"/>
+              </w:rPr>
+            </w:pPr>
+            <w:r>
+              <w:rPr>
+                <w:rFonts w:ascii="標楷體" w:eastAsia="標楷體" w:hAnsi="標楷體"/>
+                <w:szCs w:val="24"/>
+              </w:rPr>
+              <w:t>INT</w:t>
+            </w:r>
+          </w:p>
+        </w:tc>
+        <w:tc>
+          <w:tcPr>
+            <w:tcW w:w="787" w:type="pct"/>
+            <w:hideMark/>
+          </w:tcPr>
+          <w:p>
+            <w:pPr>
+              <w:spacing w:line="360" w:lineRule="auto"/>
+              <w:rPr>
+                <w:rFonts w:ascii="標楷體" w:eastAsia="標楷體" w:hAnsi="標楷體"/>
+                <w:szCs w:val="24"/>
+              </w:rPr>
+            </w:pPr>
+            <w:r>
+              <w:rPr>
+                <w:rFonts w:ascii="標楷體" w:eastAsia="標楷體" w:hAnsi="標楷體"/>
+                <w:szCs w:val="24"/>
+              </w:rPr>
+              <w:t xml:space="preserve">4 </w:t>
+            </w:r>
+            <w:proofErr w:type="gramStart"/>
+            <w:r>
+              <w:rPr>
+                <w:rFonts w:ascii="標楷體" w:eastAsia="標楷體" w:hAnsi="標楷體"/>
+                <w:szCs w:val="24"/>
+              </w:rPr>
+              <w:t>byte</w:t>
+            </w:r>
+            <w:proofErr w:type="gramEnd"/>
+          </w:p>
+        </w:tc>
+        <w:tc>
+          <w:tcPr>
+            <w:tcW w:w="465" w:type="pct"/>
+            <w:hideMark/>
+          </w:tcPr>
+          <w:p>
+            <w:pPr>
+              <w:spacing w:line="360" w:lineRule="auto"/>
+              <w:rPr>
+                <w:rFonts w:ascii="標楷體" w:eastAsia="標楷體" w:hAnsi="標楷體"/>
+                <w:szCs w:val="24"/>
+              </w:rPr>
+            </w:pPr>
+            <w:r>
+              <w:rPr>
+                <w:rFonts w:ascii="標楷體" w:eastAsia="標楷體" w:hAnsi="標楷體"/>
+                <w:szCs w:val="24"/>
+              </w:rPr>
+              <w:t>●</w:t>
+            </w:r>
+          </w:p>
+        </w:tc>
+        <w:tc>
+          <w:tcPr>
+            <w:tcW w:w="708" w:type="pct"/>
+            <w:hideMark/>
+          </w:tcPr>
+          <w:p>
+            <w:pPr>
+              <w:spacing w:line="360" w:lineRule="auto"/>
+              <w:rPr>
+                <w:rFonts w:ascii="標楷體" w:eastAsia="標楷體" w:hAnsi="標楷體" w:cs="Times New Roman"/>
+                <w:szCs w:val="24"/>
+              </w:rPr>
+            </w:pPr>
+          </w:p>
+        </w:tc>
+      </w:tr>
+      <w:tr>
+        <w:tc>
+          <w:tcPr>
+            <w:tcW w:w="1279" w:type="pct"/>
+            <w:hideMark/>
+          </w:tcPr>
+          <w:p>
+            <w:pPr>
+              <w:spacing w:line="360" w:lineRule="auto"/>
+              <w:rPr>
+                <w:rFonts w:ascii="標楷體" w:eastAsia="標楷體" w:hAnsi="標楷體" w:cs="新細明體"/>
+                <w:szCs w:val="24"/>
+              </w:rPr>
+            </w:pPr>
+            <w:proofErr w:type="spellStart"/>
+            <w:r>
+              <w:rPr>
+                <w:rFonts w:ascii="標楷體" w:eastAsia="標楷體" w:hAnsi="標楷體"/>
+                <w:szCs w:val="24"/>
+              </w:rPr>
+              <w:t>user_id</w:t>
+            </w:r>
+            <w:proofErr w:type="spellEnd"/>
+          </w:p>
+        </w:tc>
+        <w:tc>
+          <w:tcPr>
+            <w:tcW w:w="975" w:type="pct"/>
+            <w:hideMark/>
+          </w:tcPr>
+          <w:p>
+            <w:pPr>
+              <w:spacing w:line="360" w:lineRule="auto"/>
+              <w:rPr>
+                <w:rFonts w:ascii="標楷體" w:eastAsia="標楷體" w:hAnsi="標楷體"/>
+                <w:szCs w:val="24"/>
+              </w:rPr>
+            </w:pPr>
+            <w:r>
+              <w:rPr>
+                <w:rFonts w:ascii="標楷體" w:eastAsia="標楷體" w:hAnsi="標楷體"/>
+                <w:szCs w:val="24"/>
+              </w:rPr>
+              <w:t>使用者ID</w:t>
+            </w:r>
+          </w:p>
+        </w:tc>
+        <w:tc>
+          <w:tcPr>
+            <w:tcW w:w="787" w:type="pct"/>
+            <w:hideMark/>
+          </w:tcPr>
+          <w:p>
+            <w:pPr>
+              <w:spacing w:line="360" w:lineRule="auto"/>
+              <w:rPr>
+                <w:rFonts w:ascii="標楷體" w:eastAsia="標楷體" w:hAnsi="標楷體"/>
+                <w:szCs w:val="24"/>
+              </w:rPr>
+            </w:pPr>
+            <w:r>
+              <w:rPr>
+                <w:rFonts w:ascii="標楷體" w:eastAsia="標楷體" w:hAnsi="標楷體"/>
+                <w:szCs w:val="24"/>
+              </w:rPr>
+              <w:t>INT</w:t>
+            </w:r>
+          </w:p>
+        </w:tc>
+        <w:tc>
+          <w:tcPr>
+            <w:tcW w:w="787" w:type="pct"/>
+            <w:hideMark/>
+          </w:tcPr>
+          <w:p>
+            <w:pPr>
+              <w:spacing w:line="360" w:lineRule="auto"/>
+              <w:rPr>
+                <w:rFonts w:ascii="標楷體" w:eastAsia="標楷體" w:hAnsi="標楷體"/>
+                <w:szCs w:val="24"/>
+              </w:rPr>
+            </w:pPr>
+            <w:r>
+              <w:rPr>
+                <w:rFonts w:ascii="標楷體" w:eastAsia="標楷體" w:hAnsi="標楷體"/>
+                <w:szCs w:val="24"/>
+              </w:rPr>
+              <w:t xml:space="preserve">4 </w:t>
+            </w:r>
+            <w:proofErr w:type="gramStart"/>
+            <w:r>
+              <w:rPr>
+                <w:rFonts w:ascii="標楷體" w:eastAsia="標楷體" w:hAnsi="標楷體"/>
+                <w:szCs w:val="24"/>
+              </w:rPr>
+              <w:t>byte</w:t>
+            </w:r>
+            <w:proofErr w:type="gramEnd"/>
+          </w:p>
+        </w:tc>
+        <w:tc>
+          <w:tcPr>
+            <w:tcW w:w="465" w:type="pct"/>
+            <w:hideMark/>
+          </w:tcPr>
+          <w:p>
+            <w:pPr>
+              <w:spacing w:line="360" w:lineRule="auto"/>
+              <w:rPr>
+                <w:rFonts w:ascii="標楷體" w:eastAsia="標楷體" w:hAnsi="標楷體"/>
+                <w:szCs w:val="24"/>
+              </w:rPr>
+            </w:pPr>
+          </w:p>
+        </w:tc>
+        <w:tc>
+          <w:tcPr>
+            <w:tcW w:w="708" w:type="pct"/>
+            <w:hideMark/>
+          </w:tcPr>
+          <w:p>
+            <w:pPr>
+              <w:spacing w:line="360" w:lineRule="auto"/>
+              <w:rPr>
+                <w:rFonts w:ascii="標楷體" w:eastAsia="標楷體" w:hAnsi="標楷體" w:cs="Times New Roman"/>
+                <w:szCs w:val="24"/>
+              </w:rPr>
+            </w:pPr>
+            <w:r>
+              <w:rPr>
+                <w:rFonts w:ascii="標楷體" w:eastAsia="標楷體" w:hAnsi="標楷體"/>
+                <w:szCs w:val="24"/>
+              </w:rPr>
+              <w:t>user.id</w:t>
+            </w:r>
+          </w:p>
+        </w:tc>
+      </w:tr>
+      <w:tr>
+        <w:tc>
+          <w:tcPr>
+            <w:tcW w:w="1279" w:type="pct"/>
+            <w:hideMark/>
+          </w:tcPr>
+          <w:p>
+            <w:pPr>
+              <w:spacing w:line="360" w:lineRule="auto"/>
+              <w:rPr>
+                <w:rFonts w:ascii="標楷體" w:eastAsia="標楷體" w:hAnsi="標楷體" w:cs="新細明體"/>
+                <w:szCs w:val="24"/>
+              </w:rPr>
+            </w:pPr>
+            <w:r>
+              <w:rPr>
+                <w:rFonts w:ascii="標楷體" w:eastAsia="標楷體" w:hAnsi="標楷體"/>
+              </w:rPr>
+              <w:t>action</w:t>
+            </w:r>
+          </w:p>
+        </w:tc>
+        <w:tc>
+          <w:tcPr>
+            <w:tcW w:w="975" w:type="pct"/>
+            <w:hideMark/>
+          </w:tcPr>
+          <w:p>
+            <w:pPr>
+              <w:spacing w:line="360" w:lineRule="auto"/>
+              <w:rPr>
+                <w:rFonts w:ascii="標楷體" w:eastAsia="標楷體" w:hAnsi="標楷體"/>
+                <w:szCs w:val="24"/>
+              </w:rPr>
+            </w:pPr>
+            <w:r>
+              <w:rPr>
+                <w:rFonts w:ascii="標楷體" w:eastAsia="標楷體" w:hAnsi="標楷體"/>
+              </w:rPr>
+              <w:t>動作類型</w:t>
+            </w:r>
+          </w:p>
+        </w:tc>
+        <w:tc>
+          <w:tcPr>
+            <w:tcW w:w="787" w:type="pct"/>
+            <w:hideMark/>
+          </w:tcPr>
+          <w:p>
+            <w:pPr>
+              <w:spacing w:line="360" w:lineRule="auto"/>
+              <w:rPr>
+                <w:rFonts w:ascii="標楷體" w:eastAsia="標楷體" w:hAnsi="標楷體"/>
+                <w:szCs w:val="24"/>
+              </w:rPr>
+            </w:pPr>
+            <w:r>
+              <w:rPr>
+                <w:rFonts w:ascii="標楷體" w:eastAsia="標楷體" w:hAnsi="標楷體"/>
+              </w:rPr>
+              <w:t>VARCHAR</w:t>
+            </w:r>
+          </w:p>
+        </w:tc>
+        <w:tc>
+          <w:tcPr>
+            <w:tcW w:w="787" w:type="pct"/>
+            <w:hideMark/>
+          </w:tcPr>
+          <w:p>
+            <w:pPr>
+              <w:spacing w:line="360" w:lineRule="auto"/>
+              <w:rPr>
+                <w:rFonts w:ascii="標楷體" w:eastAsia="標楷體" w:hAnsi="標楷體"/>
+                <w:szCs w:val="24"/>
+              </w:rPr>
+            </w:pPr>
+            <w:r>
+              <w:rPr>
+                <w:rFonts w:ascii="標楷體" w:eastAsia="標楷體" w:hAnsi="標楷體"/>
+              </w:rPr>
+              <w:t>20</w:t>
+            </w:r>
+          </w:p>
+        </w:tc>
+        <w:tc>
+          <w:tcPr>
+            <w:tcW w:w="465" w:type="pct"/>
+            <w:hideMark/>
+          </w:tcPr>
+          <w:p>
+            <w:pPr>
+              <w:spacing w:line="360" w:lineRule="auto"/>
+              <w:rPr>
+                <w:rFonts w:ascii="標楷體" w:eastAsia="標楷體" w:hAnsi="標楷體"/>
+                <w:szCs w:val="24"/>
+              </w:rPr>
+            </w:pPr>
+          </w:p>
+        </w:tc>
+        <w:tc>
+          <w:tcPr>
+            <w:tcW w:w="708" w:type="pct"/>
+            <w:hideMark/>
+          </w:tcPr>
+          <w:p>
+            <w:pPr>
+              <w:spacing w:line="360" w:lineRule="auto"/>
+              <w:rPr>
+                <w:rFonts w:ascii="標楷體" w:eastAsia="標楷體" w:hAnsi="標楷體" w:cs="Times New Roman"/>
+                <w:szCs w:val="24"/>
+              </w:rPr>
+            </w:pPr>
+          </w:p>
+        </w:tc>
+      </w:tr>
+      <w:tr>
+        <w:tc>
+          <w:tcPr>
+            <w:tcW w:w="1279" w:type="pct"/>
+          </w:tcPr>
+          <w:p>
+            <w:pPr>
+              <w:spacing w:line="360" w:lineRule="auto"/>
+              <w:rPr>
+                <w:rFonts w:ascii="標楷體" w:eastAsia="標楷體" w:hAnsi="標楷體"/>
+                <w:szCs w:val="24"/>
+              </w:rPr>
+            </w:pPr>
+            <w:proofErr w:type="spellStart"/>
+            <w:r>
+              <w:rPr>
+                <w:rFonts w:ascii="標楷體" w:eastAsia="標楷體" w:hAnsi="標楷體"/>
+              </w:rPr>
+              <w:t>target_table</w:t>
+            </w:r>
+            <w:proofErr w:type="spellEnd"/>
+          </w:p>
+        </w:tc>
+        <w:tc>
+          <w:tcPr>
+            <w:tcW w:w="975" w:type="pct"/>
+          </w:tcPr>
+          <w:p>
+            <w:pPr>
+              <w:spacing w:line="360" w:lineRule="auto"/>
+              <w:rPr>
+                <w:rFonts w:ascii="標楷體" w:eastAsia="標楷體" w:hAnsi="標楷體"/>
+                <w:szCs w:val="24"/>
+              </w:rPr>
+            </w:pPr>
+            <w:r>
+              <w:rPr>
+                <w:rFonts w:ascii="標楷體" w:eastAsia="標楷體" w:hAnsi="標楷體"/>
+              </w:rPr>
+              <w:t>目標資料表</w:t>
+            </w:r>
+          </w:p>
+        </w:tc>
+        <w:tc>
+          <w:tcPr>
+            <w:tcW w:w="787" w:type="pct"/>
+          </w:tcPr>
+          <w:p>
+            <w:pPr>
+              <w:spacing w:line="360" w:lineRule="auto"/>
+              <w:rPr>
+                <w:rFonts w:ascii="標楷體" w:eastAsia="標楷體" w:hAnsi="標楷體"/>
+                <w:szCs w:val="24"/>
+              </w:rPr>
+            </w:pPr>
+            <w:r>
+              <w:rPr>
+                <w:rFonts w:ascii="標楷體" w:eastAsia="標楷體" w:hAnsi="標楷體"/>
+              </w:rPr>
+              <w:t>VARCHAR</w:t>
+            </w:r>
+          </w:p>
+        </w:tc>
+        <w:tc>
+          <w:tcPr>
+            <w:tcW w:w="787" w:type="pct"/>
+          </w:tcPr>
+          <w:p>
+            <w:pPr>
+              <w:spacing w:line="360" w:lineRule="auto"/>
+              <w:rPr>
+                <w:rFonts w:ascii="標楷體" w:eastAsia="標楷體" w:hAnsi="標楷體"/>
+                <w:szCs w:val="24"/>
+              </w:rPr>
+            </w:pPr>
+            <w:r>
+              <w:rPr>
+                <w:rFonts w:ascii="標楷體" w:eastAsia="標楷體" w:hAnsi="標楷體"/>
+              </w:rPr>
+              <w:t>50</w:t>
+            </w:r>
+          </w:p>
+        </w:tc>
+        <w:tc>
+          <w:tcPr>
+            <w:tcW w:w="465" w:type="pct"/>
+          </w:tcPr>
+          <w:p>
+            <w:pPr>
+              <w:spacing w:line="360" w:lineRule="auto"/>
+              <w:rPr>
+                <w:rFonts w:ascii="標楷體" w:eastAsia="標楷體" w:hAnsi="標楷體"/>
+                <w:szCs w:val="24"/>
+              </w:rPr>
+            </w:pPr>
+          </w:p>
+        </w:tc>
+        <w:tc>
+          <w:tcPr>
+            <w:tcW w:w="708" w:type="pct"/>
+          </w:tcPr>
+          <w:p>
+            <w:pPr>
+              <w:spacing w:line="360" w:lineRule="auto"/>
+              <w:rPr>
+                <w:rFonts w:ascii="標楷體" w:eastAsia="標楷體" w:hAnsi="標楷體" w:cs="Times New Roman"/>
+                <w:szCs w:val="24"/>
+              </w:rPr>
+            </w:pPr>
+          </w:p>
+        </w:tc>
+      </w:tr>
+      <w:tr>
+        <w:tc>
+          <w:tcPr>
+            <w:tcW w:w="1279" w:type="pct"/>
+          </w:tcPr>
+          <w:p>
+            <w:pPr>
+              <w:spacing w:line="360" w:lineRule="auto"/>
+              <w:rPr>
+                <w:rFonts w:ascii="標楷體" w:eastAsia="標楷體" w:hAnsi="標楷體"/>
+                <w:szCs w:val="24"/>
+              </w:rPr>
+            </w:pPr>
+            <w:proofErr w:type="spellStart"/>
+            <w:r>
+              <w:rPr>
+                <w:rFonts w:ascii="標楷體" w:eastAsia="標楷體" w:hAnsi="標楷體"/>
+              </w:rPr>
+              <w:t>target_id</w:t>
+            </w:r>
+            <w:proofErr w:type="spellEnd"/>
+          </w:p>
+        </w:tc>
+        <w:tc>
+          <w:tcPr>
+            <w:tcW w:w="975" w:type="pct"/>
+          </w:tcPr>
+          <w:p>
+            <w:pPr>
+              <w:spacing w:line="360" w:lineRule="auto"/>
+              <w:rPr>
+                <w:rFonts w:ascii="標楷體" w:eastAsia="標楷體" w:hAnsi="標楷體"/>
+                <w:szCs w:val="24"/>
+              </w:rPr>
+            </w:pPr>
+            <w:r>
+              <w:rPr>
+                <w:rFonts w:ascii="標楷體" w:eastAsia="標楷體" w:hAnsi="標楷體"/>
+              </w:rPr>
+              <w:t>目標紀錄ID</w:t>
+            </w:r>
+          </w:p>
+        </w:tc>
+        <w:tc>
+          <w:tcPr>
+            <w:tcW w:w="787" w:type="pct"/>
+          </w:tcPr>
+          <w:p>
+            <w:pPr>
+              <w:spacing w:line="360" w:lineRule="auto"/>
+              <w:rPr>
+                <w:rFonts w:ascii="標楷體" w:eastAsia="標楷體" w:hAnsi="標楷體"/>
+                <w:szCs w:val="24"/>
+              </w:rPr>
+            </w:pPr>
+            <w:r>
+              <w:rPr>
+                <w:rFonts w:ascii="標楷體" w:eastAsia="標楷體" w:hAnsi="標楷體"/>
+                <w:szCs w:val="24"/>
+              </w:rPr>
+              <w:t>INT</w:t>
+            </w:r>
+          </w:p>
+        </w:tc>
+        <w:tc>
+          <w:tcPr>
+            <w:tcW w:w="787" w:type="pct"/>
+          </w:tcPr>
+          <w:p>
+            <w:pPr>
+              <w:spacing w:line="360" w:lineRule="auto"/>
+              <w:rPr>
+                <w:rFonts w:ascii="標楷體" w:eastAsia="標楷體" w:hAnsi="標楷體"/>
+                <w:szCs w:val="24"/>
+              </w:rPr>
+            </w:pPr>
+            <w:r>
+              <w:rPr>
+                <w:rFonts w:ascii="標楷體" w:eastAsia="標楷體" w:hAnsi="標楷體"/>
+                <w:szCs w:val="24"/>
+              </w:rPr>
+              <w:t xml:space="preserve">4 </w:t>
+            </w:r>
+            <w:proofErr w:type="gramStart"/>
+            <w:r>
+              <w:rPr>
+                <w:rFonts w:ascii="標楷體" w:eastAsia="標楷體" w:hAnsi="標楷體"/>
+                <w:szCs w:val="24"/>
+              </w:rPr>
+              <w:t>byte</w:t>
+            </w:r>
+            <w:proofErr w:type="gramEnd"/>
+          </w:p>
+        </w:tc>
+        <w:tc>
+          <w:tcPr>
+            <w:tcW w:w="465" w:type="pct"/>
+          </w:tcPr>
+          <w:p>
+            <w:pPr>
+              <w:spacing w:line="360" w:lineRule="auto"/>
+              <w:rPr>
+                <w:rFonts w:ascii="標楷體" w:eastAsia="標楷體" w:hAnsi="標楷體"/>
+                <w:szCs w:val="24"/>
+              </w:rPr>
+            </w:pPr>
+          </w:p>
+        </w:tc>
+        <w:tc>
+          <w:tcPr>
+            <w:tcW w:w="708" w:type="pct"/>
+          </w:tcPr>
+          <w:p>
+            <w:pPr>
+              <w:spacing w:line="360" w:lineRule="auto"/>
+              <w:rPr>
+                <w:rFonts w:ascii="標楷體" w:eastAsia="標楷體" w:hAnsi="標楷體" w:cs="Times New Roman"/>
+                <w:szCs w:val="24"/>
+              </w:rPr>
+            </w:pPr>
+          </w:p>
+        </w:tc>
+      </w:tr>
+      <w:tr>
+        <w:tc>
+          <w:tcPr>
+            <w:tcW w:w="1279" w:type="pct"/>
+          </w:tcPr>
+          <w:p>
+            <w:pPr>
+              <w:spacing w:line="360" w:lineRule="auto"/>
+              <w:rPr>
+                <w:rFonts w:ascii="標楷體" w:eastAsia="標楷體" w:hAnsi="標楷體"/>
+                <w:szCs w:val="24"/>
+              </w:rPr>
+            </w:pPr>
+            <w:proofErr w:type="spellStart"/>
+            <w:r>
+              <w:rPr>
+                <w:rFonts w:ascii="標楷體" w:eastAsia="標楷體" w:hAnsi="標楷體"/>
+              </w:rPr>
+              <w:t>old_value</w:t>
+            </w:r>
+            <w:proofErr w:type="spellEnd"/>
+          </w:p>
+        </w:tc>
+        <w:tc>
+          <w:tcPr>
+            <w:tcW w:w="975" w:type="pct"/>
+          </w:tcPr>
+          <w:tbl>
+            <w:tblPr>
+              <w:tblW w:w="0" w:type="auto"/>
+              <w:tblCellSpacing w:w="15" w:type="dxa"/>
+              <w:tblCellMar>
+                <w:top w:w="15" w:type="dxa"/>
+                <w:left w:w="15" w:type="dxa"/>
+                <w:bottom w:w="15" w:type="dxa"/>
+                <w:right w:w="15" w:type="dxa"/>
+              </w:tblCellMar>
+              <w:tblLook w:val="04A0" w:firstRow="1" w:lastRow="0" w:firstColumn="1" w:lastColumn="0" w:noHBand="0" w:noVBand="1"/>
+            </w:tblPr>
+            <w:tblGrid>
+              <w:gridCol w:w="96"/>
+            </w:tblGrid>
+            <w:tr>
+              <w:trPr>
+                <w:tblCellSpacing w:w="15" w:type="dxa"/>
+              </w:trPr>
+              <w:tc>
+                <w:tcPr>
+                  <w:tcW w:w="0" w:type="auto"/>
+                  <w:vAlign w:val="center"/>
+                  <w:hideMark/>
+                </w:tcPr>
+                <w:p>
+                  <w:pPr>
+                    <w:widowControl/>
+                    <w:rPr>
+                      <w:rFonts w:ascii="標楷體" w:eastAsia="標楷體" w:hAnsi="標楷體" w:cs="新細明體"/>
+                      <w:kern w:val="0"/>
+                      <w:szCs w:val="24"/>
+                    </w:rPr>
+                  </w:pPr>
+                </w:p>
+              </w:tc>
+            </w:tr>
+          </w:tbl>
+          <w:p>
+            <w:pPr>
+              <w:widowControl/>
+              <w:rPr>
+                <w:rFonts w:ascii="標楷體" w:eastAsia="標楷體" w:hAnsi="標楷體" w:cs="新細明體"/>
+                <w:vanish/>
+                <w:kern w:val="0"/>
+                <w:szCs w:val="24"/>
+              </w:rPr>
+            </w:pPr>
+          </w:p>
+          <w:tbl>
+            <w:tblPr>
+              <w:tblW w:w="0" w:type="auto"/>
+              <w:tblCellSpacing w:w="15" w:type="dxa"/>
+              <w:tblCellMar>
+                <w:top w:w="15" w:type="dxa"/>
+                <w:left w:w="15" w:type="dxa"/>
+                <w:bottom w:w="15" w:type="dxa"/>
+                <w:right w:w="15" w:type="dxa"/>
+              </w:tblCellMar>
+              <w:tblLook w:val="04A0" w:firstRow="1" w:lastRow="0" w:firstColumn="1" w:lastColumn="0" w:noHBand="0" w:noVBand="1"/>
+            </w:tblPr>
+            <w:tblGrid>
+              <w:gridCol w:w="1290"/>
+            </w:tblGrid>
+            <w:tr>
+              <w:trPr>
+                <w:tblCellSpacing w:w="15" w:type="dxa"/>
+              </w:trPr>
+              <w:tc>
+                <w:tcPr>
+                  <w:tcW w:w="0" w:type="auto"/>
+                  <w:vAlign w:val="center"/>
+                  <w:hideMark/>
+                </w:tcPr>
+                <w:p>
+                  <w:pPr>
+                    <w:widowControl/>
+                    <w:rPr>
+                      <w:rFonts w:ascii="標楷體" w:eastAsia="標楷體" w:hAnsi="標楷體" w:cs="新細明體"/>
+                      <w:kern w:val="0"/>
+                      <w:szCs w:val="24"/>
+                    </w:rPr>
+                  </w:pPr>
+                  <w:r>
+                    <w:rPr>
+                      <w:rFonts w:ascii="標楷體" w:eastAsia="標楷體" w:hAnsi="標楷體"/>
+                    </w:rPr>
+                    <w:t>變更前內容</w:t>
+                  </w:r>
+                </w:p>
+              </w:tc>
+            </w:tr>
+          </w:tbl>
+          <w:p>
+            <w:pPr>
+              <w:spacing w:line="360" w:lineRule="auto"/>
+              <w:rPr>
+                <w:rFonts w:ascii="標楷體" w:eastAsia="標楷體" w:hAnsi="標楷體"/>
+                <w:szCs w:val="24"/>
+              </w:rPr>
+            </w:pPr>
+          </w:p>
+        </w:tc>
+        <w:tc>
+          <w:tcPr>
+            <w:tcW w:w="787" w:type="pct"/>
+          </w:tcPr>
+          <w:p>
+            <w:pPr>
+              <w:spacing w:line="360" w:lineRule="auto"/>
+              <w:rPr>
+                <w:rFonts w:ascii="標楷體" w:eastAsia="標楷體" w:hAnsi="標楷體"/>
+                <w:szCs w:val="24"/>
+              </w:rPr>
+            </w:pPr>
+            <w:r>
+              <w:rPr>
+                <w:rFonts w:ascii="標楷體" w:eastAsia="標楷體" w:hAnsi="標楷體"/>
+              </w:rPr>
+              <w:t>JSON</w:t>
+            </w:r>
+          </w:p>
+        </w:tc>
+        <w:tc>
+          <w:tcPr>
+            <w:tcW w:w="787" w:type="pct"/>
+          </w:tcPr>
+          <w:p>
+            <w:pPr>
+              <w:spacing w:line="360" w:lineRule="auto"/>
+              <w:rPr>
+                <w:rFonts w:ascii="標楷體" w:eastAsia="標楷體" w:hAnsi="標楷體"/>
+                <w:szCs w:val="24"/>
+              </w:rPr>
+            </w:pPr>
+            <w:r>
+              <w:rPr>
+                <w:rFonts w:ascii="標楷體" w:eastAsia="標楷體" w:hAnsi="標楷體"/>
+              </w:rPr>
+              <w:t>-</w:t>
+            </w:r>
+          </w:p>
+        </w:tc>
+        <w:tc>
+          <w:tcPr>
+            <w:tcW w:w="465" w:type="pct"/>
+          </w:tcPr>
+          <w:p>
+            <w:pPr>
+              <w:spacing w:line="360" w:lineRule="auto"/>
+              <w:rPr>
+                <w:rFonts w:ascii="標楷體" w:eastAsia="標楷體" w:hAnsi="標楷體"/>
+                <w:szCs w:val="24"/>
+              </w:rPr>
+            </w:pPr>
+          </w:p>
+        </w:tc>
+        <w:tc>
+          <w:tcPr>
+            <w:tcW w:w="708" w:type="pct"/>
+          </w:tcPr>
+          <w:p>
+            <w:pPr>
+              <w:spacing w:line="360" w:lineRule="auto"/>
+              <w:rPr>
+                <w:rFonts w:ascii="標楷體" w:eastAsia="標楷體" w:hAnsi="標楷體" w:cs="Times New Roman"/>
+                <w:szCs w:val="24"/>
+              </w:rPr>
+            </w:pPr>
+          </w:p>
+        </w:tc>
+      </w:tr>
+      <w:tr>
+        <w:tc>
+          <w:tcPr>
+            <w:tcW w:w="1279" w:type="pct"/>
+          </w:tcPr>
+          <w:p>
+            <w:pPr>
+              <w:spacing w:line="360" w:lineRule="auto"/>
+              <w:rPr>
+                <w:rFonts w:ascii="標楷體" w:eastAsia="標楷體" w:hAnsi="標楷體"/>
+              </w:rPr>
+            </w:pPr>
+            <w:proofErr w:type="spellStart"/>
+            <w:r>
+              <w:rPr>
+                <w:rFonts w:ascii="標楷體" w:eastAsia="標楷體" w:hAnsi="標楷體"/>
+              </w:rPr>
+              <w:t>new_value</w:t>
+            </w:r>
+            <w:proofErr w:type="spellEnd"/>
+          </w:p>
+        </w:tc>
+        <w:tc>
+          <w:tcPr>
+            <w:tcW w:w="975" w:type="pct"/>
+          </w:tcPr>
+          <w:tbl>
+            <w:tblPr>
+              <w:tblW w:w="0" w:type="auto"/>
+              <w:tblCellSpacing w:w="15" w:type="dxa"/>
+              <w:tblCellMar>
+                <w:top w:w="15" w:type="dxa"/>
+                <w:left w:w="15" w:type="dxa"/>
+                <w:bottom w:w="15" w:type="dxa"/>
+                <w:right w:w="15" w:type="dxa"/>
+              </w:tblCellMar>
+              <w:tblLook w:val="04A0" w:firstRow="1" w:lastRow="0" w:firstColumn="1" w:lastColumn="0" w:noHBand="0" w:noVBand="1"/>
+            </w:tblPr>
+            <w:tblGrid>
+              <w:gridCol w:w="96"/>
+            </w:tblGrid>
+            <w:tr>
+              <w:trPr>
+                <w:tblCellSpacing w:w="15" w:type="dxa"/>
+              </w:trPr>
+              <w:tc>
+                <w:tcPr>
+                  <w:tcW w:w="0" w:type="auto"/>
+                  <w:vAlign w:val="center"/>
+                  <w:hideMark/>
+                </w:tcPr>
+                <w:p>
+                  <w:pPr>
+                    <w:widowControl/>
+                    <w:rPr>
+                      <w:rFonts w:ascii="標楷體" w:eastAsia="標楷體" w:hAnsi="標楷體" w:cs="新細明體"/>
+                      <w:kern w:val="0"/>
+                      <w:szCs w:val="24"/>
+                    </w:rPr>
+                  </w:pPr>
+                </w:p>
+              </w:tc>
+            </w:tr>
+          </w:tbl>
+          <w:p>
+            <w:pPr>
+              <w:widowControl/>
+              <w:rPr>
+                <w:rFonts w:ascii="標楷體" w:eastAsia="標楷體" w:hAnsi="標楷體" w:cs="新細明體"/>
+                <w:vanish/>
+                <w:kern w:val="0"/>
+                <w:szCs w:val="24"/>
+              </w:rPr>
+            </w:pPr>
+          </w:p>
+          <w:tbl>
+            <w:tblPr>
+              <w:tblW w:w="0" w:type="auto"/>
+              <w:tblCellSpacing w:w="15" w:type="dxa"/>
+              <w:tblCellMar>
+                <w:top w:w="15" w:type="dxa"/>
+                <w:left w:w="15" w:type="dxa"/>
+                <w:bottom w:w="15" w:type="dxa"/>
+                <w:right w:w="15" w:type="dxa"/>
+              </w:tblCellMar>
+              <w:tblLook w:val="04A0" w:firstRow="1" w:lastRow="0" w:firstColumn="1" w:lastColumn="0" w:noHBand="0" w:noVBand="1"/>
+            </w:tblPr>
+            <w:tblGrid>
+              <w:gridCol w:w="1402"/>
+            </w:tblGrid>
+            <w:tr>
+              <w:trPr>
+                <w:tblCellSpacing w:w="15" w:type="dxa"/>
+              </w:trPr>
+              <w:tc>
+                <w:tcPr>
+                  <w:tcW w:w="1956" w:type="dxa"/>
+                  <w:vAlign w:val="center"/>
+                </w:tcPr>
+                <w:p>
+                  <w:pPr>
+                    <w:widowControl/>
+                    <w:rPr>
+                      <w:rFonts w:ascii="標楷體" w:eastAsia="標楷體" w:hAnsi="標楷體" w:cs="新細明體"/>
+                      <w:kern w:val="0"/>
+                      <w:szCs w:val="24"/>
+                    </w:rPr>
+                  </w:pPr>
+                  <w:r>
+                    <w:rPr>
+                      <w:rFonts w:ascii="標楷體" w:eastAsia="標楷體" w:hAnsi="標楷體"/>
+                    </w:rPr>
+                    <w:t>變更後內容</w:t>
+                  </w:r>
+                </w:p>
+              </w:tc>
+            </w:tr>
+          </w:tbl>
+          <w:p>
+            <w:pPr>
+              <w:spacing w:line="360" w:lineRule="auto"/>
+              <w:rPr>
+                <w:rFonts w:ascii="標楷體" w:eastAsia="標楷體" w:hAnsi="標楷體" w:hint="eastAsia"/>
+                <w:szCs w:val="24"/>
+              </w:rPr>
+            </w:pPr>
+          </w:p>
+        </w:tc>
+        <w:tc>
+          <w:tcPr>
+            <w:tcW w:w="787" w:type="pct"/>
+          </w:tcPr>
+          <w:p>
+            <w:pPr>
+              <w:spacing w:line="360" w:lineRule="auto"/>
+              <w:rPr>
+                <w:rFonts w:ascii="標楷體" w:eastAsia="標楷體" w:hAnsi="標楷體"/>
+                <w:szCs w:val="24"/>
+              </w:rPr>
+            </w:pPr>
+            <w:r>
+              <w:rPr>
+                <w:rFonts w:ascii="標楷體" w:eastAsia="標楷體" w:hAnsi="標楷體"/>
+              </w:rPr>
+              <w:t>JSON</w:t>
+            </w:r>
+          </w:p>
+        </w:tc>
+        <w:tc>
+          <w:tcPr>
+            <w:tcW w:w="787" w:type="pct"/>
+          </w:tcPr>
+          <w:p>
+            <w:pPr>
+              <w:spacing w:line="360" w:lineRule="auto"/>
+              <w:rPr>
+                <w:rFonts w:ascii="標楷體" w:eastAsia="標楷體" w:hAnsi="標楷體"/>
+                <w:szCs w:val="24"/>
+              </w:rPr>
+            </w:pPr>
+            <w:r>
+              <w:rPr>
+                <w:rFonts w:ascii="標楷體" w:eastAsia="標楷體" w:hAnsi="標楷體"/>
+              </w:rPr>
+              <w:t>-</w:t>
+            </w:r>
+          </w:p>
+        </w:tc>
+        <w:tc>
+          <w:tcPr>
+            <w:tcW w:w="465" w:type="pct"/>
+          </w:tcPr>
+          <w:p>
+            <w:pPr>
+              <w:spacing w:line="360" w:lineRule="auto"/>
+              <w:rPr>
+                <w:rFonts w:ascii="標楷體" w:eastAsia="標楷體" w:hAnsi="標楷體"/>
+                <w:szCs w:val="24"/>
+              </w:rPr>
+            </w:pPr>
+          </w:p>
+        </w:tc>
+        <w:tc>
+          <w:tcPr>
+            <w:tcW w:w="708" w:type="pct"/>
+          </w:tcPr>
+          <w:p>
+            <w:pPr>
+              <w:spacing w:line="360" w:lineRule="auto"/>
+              <w:rPr>
+                <w:rFonts w:ascii="標楷體" w:eastAsia="標楷體" w:hAnsi="標楷體" w:cs="Times New Roman"/>
+                <w:szCs w:val="24"/>
+              </w:rPr>
+            </w:pPr>
+          </w:p>
+        </w:tc>
+      </w:tr>
+      <w:tr>
+        <w:tc>
+          <w:tcPr>
+            <w:tcW w:w="1279" w:type="pct"/>
+          </w:tcPr>
+          <w:p>
+            <w:pPr>
+              <w:spacing w:line="360" w:lineRule="auto"/>
+              <w:rPr>
+                <w:rFonts w:ascii="標楷體" w:eastAsia="標楷體" w:hAnsi="標楷體"/>
+                <w:szCs w:val="24"/>
+              </w:rPr>
+            </w:pPr>
+            <w:proofErr w:type="spellStart"/>
+            <w:r>
+              <w:rPr>
+                <w:rFonts w:ascii="標楷體" w:eastAsia="標楷體" w:hAnsi="標楷體"/>
+                <w:szCs w:val="24"/>
+              </w:rPr>
+              <w:t>created_at</w:t>
+            </w:r>
+            <w:proofErr w:type="spellEnd"/>
+          </w:p>
+        </w:tc>
+        <w:tc>
+          <w:tcPr>
+            <w:tcW w:w="975" w:type="pct"/>
+          </w:tcPr>
+          <w:p>
+            <w:pPr>
+              <w:spacing w:line="360" w:lineRule="auto"/>
+              <w:rPr>
+                <w:rFonts w:ascii="標楷體" w:eastAsia="標楷體" w:hAnsi="標楷體"/>
+                <w:szCs w:val="24"/>
+              </w:rPr>
+            </w:pPr>
+            <w:r>
+              <w:rPr>
+                <w:rFonts w:ascii="標楷體" w:eastAsia="標楷體" w:hAnsi="標楷體"/>
+              </w:rPr>
+              <w:t>操作時間</w:t>
+            </w:r>
+          </w:p>
+        </w:tc>
+        <w:tc>
+          <w:tcPr>
+            <w:tcW w:w="787" w:type="pct"/>
+          </w:tcPr>
+          <w:p>
+            <w:pPr>
+              <w:spacing w:line="360" w:lineRule="auto"/>
+              <w:rPr>
+                <w:rFonts w:ascii="標楷體" w:eastAsia="標楷體" w:hAnsi="標楷體"/>
+                <w:szCs w:val="24"/>
+              </w:rPr>
+            </w:pPr>
+            <w:r>
+              <w:rPr>
+                <w:rFonts w:ascii="標楷體" w:eastAsia="標楷體" w:hAnsi="標楷體"/>
+              </w:rPr>
+              <w:t>DATETIME</w:t>
+            </w:r>
+          </w:p>
+        </w:tc>
+        <w:tc>
+          <w:tcPr>
+            <w:tcW w:w="787" w:type="pct"/>
+          </w:tcPr>
+          <w:p>
+            <w:pPr>
+              <w:spacing w:line="360" w:lineRule="auto"/>
+              <w:rPr>
+                <w:rFonts w:ascii="標楷體" w:eastAsia="標楷體" w:hAnsi="標楷體"/>
+                <w:szCs w:val="24"/>
+              </w:rPr>
+            </w:pPr>
+            <w:r>
+              <w:rPr>
+                <w:rFonts w:ascii="標楷體" w:eastAsia="標楷體" w:hAnsi="標楷體"/>
+                <w:szCs w:val="24"/>
+              </w:rPr>
+              <w:t>-</w:t>
+            </w:r>
+          </w:p>
+        </w:tc>
+        <w:tc>
+          <w:tcPr>
+            <w:tcW w:w="465" w:type="pct"/>
+          </w:tcPr>
+          <w:p>
+            <w:pPr>
+              <w:spacing w:line="360" w:lineRule="auto"/>
+              <w:rPr>
+                <w:rFonts w:ascii="標楷體" w:eastAsia="標楷體" w:hAnsi="標楷體"/>
+                <w:szCs w:val="24"/>
+              </w:rPr>
+            </w:pPr>
+          </w:p>
+        </w:tc>
+        <w:tc>
+          <w:tcPr>
+            <w:tcW w:w="708" w:type="pct"/>
+          </w:tcPr>
+          <w:p>
+            <w:pPr>
+              <w:spacing w:line="360" w:lineRule="auto"/>
+              <w:rPr>
+                <w:rFonts w:ascii="標楷體" w:eastAsia="標楷體" w:hAnsi="標楷體" w:cs="Times New Roman"/>
+                <w:szCs w:val="24"/>
+              </w:rPr>
+            </w:pPr>
+          </w:p>
+        </w:tc>
+      </w:tr>
+    </w:tbl>
+    <w:p>
+      <w:pPr>
         <w:rPr>
           <w:rFonts w:ascii="標楷體" w:eastAsia="標楷體" w:hAnsi="標楷體"/>
           <w:szCs w:val="24"/>
@@ -29032,6 +30305,44 @@
     </w:sectPr>
   </w:body>
 </w:document>
+</file>
+
+<file path=word/endnotes.xml><?xml version="1.0" encoding="utf-8"?>
+<w:endnotes xmlns:wpc="http://schemas.microsoft.com/office/word/2010/wordprocessingCanvas" xmlns:cx="http://schemas.microsoft.com/office/drawing/2014/chartex" xmlns:cx1="http://schemas.microsoft.com/office/drawing/2015/9/8/chartex" xmlns:cx2="http://schemas.microsoft.com/office/drawing/2015/10/21/chartex" xmlns:cx3="http://schemas.microsoft.com/office/drawing/2016/5/9/chartex" xmlns:cx4="http://schemas.microsoft.com/office/drawing/2016/5/10/chartex" xmlns:cx5="http://schemas.microsoft.com/office/drawing/2016/5/11/chartex" xmlns:cx6="http://schemas.microsoft.com/office/drawing/2016/5/12/chartex" xmlns:cx7="http://schemas.microsoft.com/office/drawing/2016/5/13/chartex" xmlns:cx8="http://schemas.microsoft.com/office/drawing/2016/5/14/chartex" xmlns:mc="http://schemas.openxmlformats.org/markup-compatibility/2006" xmlns:aink="http://schemas.microsoft.com/office/drawing/2016/ink" xmlns:am3d="http://schemas.microsoft.com/office/drawing/2017/model3d" xmlns:o="urn:schemas-microsoft-com:office:office" xmlns:r="http://schemas.openxmlformats.org/officeDocument/2006/relationships" xmlns:m="http://schemas.openxmlformats.org/officeDocument/2006/math" xmlns:v="urn:schemas-microsoft-com:vml" xmlns:wp14="http://schemas.microsoft.com/office/word/2010/wordprocessingDrawing" xmlns:wp="http://schemas.openxmlformats.org/drawingml/2006/wordprocessingDrawing" xmlns:w10="urn:schemas-microsoft-com:office:word" xmlns:w="http://schemas.openxmlformats.org/wordprocessingml/2006/main" xmlns:w14="http://schemas.microsoft.com/office/word/2010/wordml" xmlns:w15="http://schemas.microsoft.com/office/word/2012/wordml" xmlns:w16cex="http://schemas.microsoft.com/office/word/2018/wordml/cex" xmlns:w16cid="http://schemas.microsoft.com/office/word/2016/wordml/cid" xmlns:w16="http://schemas.microsoft.com/office/word/2018/wordml" xmlns:w16sdtdh="http://schemas.microsoft.com/office/word/2020/wordml/sdtdatahash" xmlns:w16se="http://schemas.microsoft.com/office/word/2015/wordml/symex" xmlns:wpg="http://schemas.microsoft.com/office/word/2010/wordprocessingGroup" xmlns:wpi="http://schemas.microsoft.com/office/word/2010/wordprocessingInk" xmlns:wne="http://schemas.microsoft.com/office/word/2006/wordml" xmlns:wps="http://schemas.microsoft.com/office/word/2010/wordprocessingShape" mc:Ignorable="w14 w15 w16se w16cid w16 w16cex w16sdtdh wp14">
+  <w:endnote w:type="separator" w:id="-1">
+    <w:p>
+      <w:r>
+        <w:separator/>
+      </w:r>
+    </w:p>
+  </w:endnote>
+  <w:endnote w:type="continuationSeparator" w:id="0">
+    <w:p>
+      <w:r>
+        <w:continuationSeparator/>
+      </w:r>
+    </w:p>
+  </w:endnote>
+</w:endnotes>
+</file>
+
+<file path=word/footnotes.xml><?xml version="1.0" encoding="utf-8"?>
+<w:footnotes xmlns:wpc="http://schemas.microsoft.com/office/word/2010/wordprocessingCanvas" xmlns:cx="http://schemas.microsoft.com/office/drawing/2014/chartex" xmlns:cx1="http://schemas.microsoft.com/office/drawing/2015/9/8/chartex" xmlns:cx2="http://schemas.microsoft.com/office/drawing/2015/10/21/chartex" xmlns:cx3="http://schemas.microsoft.com/office/drawing/2016/5/9/chartex" xmlns:cx4="http://schemas.microsoft.com/office/drawing/2016/5/10/chartex" xmlns:cx5="http://schemas.microsoft.com/office/drawing/2016/5/11/chartex" xmlns:cx6="http://schemas.microsoft.com/office/drawing/2016/5/12/chartex" xmlns:cx7="http://schemas.microsoft.com/office/drawing/2016/5/13/chartex" xmlns:cx8="http://schemas.microsoft.com/office/drawing/2016/5/14/chartex" xmlns:mc="http://schemas.openxmlformats.org/markup-compatibility/2006" xmlns:aink="http://schemas.microsoft.com/office/drawing/2016/ink" xmlns:am3d="http://schemas.microsoft.com/office/drawing/2017/model3d" xmlns:o="urn:schemas-microsoft-com:office:office" xmlns:r="http://schemas.openxmlformats.org/officeDocument/2006/relationships" xmlns:m="http://schemas.openxmlformats.org/officeDocument/2006/math" xmlns:v="urn:schemas-microsoft-com:vml" xmlns:wp14="http://schemas.microsoft.com/office/word/2010/wordprocessingDrawing" xmlns:wp="http://schemas.openxmlformats.org/drawingml/2006/wordprocessingDrawing" xmlns:w10="urn:schemas-microsoft-com:office:word" xmlns:w="http://schemas.openxmlformats.org/wordprocessingml/2006/main" xmlns:w14="http://schemas.microsoft.com/office/word/2010/wordml" xmlns:w15="http://schemas.microsoft.com/office/word/2012/wordml" xmlns:w16cex="http://schemas.microsoft.com/office/word/2018/wordml/cex" xmlns:w16cid="http://schemas.microsoft.com/office/word/2016/wordml/cid" xmlns:w16="http://schemas.microsoft.com/office/word/2018/wordml" xmlns:w16sdtdh="http://schemas.microsoft.com/office/word/2020/wordml/sdtdatahash" xmlns:w16se="http://schemas.microsoft.com/office/word/2015/wordml/symex" xmlns:wpg="http://schemas.microsoft.com/office/word/2010/wordprocessingGroup" xmlns:wpi="http://schemas.microsoft.com/office/word/2010/wordprocessingInk" xmlns:wne="http://schemas.microsoft.com/office/word/2006/wordml" xmlns:wps="http://schemas.microsoft.com/office/word/2010/wordprocessingShape" mc:Ignorable="w14 w15 w16se w16cid w16 w16cex w16sdtdh wp14">
+  <w:footnote w:type="separator" w:id="-1">
+    <w:p>
+      <w:r>
+        <w:separator/>
+      </w:r>
+    </w:p>
+  </w:footnote>
+  <w:footnote w:type="continuationSeparator" w:id="0">
+    <w:p>
+      <w:r>
+        <w:continuationSeparator/>
+      </w:r>
+    </w:p>
+  </w:footnote>
+</w:footnotes>
 </file>
 
 <file path=word/styles.xml><?xml version="1.0" encoding="utf-8"?>
@@ -29773,6 +31084,66 @@
       <w:szCs w:val="24"/>
     </w:rPr>
   </w:style>
+  <w:style w:type="paragraph" w:styleId="ac">
+    <w:name w:val="header"/>
+    <w:basedOn w:val="a"/>
+    <w:link w:val="ad"/>
+    <w:uiPriority w:val="99"/>
+    <w:unhideWhenUsed/>
+    <w:rsid w:val="00585441"/>
+    <w:pPr>
+      <w:tabs>
+        <w:tab w:val="center" w:pos="4153"/>
+        <w:tab w:val="right" w:pos="8306"/>
+      </w:tabs>
+      <w:snapToGrid w:val="0"/>
+    </w:pPr>
+    <w:rPr>
+      <w:sz w:val="20"/>
+      <w:szCs w:val="20"/>
+    </w:rPr>
+  </w:style>
+  <w:style w:type="character" w:customStyle="1" w:styleId="ad">
+    <w:name w:val="頁首 字元"/>
+    <w:basedOn w:val="a0"/>
+    <w:link w:val="ac"/>
+    <w:uiPriority w:val="99"/>
+    <w:rsid w:val="00585441"/>
+    <w:rPr>
+      <w:sz w:val="20"/>
+      <w:szCs w:val="20"/>
+    </w:rPr>
+  </w:style>
+  <w:style w:type="paragraph" w:styleId="ae">
+    <w:name w:val="footer"/>
+    <w:basedOn w:val="a"/>
+    <w:link w:val="af"/>
+    <w:uiPriority w:val="99"/>
+    <w:unhideWhenUsed/>
+    <w:rsid w:val="00585441"/>
+    <w:pPr>
+      <w:tabs>
+        <w:tab w:val="center" w:pos="4153"/>
+        <w:tab w:val="right" w:pos="8306"/>
+      </w:tabs>
+      <w:snapToGrid w:val="0"/>
+    </w:pPr>
+    <w:rPr>
+      <w:sz w:val="20"/>
+      <w:szCs w:val="20"/>
+    </w:rPr>
+  </w:style>
+  <w:style w:type="character" w:customStyle="1" w:styleId="af">
+    <w:name w:val="頁尾 字元"/>
+    <w:basedOn w:val="a0"/>
+    <w:link w:val="ae"/>
+    <w:uiPriority w:val="99"/>
+    <w:rsid w:val="00585441"/>
+    <w:rPr>
+      <w:sz w:val="20"/>
+      <w:szCs w:val="20"/>
+    </w:rPr>
+  </w:style>
 </w:styles>
 </file>
 

--- a/系統文件/第7、8章/7、8.docx
+++ b/系統文件/第7、8章/7、8.docx
@@ -167,7 +167,7 @@
       <w:pPr>
         <w:pStyle w:val="-"/>
         <w:rPr>
-          <w:rFonts w:ascii="標楷體" w:hAnsi="標楷體"/>
+          <w:rFonts w:ascii="標楷體" w:hAnsi="標楷體" w:hint="eastAsia"/>
         </w:rPr>
       </w:pPr>
       <w:r>
@@ -190,13 +190,6 @@
         <w:t>(Data dictionary)</w:t>
       </w:r>
     </w:p>
-    <w:p>
-      <w:pPr>
-        <w:rPr>
-          <w:rFonts w:ascii="標楷體" w:eastAsia="標楷體" w:hAnsi="標楷體"/>
-        </w:rPr>
-      </w:pPr>
-    </w:p>
     <w:tbl>
       <w:tblPr>
         <w:tblStyle w:val="a3"/>
@@ -1887,16 +1880,15 @@
               <w:spacing w:line="360" w:lineRule="auto"/>
               <w:jc w:val="center"/>
               <w:rPr>
-                <w:rFonts w:ascii="標楷體" w:eastAsia="標楷體" w:hAnsi="標楷體" w:hint="eastAsia"/>
-                <w:szCs w:val="24"/>
-              </w:rPr>
-            </w:pPr>
-            <w:r>
-              <w:rPr>
-                <w:rFonts w:ascii="標楷體" w:eastAsia="標楷體" w:hAnsi="標楷體" w:hint="eastAsia"/>
-                <w:szCs w:val="24"/>
-              </w:rPr>
-              <w:lastRenderedPageBreak/>
+                <w:rFonts w:ascii="標楷體" w:eastAsia="標楷體" w:hAnsi="標楷體"/>
+                <w:szCs w:val="24"/>
+              </w:rPr>
+            </w:pPr>
+            <w:r>
+              <w:rPr>
+                <w:rFonts w:ascii="標楷體" w:eastAsia="標楷體" w:hAnsi="標楷體" w:hint="eastAsia"/>
+                <w:szCs w:val="24"/>
+              </w:rPr>
               <w:t>T</w:t>
             </w:r>
             <w:r>
@@ -1941,7 +1933,7 @@
               <w:spacing w:line="360" w:lineRule="auto"/>
               <w:jc w:val="center"/>
               <w:rPr>
-                <w:rFonts w:ascii="標楷體" w:eastAsia="標楷體" w:hAnsi="標楷體" w:hint="eastAsia"/>
+                <w:rFonts w:ascii="標楷體" w:eastAsia="標楷體" w:hAnsi="標楷體"/>
                 <w:szCs w:val="24"/>
               </w:rPr>
             </w:pPr>
@@ -1955,14 +1947,6 @@
         </w:tc>
       </w:tr>
     </w:tbl>
-    <w:p>
-      <w:pPr>
-        <w:pStyle w:val="a8"/>
-        <w:rPr>
-          <w:rFonts w:ascii="標楷體" w:hAnsi="標楷體"/>
-        </w:rPr>
-      </w:pPr>
-    </w:p>
     <w:p>
       <w:pPr>
         <w:pStyle w:val="a8"/>
@@ -1974,6 +1958,7 @@
         <w:rPr>
           <w:rFonts w:ascii="標楷體" w:hAnsi="標楷體"/>
         </w:rPr>
+        <w:lastRenderedPageBreak/>
         <w:t>第八章 資料庫</w:t>
       </w:r>
     </w:p>
@@ -2002,7 +1987,7 @@
         <w:widowControl/>
         <w:spacing w:before="100" w:beforeAutospacing="1" w:after="100" w:afterAutospacing="1"/>
         <w:rPr>
-          <w:rFonts w:ascii="新細明體" w:eastAsia="新細明體" w:hAnsi="新細明體" w:cs="新細明體"/>
+          <w:rFonts w:ascii="新細明體" w:eastAsia="新細明體" w:hAnsi="新細明體" w:cs="新細明體" w:hint="eastAsia"/>
           <w:kern w:val="0"/>
           <w:szCs w:val="24"/>
         </w:rPr>
@@ -2066,14 +2051,6 @@
           </wp:inline>
         </w:drawing>
       </w:r>
-    </w:p>
-    <w:p>
-      <w:pPr>
-        <w:pStyle w:val="Web"/>
-        <w:rPr>
-          <w:rFonts w:ascii="標楷體" w:eastAsia="標楷體" w:hAnsi="標楷體"/>
-        </w:rPr>
-      </w:pPr>
     </w:p>
     <w:p>
       <w:pPr>
@@ -2150,11 +2127,11 @@
       </w:tblPr>
       <w:tblGrid>
         <w:gridCol w:w="3216"/>
-        <w:gridCol w:w="1823"/>
+        <w:gridCol w:w="2112"/>
         <w:gridCol w:w="1176"/>
-        <w:gridCol w:w="958"/>
-        <w:gridCol w:w="563"/>
-        <w:gridCol w:w="560"/>
+        <w:gridCol w:w="861"/>
+        <w:gridCol w:w="466"/>
+        <w:gridCol w:w="465"/>
       </w:tblGrid>
       <w:tr>
         <w:tc>
@@ -2213,7 +2190,7 @@
       <w:tr>
         <w:tc>
           <w:tcPr>
-            <w:tcW w:w="1806" w:type="pct"/>
+            <w:tcW w:w="1706" w:type="pct"/>
             <w:shd w:val="clear" w:color="auto" w:fill="D9D9D9" w:themeFill="background1" w:themeFillShade="D9"/>
             <w:vAlign w:val="center"/>
             <w:hideMark/>
@@ -2245,7 +2222,7 @@
         </w:tc>
         <w:tc>
           <w:tcPr>
-            <w:tcW w:w="1125" w:type="pct"/>
+            <w:tcW w:w="1331" w:type="pct"/>
             <w:shd w:val="clear" w:color="auto" w:fill="D9D9D9" w:themeFill="background1" w:themeFillShade="D9"/>
             <w:vAlign w:val="center"/>
             <w:hideMark/>
@@ -2270,7 +2247,7 @@
         </w:tc>
         <w:tc>
           <w:tcPr>
-            <w:tcW w:w="732" w:type="pct"/>
+            <w:tcW w:w="709" w:type="pct"/>
             <w:shd w:val="clear" w:color="auto" w:fill="D9D9D9" w:themeFill="background1" w:themeFillShade="D9"/>
             <w:vAlign w:val="center"/>
             <w:hideMark/>
@@ -2295,7 +2272,7 @@
         </w:tc>
         <w:tc>
           <w:tcPr>
-            <w:tcW w:w="607" w:type="pct"/>
+            <w:tcW w:w="577" w:type="pct"/>
             <w:shd w:val="clear" w:color="auto" w:fill="D9D9D9" w:themeFill="background1" w:themeFillShade="D9"/>
             <w:vAlign w:val="center"/>
             <w:hideMark/>
@@ -2320,7 +2297,7 @@
         </w:tc>
         <w:tc>
           <w:tcPr>
-            <w:tcW w:w="366" w:type="pct"/>
+            <w:tcW w:w="339" w:type="pct"/>
             <w:shd w:val="clear" w:color="auto" w:fill="D9D9D9" w:themeFill="background1" w:themeFillShade="D9"/>
             <w:vAlign w:val="center"/>
             <w:hideMark/>
@@ -2345,7 +2322,7 @@
         </w:tc>
         <w:tc>
           <w:tcPr>
-            <w:tcW w:w="364" w:type="pct"/>
+            <w:tcW w:w="338" w:type="pct"/>
             <w:shd w:val="clear" w:color="auto" w:fill="D9D9D9" w:themeFill="background1" w:themeFillShade="D9"/>
             <w:vAlign w:val="center"/>
             <w:hideMark/>
@@ -2374,7 +2351,7 @@
       <w:tr>
         <w:tc>
           <w:tcPr>
-            <w:tcW w:w="1806" w:type="pct"/>
+            <w:tcW w:w="1706" w:type="pct"/>
             <w:hideMark/>
           </w:tcPr>
           <w:p>
@@ -2395,7 +2372,7 @@
         </w:tc>
         <w:tc>
           <w:tcPr>
-            <w:tcW w:w="1125" w:type="pct"/>
+            <w:tcW w:w="1331" w:type="pct"/>
             <w:hideMark/>
           </w:tcPr>
           <w:p>
@@ -2416,7 +2393,7 @@
         </w:tc>
         <w:tc>
           <w:tcPr>
-            <w:tcW w:w="732" w:type="pct"/>
+            <w:tcW w:w="709" w:type="pct"/>
             <w:hideMark/>
           </w:tcPr>
           <w:p>
@@ -2437,7 +2414,7 @@
         </w:tc>
         <w:tc>
           <w:tcPr>
-            <w:tcW w:w="607" w:type="pct"/>
+            <w:tcW w:w="577" w:type="pct"/>
             <w:hideMark/>
           </w:tcPr>
           <w:p>
@@ -2466,7 +2443,7 @@
         </w:tc>
         <w:tc>
           <w:tcPr>
-            <w:tcW w:w="366" w:type="pct"/>
+            <w:tcW w:w="339" w:type="pct"/>
             <w:hideMark/>
           </w:tcPr>
           <w:p>
@@ -2488,7 +2465,7 @@
         </w:tc>
         <w:tc>
           <w:tcPr>
-            <w:tcW w:w="364" w:type="pct"/>
+            <w:tcW w:w="338" w:type="pct"/>
             <w:hideMark/>
           </w:tcPr>
           <w:p>
@@ -2505,7 +2482,7 @@
       <w:tr>
         <w:tc>
           <w:tcPr>
-            <w:tcW w:w="1806" w:type="pct"/>
+            <w:tcW w:w="1706" w:type="pct"/>
             <w:hideMark/>
           </w:tcPr>
           <w:p>
@@ -2526,7 +2503,7 @@
         </w:tc>
         <w:tc>
           <w:tcPr>
-            <w:tcW w:w="1125" w:type="pct"/>
+            <w:tcW w:w="1331" w:type="pct"/>
             <w:hideMark/>
           </w:tcPr>
           <w:p>
@@ -2547,7 +2524,7 @@
         </w:tc>
         <w:tc>
           <w:tcPr>
-            <w:tcW w:w="732" w:type="pct"/>
+            <w:tcW w:w="709" w:type="pct"/>
             <w:hideMark/>
           </w:tcPr>
           <w:p>
@@ -2568,7 +2545,7 @@
         </w:tc>
         <w:tc>
           <w:tcPr>
-            <w:tcW w:w="607" w:type="pct"/>
+            <w:tcW w:w="577" w:type="pct"/>
             <w:hideMark/>
           </w:tcPr>
           <w:p>
@@ -2589,22 +2566,22 @@
         </w:tc>
         <w:tc>
           <w:tcPr>
-            <w:tcW w:w="366" w:type="pct"/>
-            <w:hideMark/>
-          </w:tcPr>
-          <w:p>
-            <w:pPr>
-              <w:spacing w:line="360" w:lineRule="auto"/>
-              <w:rPr>
-                <w:rFonts w:ascii="標楷體" w:eastAsia="標楷體" w:hAnsi="標楷體"/>
-                <w:szCs w:val="24"/>
-              </w:rPr>
-            </w:pPr>
-          </w:p>
-        </w:tc>
-        <w:tc>
-          <w:tcPr>
-            <w:tcW w:w="364" w:type="pct"/>
+            <w:tcW w:w="339" w:type="pct"/>
+            <w:hideMark/>
+          </w:tcPr>
+          <w:p>
+            <w:pPr>
+              <w:spacing w:line="360" w:lineRule="auto"/>
+              <w:rPr>
+                <w:rFonts w:ascii="標楷體" w:eastAsia="標楷體" w:hAnsi="標楷體"/>
+                <w:szCs w:val="24"/>
+              </w:rPr>
+            </w:pPr>
+          </w:p>
+        </w:tc>
+        <w:tc>
+          <w:tcPr>
+            <w:tcW w:w="338" w:type="pct"/>
             <w:hideMark/>
           </w:tcPr>
           <w:p>
@@ -2621,7 +2598,7 @@
       <w:tr>
         <w:tc>
           <w:tcPr>
-            <w:tcW w:w="1806" w:type="pct"/>
+            <w:tcW w:w="1706" w:type="pct"/>
             <w:hideMark/>
           </w:tcPr>
           <w:p>
@@ -2644,7 +2621,7 @@
         </w:tc>
         <w:tc>
           <w:tcPr>
-            <w:tcW w:w="1125" w:type="pct"/>
+            <w:tcW w:w="1331" w:type="pct"/>
             <w:hideMark/>
           </w:tcPr>
           <w:p>
@@ -2665,7 +2642,7 @@
         </w:tc>
         <w:tc>
           <w:tcPr>
-            <w:tcW w:w="732" w:type="pct"/>
+            <w:tcW w:w="709" w:type="pct"/>
             <w:hideMark/>
           </w:tcPr>
           <w:p>
@@ -2686,7 +2663,7 @@
         </w:tc>
         <w:tc>
           <w:tcPr>
-            <w:tcW w:w="607" w:type="pct"/>
+            <w:tcW w:w="577" w:type="pct"/>
             <w:hideMark/>
           </w:tcPr>
           <w:p>
@@ -2707,22 +2684,22 @@
         </w:tc>
         <w:tc>
           <w:tcPr>
-            <w:tcW w:w="366" w:type="pct"/>
-            <w:hideMark/>
-          </w:tcPr>
-          <w:p>
-            <w:pPr>
-              <w:spacing w:line="360" w:lineRule="auto"/>
-              <w:rPr>
-                <w:rFonts w:ascii="標楷體" w:eastAsia="標楷體" w:hAnsi="標楷體"/>
-                <w:szCs w:val="24"/>
-              </w:rPr>
-            </w:pPr>
-          </w:p>
-        </w:tc>
-        <w:tc>
-          <w:tcPr>
-            <w:tcW w:w="364" w:type="pct"/>
+            <w:tcW w:w="339" w:type="pct"/>
+            <w:hideMark/>
+          </w:tcPr>
+          <w:p>
+            <w:pPr>
+              <w:spacing w:line="360" w:lineRule="auto"/>
+              <w:rPr>
+                <w:rFonts w:ascii="標楷體" w:eastAsia="標楷體" w:hAnsi="標楷體"/>
+                <w:szCs w:val="24"/>
+              </w:rPr>
+            </w:pPr>
+          </w:p>
+        </w:tc>
+        <w:tc>
+          <w:tcPr>
+            <w:tcW w:w="338" w:type="pct"/>
             <w:hideMark/>
           </w:tcPr>
           <w:p>
@@ -2739,7 +2716,7 @@
       <w:tr>
         <w:tc>
           <w:tcPr>
-            <w:tcW w:w="1806" w:type="pct"/>
+            <w:tcW w:w="1706" w:type="pct"/>
             <w:hideMark/>
           </w:tcPr>
           <w:p>
@@ -2760,7 +2737,7 @@
         </w:tc>
         <w:tc>
           <w:tcPr>
-            <w:tcW w:w="1125" w:type="pct"/>
+            <w:tcW w:w="1331" w:type="pct"/>
             <w:hideMark/>
           </w:tcPr>
           <w:p>
@@ -2781,7 +2758,7 @@
         </w:tc>
         <w:tc>
           <w:tcPr>
-            <w:tcW w:w="732" w:type="pct"/>
+            <w:tcW w:w="709" w:type="pct"/>
             <w:hideMark/>
           </w:tcPr>
           <w:p>
@@ -2802,7 +2779,7 @@
         </w:tc>
         <w:tc>
           <w:tcPr>
-            <w:tcW w:w="607" w:type="pct"/>
+            <w:tcW w:w="577" w:type="pct"/>
             <w:hideMark/>
           </w:tcPr>
           <w:p>
@@ -2823,22 +2800,22 @@
         </w:tc>
         <w:tc>
           <w:tcPr>
-            <w:tcW w:w="366" w:type="pct"/>
-            <w:hideMark/>
-          </w:tcPr>
-          <w:p>
-            <w:pPr>
-              <w:spacing w:line="360" w:lineRule="auto"/>
-              <w:rPr>
-                <w:rFonts w:ascii="標楷體" w:eastAsia="標楷體" w:hAnsi="標楷體"/>
-                <w:szCs w:val="24"/>
-              </w:rPr>
-            </w:pPr>
-          </w:p>
-        </w:tc>
-        <w:tc>
-          <w:tcPr>
-            <w:tcW w:w="364" w:type="pct"/>
+            <w:tcW w:w="339" w:type="pct"/>
+            <w:hideMark/>
+          </w:tcPr>
+          <w:p>
+            <w:pPr>
+              <w:spacing w:line="360" w:lineRule="auto"/>
+              <w:rPr>
+                <w:rFonts w:ascii="標楷體" w:eastAsia="標楷體" w:hAnsi="標楷體"/>
+                <w:szCs w:val="24"/>
+              </w:rPr>
+            </w:pPr>
+          </w:p>
+        </w:tc>
+        <w:tc>
+          <w:tcPr>
+            <w:tcW w:w="338" w:type="pct"/>
             <w:hideMark/>
           </w:tcPr>
           <w:p>
@@ -2855,7 +2832,7 @@
       <w:tr>
         <w:tc>
           <w:tcPr>
-            <w:tcW w:w="1806" w:type="pct"/>
+            <w:tcW w:w="1706" w:type="pct"/>
             <w:hideMark/>
           </w:tcPr>
           <w:p>
@@ -2878,7 +2855,7 @@
         </w:tc>
         <w:tc>
           <w:tcPr>
-            <w:tcW w:w="1125" w:type="pct"/>
+            <w:tcW w:w="1331" w:type="pct"/>
             <w:hideMark/>
           </w:tcPr>
           <w:p>
@@ -2899,7 +2876,7 @@
         </w:tc>
         <w:tc>
           <w:tcPr>
-            <w:tcW w:w="732" w:type="pct"/>
+            <w:tcW w:w="709" w:type="pct"/>
             <w:hideMark/>
           </w:tcPr>
           <w:p>
@@ -2920,7 +2897,7 @@
         </w:tc>
         <w:tc>
           <w:tcPr>
-            <w:tcW w:w="607" w:type="pct"/>
+            <w:tcW w:w="577" w:type="pct"/>
             <w:hideMark/>
           </w:tcPr>
           <w:p>
@@ -2941,22 +2918,22 @@
         </w:tc>
         <w:tc>
           <w:tcPr>
-            <w:tcW w:w="366" w:type="pct"/>
-            <w:hideMark/>
-          </w:tcPr>
-          <w:p>
-            <w:pPr>
-              <w:spacing w:line="360" w:lineRule="auto"/>
-              <w:rPr>
-                <w:rFonts w:ascii="標楷體" w:eastAsia="標楷體" w:hAnsi="標楷體"/>
-                <w:szCs w:val="24"/>
-              </w:rPr>
-            </w:pPr>
-          </w:p>
-        </w:tc>
-        <w:tc>
-          <w:tcPr>
-            <w:tcW w:w="364" w:type="pct"/>
+            <w:tcW w:w="339" w:type="pct"/>
+            <w:hideMark/>
+          </w:tcPr>
+          <w:p>
+            <w:pPr>
+              <w:spacing w:line="360" w:lineRule="auto"/>
+              <w:rPr>
+                <w:rFonts w:ascii="標楷體" w:eastAsia="標楷體" w:hAnsi="標楷體"/>
+                <w:szCs w:val="24"/>
+              </w:rPr>
+            </w:pPr>
+          </w:p>
+        </w:tc>
+        <w:tc>
+          <w:tcPr>
+            <w:tcW w:w="338" w:type="pct"/>
             <w:hideMark/>
           </w:tcPr>
           <w:p>
@@ -2973,7 +2950,7 @@
       <w:tr>
         <w:tc>
           <w:tcPr>
-            <w:tcW w:w="1806" w:type="pct"/>
+            <w:tcW w:w="1706" w:type="pct"/>
             <w:hideMark/>
           </w:tcPr>
           <w:p>
@@ -2996,7 +2973,7 @@
         </w:tc>
         <w:tc>
           <w:tcPr>
-            <w:tcW w:w="1125" w:type="pct"/>
+            <w:tcW w:w="1331" w:type="pct"/>
             <w:hideMark/>
           </w:tcPr>
           <w:p>
@@ -3017,7 +2994,7 @@
         </w:tc>
         <w:tc>
           <w:tcPr>
-            <w:tcW w:w="732" w:type="pct"/>
+            <w:tcW w:w="709" w:type="pct"/>
             <w:hideMark/>
           </w:tcPr>
           <w:p>
@@ -3038,7 +3015,7 @@
         </w:tc>
         <w:tc>
           <w:tcPr>
-            <w:tcW w:w="607" w:type="pct"/>
+            <w:tcW w:w="577" w:type="pct"/>
             <w:hideMark/>
           </w:tcPr>
           <w:p>
@@ -3059,22 +3036,22 @@
         </w:tc>
         <w:tc>
           <w:tcPr>
-            <w:tcW w:w="366" w:type="pct"/>
-            <w:hideMark/>
-          </w:tcPr>
-          <w:p>
-            <w:pPr>
-              <w:spacing w:line="360" w:lineRule="auto"/>
-              <w:rPr>
-                <w:rFonts w:ascii="標楷體" w:eastAsia="標楷體" w:hAnsi="標楷體"/>
-                <w:szCs w:val="24"/>
-              </w:rPr>
-            </w:pPr>
-          </w:p>
-        </w:tc>
-        <w:tc>
-          <w:tcPr>
-            <w:tcW w:w="364" w:type="pct"/>
+            <w:tcW w:w="339" w:type="pct"/>
+            <w:hideMark/>
+          </w:tcPr>
+          <w:p>
+            <w:pPr>
+              <w:spacing w:line="360" w:lineRule="auto"/>
+              <w:rPr>
+                <w:rFonts w:ascii="標楷體" w:eastAsia="標楷體" w:hAnsi="標楷體"/>
+                <w:szCs w:val="24"/>
+              </w:rPr>
+            </w:pPr>
+          </w:p>
+        </w:tc>
+        <w:tc>
+          <w:tcPr>
+            <w:tcW w:w="338" w:type="pct"/>
             <w:hideMark/>
           </w:tcPr>
           <w:p>
@@ -3091,7 +3068,7 @@
       <w:tr>
         <w:tc>
           <w:tcPr>
-            <w:tcW w:w="1806" w:type="pct"/>
+            <w:tcW w:w="1706" w:type="pct"/>
             <w:hideMark/>
           </w:tcPr>
           <w:p>
@@ -3112,7 +3089,7 @@
         </w:tc>
         <w:tc>
           <w:tcPr>
-            <w:tcW w:w="1125" w:type="pct"/>
+            <w:tcW w:w="1331" w:type="pct"/>
             <w:hideMark/>
           </w:tcPr>
           <w:p>
@@ -3133,7 +3110,7 @@
         </w:tc>
         <w:tc>
           <w:tcPr>
-            <w:tcW w:w="732" w:type="pct"/>
+            <w:tcW w:w="709" w:type="pct"/>
             <w:hideMark/>
           </w:tcPr>
           <w:p>
@@ -3154,7 +3131,7 @@
         </w:tc>
         <w:tc>
           <w:tcPr>
-            <w:tcW w:w="607" w:type="pct"/>
+            <w:tcW w:w="577" w:type="pct"/>
             <w:hideMark/>
           </w:tcPr>
           <w:p>
@@ -3175,22 +3152,22 @@
         </w:tc>
         <w:tc>
           <w:tcPr>
-            <w:tcW w:w="366" w:type="pct"/>
-            <w:hideMark/>
-          </w:tcPr>
-          <w:p>
-            <w:pPr>
-              <w:spacing w:line="360" w:lineRule="auto"/>
-              <w:rPr>
-                <w:rFonts w:ascii="標楷體" w:eastAsia="標楷體" w:hAnsi="標楷體"/>
-                <w:szCs w:val="24"/>
-              </w:rPr>
-            </w:pPr>
-          </w:p>
-        </w:tc>
-        <w:tc>
-          <w:tcPr>
-            <w:tcW w:w="364" w:type="pct"/>
+            <w:tcW w:w="339" w:type="pct"/>
+            <w:hideMark/>
+          </w:tcPr>
+          <w:p>
+            <w:pPr>
+              <w:spacing w:line="360" w:lineRule="auto"/>
+              <w:rPr>
+                <w:rFonts w:ascii="標楷體" w:eastAsia="標楷體" w:hAnsi="標楷體"/>
+                <w:szCs w:val="24"/>
+              </w:rPr>
+            </w:pPr>
+          </w:p>
+        </w:tc>
+        <w:tc>
+          <w:tcPr>
+            <w:tcW w:w="338" w:type="pct"/>
             <w:hideMark/>
           </w:tcPr>
           <w:p>
@@ -3207,7 +3184,7 @@
       <w:tr>
         <w:tc>
           <w:tcPr>
-            <w:tcW w:w="1806" w:type="pct"/>
+            <w:tcW w:w="1706" w:type="pct"/>
           </w:tcPr>
           <w:p>
             <w:pPr>
@@ -3229,7 +3206,7 @@
         </w:tc>
         <w:tc>
           <w:tcPr>
-            <w:tcW w:w="1125" w:type="pct"/>
+            <w:tcW w:w="1331" w:type="pct"/>
           </w:tcPr>
           <w:p>
             <w:pPr>
@@ -3249,7 +3226,7 @@
         </w:tc>
         <w:tc>
           <w:tcPr>
-            <w:tcW w:w="732" w:type="pct"/>
+            <w:tcW w:w="709" w:type="pct"/>
           </w:tcPr>
           <w:p>
             <w:pPr>
@@ -3270,7 +3247,7 @@
         </w:tc>
         <w:tc>
           <w:tcPr>
-            <w:tcW w:w="607" w:type="pct"/>
+            <w:tcW w:w="577" w:type="pct"/>
           </w:tcPr>
           <w:p>
             <w:pPr>
@@ -3290,21 +3267,21 @@
         </w:tc>
         <w:tc>
           <w:tcPr>
-            <w:tcW w:w="366" w:type="pct"/>
-          </w:tcPr>
-          <w:p>
-            <w:pPr>
-              <w:spacing w:line="360" w:lineRule="auto"/>
-              <w:rPr>
-                <w:rFonts w:ascii="標楷體" w:eastAsia="標楷體" w:hAnsi="標楷體"/>
-                <w:szCs w:val="24"/>
-              </w:rPr>
-            </w:pPr>
-          </w:p>
-        </w:tc>
-        <w:tc>
-          <w:tcPr>
-            <w:tcW w:w="364" w:type="pct"/>
+            <w:tcW w:w="339" w:type="pct"/>
+          </w:tcPr>
+          <w:p>
+            <w:pPr>
+              <w:spacing w:line="360" w:lineRule="auto"/>
+              <w:rPr>
+                <w:rFonts w:ascii="標楷體" w:eastAsia="標楷體" w:hAnsi="標楷體"/>
+                <w:szCs w:val="24"/>
+              </w:rPr>
+            </w:pPr>
+          </w:p>
+        </w:tc>
+        <w:tc>
+          <w:tcPr>
+            <w:tcW w:w="338" w:type="pct"/>
           </w:tcPr>
           <w:p>
             <w:pPr>
@@ -3320,7 +3297,7 @@
       <w:tr>
         <w:tc>
           <w:tcPr>
-            <w:tcW w:w="1806" w:type="pct"/>
+            <w:tcW w:w="1706" w:type="pct"/>
             <w:hideMark/>
           </w:tcPr>
           <w:p>
@@ -3343,7 +3320,7 @@
         </w:tc>
         <w:tc>
           <w:tcPr>
-            <w:tcW w:w="1125" w:type="pct"/>
+            <w:tcW w:w="1331" w:type="pct"/>
             <w:hideMark/>
           </w:tcPr>
           <w:p>
@@ -3364,7 +3341,7 @@
         </w:tc>
         <w:tc>
           <w:tcPr>
-            <w:tcW w:w="732" w:type="pct"/>
+            <w:tcW w:w="709" w:type="pct"/>
             <w:hideMark/>
           </w:tcPr>
           <w:p>
@@ -3385,7 +3362,7 @@
         </w:tc>
         <w:tc>
           <w:tcPr>
-            <w:tcW w:w="607" w:type="pct"/>
+            <w:tcW w:w="577" w:type="pct"/>
             <w:hideMark/>
           </w:tcPr>
           <w:p>
@@ -3414,22 +3391,22 @@
         </w:tc>
         <w:tc>
           <w:tcPr>
-            <w:tcW w:w="366" w:type="pct"/>
-            <w:hideMark/>
-          </w:tcPr>
-          <w:p>
-            <w:pPr>
-              <w:spacing w:line="360" w:lineRule="auto"/>
-              <w:rPr>
-                <w:rFonts w:ascii="標楷體" w:eastAsia="標楷體" w:hAnsi="標楷體"/>
-                <w:szCs w:val="24"/>
-              </w:rPr>
-            </w:pPr>
-          </w:p>
-        </w:tc>
-        <w:tc>
-          <w:tcPr>
-            <w:tcW w:w="364" w:type="pct"/>
+            <w:tcW w:w="339" w:type="pct"/>
+            <w:hideMark/>
+          </w:tcPr>
+          <w:p>
+            <w:pPr>
+              <w:spacing w:line="360" w:lineRule="auto"/>
+              <w:rPr>
+                <w:rFonts w:ascii="標楷體" w:eastAsia="標楷體" w:hAnsi="標楷體"/>
+                <w:szCs w:val="24"/>
+              </w:rPr>
+            </w:pPr>
+          </w:p>
+        </w:tc>
+        <w:tc>
+          <w:tcPr>
+            <w:tcW w:w="338" w:type="pct"/>
             <w:hideMark/>
           </w:tcPr>
           <w:p>
@@ -3446,7 +3423,7 @@
       <w:tr>
         <w:tc>
           <w:tcPr>
-            <w:tcW w:w="1806" w:type="pct"/>
+            <w:tcW w:w="1706" w:type="pct"/>
             <w:hideMark/>
           </w:tcPr>
           <w:p>
@@ -3469,7 +3446,7 @@
         </w:tc>
         <w:tc>
           <w:tcPr>
-            <w:tcW w:w="1125" w:type="pct"/>
+            <w:tcW w:w="1331" w:type="pct"/>
             <w:hideMark/>
           </w:tcPr>
           <w:p>
@@ -3490,7 +3467,7 @@
         </w:tc>
         <w:tc>
           <w:tcPr>
-            <w:tcW w:w="732" w:type="pct"/>
+            <w:tcW w:w="709" w:type="pct"/>
             <w:hideMark/>
           </w:tcPr>
           <w:p>
@@ -3511,7 +3488,7 @@
         </w:tc>
         <w:tc>
           <w:tcPr>
-            <w:tcW w:w="607" w:type="pct"/>
+            <w:tcW w:w="577" w:type="pct"/>
             <w:hideMark/>
           </w:tcPr>
           <w:p>
@@ -3540,22 +3517,22 @@
         </w:tc>
         <w:tc>
           <w:tcPr>
-            <w:tcW w:w="366" w:type="pct"/>
-            <w:hideMark/>
-          </w:tcPr>
-          <w:p>
-            <w:pPr>
-              <w:spacing w:line="360" w:lineRule="auto"/>
-              <w:rPr>
-                <w:rFonts w:ascii="標楷體" w:eastAsia="標楷體" w:hAnsi="標楷體"/>
-                <w:szCs w:val="24"/>
-              </w:rPr>
-            </w:pPr>
-          </w:p>
-        </w:tc>
-        <w:tc>
-          <w:tcPr>
-            <w:tcW w:w="364" w:type="pct"/>
+            <w:tcW w:w="339" w:type="pct"/>
+            <w:hideMark/>
+          </w:tcPr>
+          <w:p>
+            <w:pPr>
+              <w:spacing w:line="360" w:lineRule="auto"/>
+              <w:rPr>
+                <w:rFonts w:ascii="標楷體" w:eastAsia="標楷體" w:hAnsi="標楷體"/>
+                <w:szCs w:val="24"/>
+              </w:rPr>
+            </w:pPr>
+          </w:p>
+        </w:tc>
+        <w:tc>
+          <w:tcPr>
+            <w:tcW w:w="338" w:type="pct"/>
             <w:hideMark/>
           </w:tcPr>
           <w:p>
@@ -3572,7 +3549,7 @@
       <w:tr>
         <w:tc>
           <w:tcPr>
-            <w:tcW w:w="1806" w:type="pct"/>
+            <w:tcW w:w="1706" w:type="pct"/>
             <w:hideMark/>
           </w:tcPr>
           <w:p>
@@ -3595,7 +3572,7 @@
         </w:tc>
         <w:tc>
           <w:tcPr>
-            <w:tcW w:w="1125" w:type="pct"/>
+            <w:tcW w:w="1331" w:type="pct"/>
             <w:hideMark/>
           </w:tcPr>
           <w:p>
@@ -3616,7 +3593,7 @@
         </w:tc>
         <w:tc>
           <w:tcPr>
-            <w:tcW w:w="732" w:type="pct"/>
+            <w:tcW w:w="709" w:type="pct"/>
             <w:hideMark/>
           </w:tcPr>
           <w:p>
@@ -3637,7 +3614,7 @@
         </w:tc>
         <w:tc>
           <w:tcPr>
-            <w:tcW w:w="607" w:type="pct"/>
+            <w:tcW w:w="577" w:type="pct"/>
             <w:hideMark/>
           </w:tcPr>
           <w:p>
@@ -3658,22 +3635,22 @@
         </w:tc>
         <w:tc>
           <w:tcPr>
-            <w:tcW w:w="366" w:type="pct"/>
-            <w:hideMark/>
-          </w:tcPr>
-          <w:p>
-            <w:pPr>
-              <w:spacing w:line="360" w:lineRule="auto"/>
-              <w:rPr>
-                <w:rFonts w:ascii="標楷體" w:eastAsia="標楷體" w:hAnsi="標楷體"/>
-                <w:szCs w:val="24"/>
-              </w:rPr>
-            </w:pPr>
-          </w:p>
-        </w:tc>
-        <w:tc>
-          <w:tcPr>
-            <w:tcW w:w="364" w:type="pct"/>
+            <w:tcW w:w="339" w:type="pct"/>
+            <w:hideMark/>
+          </w:tcPr>
+          <w:p>
+            <w:pPr>
+              <w:spacing w:line="360" w:lineRule="auto"/>
+              <w:rPr>
+                <w:rFonts w:ascii="標楷體" w:eastAsia="標楷體" w:hAnsi="標楷體"/>
+                <w:szCs w:val="24"/>
+              </w:rPr>
+            </w:pPr>
+          </w:p>
+        </w:tc>
+        <w:tc>
+          <w:tcPr>
+            <w:tcW w:w="338" w:type="pct"/>
             <w:hideMark/>
           </w:tcPr>
           <w:p>
@@ -3690,7 +3667,7 @@
       <w:tr>
         <w:tc>
           <w:tcPr>
-            <w:tcW w:w="1806" w:type="pct"/>
+            <w:tcW w:w="1706" w:type="pct"/>
           </w:tcPr>
           <w:p>
             <w:pPr>
@@ -3712,7 +3689,7 @@
         </w:tc>
         <w:tc>
           <w:tcPr>
-            <w:tcW w:w="1125" w:type="pct"/>
+            <w:tcW w:w="1331" w:type="pct"/>
           </w:tcPr>
           <w:p>
             <w:pPr>
@@ -3732,7 +3709,7 @@
         </w:tc>
         <w:tc>
           <w:tcPr>
-            <w:tcW w:w="732" w:type="pct"/>
+            <w:tcW w:w="709" w:type="pct"/>
           </w:tcPr>
           <w:p>
             <w:pPr>
@@ -3752,7 +3729,7 @@
         </w:tc>
         <w:tc>
           <w:tcPr>
-            <w:tcW w:w="607" w:type="pct"/>
+            <w:tcW w:w="577" w:type="pct"/>
           </w:tcPr>
           <w:p>
             <w:pPr>
@@ -3772,21 +3749,21 @@
         </w:tc>
         <w:tc>
           <w:tcPr>
-            <w:tcW w:w="366" w:type="pct"/>
-          </w:tcPr>
-          <w:p>
-            <w:pPr>
-              <w:spacing w:line="360" w:lineRule="auto"/>
-              <w:rPr>
-                <w:rFonts w:ascii="標楷體" w:eastAsia="標楷體" w:hAnsi="標楷體"/>
-                <w:szCs w:val="24"/>
-              </w:rPr>
-            </w:pPr>
-          </w:p>
-        </w:tc>
-        <w:tc>
-          <w:tcPr>
-            <w:tcW w:w="364" w:type="pct"/>
+            <w:tcW w:w="339" w:type="pct"/>
+          </w:tcPr>
+          <w:p>
+            <w:pPr>
+              <w:spacing w:line="360" w:lineRule="auto"/>
+              <w:rPr>
+                <w:rFonts w:ascii="標楷體" w:eastAsia="標楷體" w:hAnsi="標楷體"/>
+                <w:szCs w:val="24"/>
+              </w:rPr>
+            </w:pPr>
+          </w:p>
+        </w:tc>
+        <w:tc>
+          <w:tcPr>
+            <w:tcW w:w="338" w:type="pct"/>
           </w:tcPr>
           <w:p>
             <w:pPr>
@@ -3802,7 +3779,7 @@
       <w:tr>
         <w:tc>
           <w:tcPr>
-            <w:tcW w:w="1806" w:type="pct"/>
+            <w:tcW w:w="1706" w:type="pct"/>
             <w:hideMark/>
           </w:tcPr>
           <w:p>
@@ -3825,7 +3802,7 @@
         </w:tc>
         <w:tc>
           <w:tcPr>
-            <w:tcW w:w="1125" w:type="pct"/>
+            <w:tcW w:w="1331" w:type="pct"/>
             <w:hideMark/>
           </w:tcPr>
           <w:p>
@@ -3846,7 +3823,7 @@
         </w:tc>
         <w:tc>
           <w:tcPr>
-            <w:tcW w:w="732" w:type="pct"/>
+            <w:tcW w:w="709" w:type="pct"/>
             <w:hideMark/>
           </w:tcPr>
           <w:p>
@@ -3867,7 +3844,7 @@
         </w:tc>
         <w:tc>
           <w:tcPr>
-            <w:tcW w:w="607" w:type="pct"/>
+            <w:tcW w:w="577" w:type="pct"/>
             <w:hideMark/>
           </w:tcPr>
           <w:p>
@@ -3888,22 +3865,22 @@
         </w:tc>
         <w:tc>
           <w:tcPr>
-            <w:tcW w:w="366" w:type="pct"/>
-            <w:hideMark/>
-          </w:tcPr>
-          <w:p>
-            <w:pPr>
-              <w:spacing w:line="360" w:lineRule="auto"/>
-              <w:rPr>
-                <w:rFonts w:ascii="標楷體" w:eastAsia="標楷體" w:hAnsi="標楷體"/>
-                <w:szCs w:val="24"/>
-              </w:rPr>
-            </w:pPr>
-          </w:p>
-        </w:tc>
-        <w:tc>
-          <w:tcPr>
-            <w:tcW w:w="364" w:type="pct"/>
+            <w:tcW w:w="339" w:type="pct"/>
+            <w:hideMark/>
+          </w:tcPr>
+          <w:p>
+            <w:pPr>
+              <w:spacing w:line="360" w:lineRule="auto"/>
+              <w:rPr>
+                <w:rFonts w:ascii="標楷體" w:eastAsia="標楷體" w:hAnsi="標楷體"/>
+                <w:szCs w:val="24"/>
+              </w:rPr>
+            </w:pPr>
+          </w:p>
+        </w:tc>
+        <w:tc>
+          <w:tcPr>
+            <w:tcW w:w="338" w:type="pct"/>
             <w:hideMark/>
           </w:tcPr>
           <w:p>
@@ -3920,7 +3897,7 @@
       <w:tr>
         <w:tc>
           <w:tcPr>
-            <w:tcW w:w="1806" w:type="pct"/>
+            <w:tcW w:w="1706" w:type="pct"/>
           </w:tcPr>
           <w:p>
             <w:pPr>
@@ -3942,7 +3919,7 @@
         </w:tc>
         <w:tc>
           <w:tcPr>
-            <w:tcW w:w="1125" w:type="pct"/>
+            <w:tcW w:w="1331" w:type="pct"/>
           </w:tcPr>
           <w:p>
             <w:pPr>
@@ -3962,7 +3939,7 @@
         </w:tc>
         <w:tc>
           <w:tcPr>
-            <w:tcW w:w="732" w:type="pct"/>
+            <w:tcW w:w="709" w:type="pct"/>
           </w:tcPr>
           <w:p>
             <w:pPr>
@@ -3982,7 +3959,7 @@
         </w:tc>
         <w:tc>
           <w:tcPr>
-            <w:tcW w:w="607" w:type="pct"/>
+            <w:tcW w:w="577" w:type="pct"/>
           </w:tcPr>
           <w:p>
             <w:pPr>
@@ -4010,21 +3987,21 @@
         </w:tc>
         <w:tc>
           <w:tcPr>
-            <w:tcW w:w="366" w:type="pct"/>
-          </w:tcPr>
-          <w:p>
-            <w:pPr>
-              <w:spacing w:line="360" w:lineRule="auto"/>
-              <w:rPr>
-                <w:rFonts w:ascii="標楷體" w:eastAsia="標楷體" w:hAnsi="標楷體"/>
-                <w:szCs w:val="24"/>
-              </w:rPr>
-            </w:pPr>
-          </w:p>
-        </w:tc>
-        <w:tc>
-          <w:tcPr>
-            <w:tcW w:w="364" w:type="pct"/>
+            <w:tcW w:w="339" w:type="pct"/>
+          </w:tcPr>
+          <w:p>
+            <w:pPr>
+              <w:spacing w:line="360" w:lineRule="auto"/>
+              <w:rPr>
+                <w:rFonts w:ascii="標楷體" w:eastAsia="標楷體" w:hAnsi="標楷體"/>
+                <w:szCs w:val="24"/>
+              </w:rPr>
+            </w:pPr>
+          </w:p>
+        </w:tc>
+        <w:tc>
+          <w:tcPr>
+            <w:tcW w:w="338" w:type="pct"/>
           </w:tcPr>
           <w:p>
             <w:pPr>
@@ -4040,7 +4017,7 @@
       <w:tr>
         <w:tc>
           <w:tcPr>
-            <w:tcW w:w="1806" w:type="pct"/>
+            <w:tcW w:w="1706" w:type="pct"/>
             <w:hideMark/>
           </w:tcPr>
           <w:p>
@@ -4063,7 +4040,7 @@
         </w:tc>
         <w:tc>
           <w:tcPr>
-            <w:tcW w:w="1125" w:type="pct"/>
+            <w:tcW w:w="1331" w:type="pct"/>
             <w:hideMark/>
           </w:tcPr>
           <w:p>
@@ -4084,7 +4061,7 @@
         </w:tc>
         <w:tc>
           <w:tcPr>
-            <w:tcW w:w="732" w:type="pct"/>
+            <w:tcW w:w="709" w:type="pct"/>
             <w:hideMark/>
           </w:tcPr>
           <w:p>
@@ -4105,7 +4082,7 @@
         </w:tc>
         <w:tc>
           <w:tcPr>
-            <w:tcW w:w="607" w:type="pct"/>
+            <w:tcW w:w="577" w:type="pct"/>
             <w:hideMark/>
           </w:tcPr>
           <w:p>
@@ -4134,22 +4111,22 @@
         </w:tc>
         <w:tc>
           <w:tcPr>
-            <w:tcW w:w="366" w:type="pct"/>
-            <w:hideMark/>
-          </w:tcPr>
-          <w:p>
-            <w:pPr>
-              <w:spacing w:line="360" w:lineRule="auto"/>
-              <w:rPr>
-                <w:rFonts w:ascii="標楷體" w:eastAsia="標楷體" w:hAnsi="標楷體"/>
-                <w:szCs w:val="24"/>
-              </w:rPr>
-            </w:pPr>
-          </w:p>
-        </w:tc>
-        <w:tc>
-          <w:tcPr>
-            <w:tcW w:w="364" w:type="pct"/>
+            <w:tcW w:w="339" w:type="pct"/>
+            <w:hideMark/>
+          </w:tcPr>
+          <w:p>
+            <w:pPr>
+              <w:spacing w:line="360" w:lineRule="auto"/>
+              <w:rPr>
+                <w:rFonts w:ascii="標楷體" w:eastAsia="標楷體" w:hAnsi="標楷體"/>
+                <w:szCs w:val="24"/>
+              </w:rPr>
+            </w:pPr>
+          </w:p>
+        </w:tc>
+        <w:tc>
+          <w:tcPr>
+            <w:tcW w:w="338" w:type="pct"/>
             <w:hideMark/>
           </w:tcPr>
           <w:p>
@@ -4166,7 +4143,7 @@
       <w:tr>
         <w:tc>
           <w:tcPr>
-            <w:tcW w:w="1806" w:type="pct"/>
+            <w:tcW w:w="1706" w:type="pct"/>
             <w:hideMark/>
           </w:tcPr>
           <w:p>
@@ -4182,6 +4159,7 @@
               <w:rPr>
                 <w:rFonts w:ascii="標楷體" w:eastAsia="標楷體" w:hAnsi="標楷體" w:hint="eastAsia"/>
               </w:rPr>
+              <w:lastRenderedPageBreak/>
               <w:t>notified_levels</w:t>
             </w:r>
             <w:proofErr w:type="spellEnd"/>
@@ -4189,7 +4167,7 @@
         </w:tc>
         <w:tc>
           <w:tcPr>
-            <w:tcW w:w="1125" w:type="pct"/>
+            <w:tcW w:w="1331" w:type="pct"/>
             <w:hideMark/>
           </w:tcPr>
           <w:p>
@@ -4210,7 +4188,7 @@
         </w:tc>
         <w:tc>
           <w:tcPr>
-            <w:tcW w:w="732" w:type="pct"/>
+            <w:tcW w:w="709" w:type="pct"/>
             <w:hideMark/>
           </w:tcPr>
           <w:p>
@@ -4231,7 +4209,7 @@
         </w:tc>
         <w:tc>
           <w:tcPr>
-            <w:tcW w:w="607" w:type="pct"/>
+            <w:tcW w:w="577" w:type="pct"/>
             <w:hideMark/>
           </w:tcPr>
           <w:p>
@@ -4252,22 +4230,22 @@
         </w:tc>
         <w:tc>
           <w:tcPr>
-            <w:tcW w:w="366" w:type="pct"/>
-            <w:hideMark/>
-          </w:tcPr>
-          <w:p>
-            <w:pPr>
-              <w:spacing w:line="360" w:lineRule="auto"/>
-              <w:rPr>
-                <w:rFonts w:ascii="標楷體" w:eastAsia="標楷體" w:hAnsi="標楷體"/>
-                <w:szCs w:val="24"/>
-              </w:rPr>
-            </w:pPr>
-          </w:p>
-        </w:tc>
-        <w:tc>
-          <w:tcPr>
-            <w:tcW w:w="364" w:type="pct"/>
+            <w:tcW w:w="339" w:type="pct"/>
+            <w:hideMark/>
+          </w:tcPr>
+          <w:p>
+            <w:pPr>
+              <w:spacing w:line="360" w:lineRule="auto"/>
+              <w:rPr>
+                <w:rFonts w:ascii="標楷體" w:eastAsia="標楷體" w:hAnsi="標楷體"/>
+                <w:szCs w:val="24"/>
+              </w:rPr>
+            </w:pPr>
+          </w:p>
+        </w:tc>
+        <w:tc>
+          <w:tcPr>
+            <w:tcW w:w="338" w:type="pct"/>
             <w:hideMark/>
           </w:tcPr>
           <w:p>
@@ -4284,7 +4262,7 @@
       <w:tr>
         <w:tc>
           <w:tcPr>
-            <w:tcW w:w="1806" w:type="pct"/>
+            <w:tcW w:w="1706" w:type="pct"/>
           </w:tcPr>
           <w:p>
             <w:pPr>
@@ -4306,7 +4284,7 @@
         </w:tc>
         <w:tc>
           <w:tcPr>
-            <w:tcW w:w="1125" w:type="pct"/>
+            <w:tcW w:w="1331" w:type="pct"/>
           </w:tcPr>
           <w:p>
             <w:pPr>
@@ -4326,7 +4304,7 @@
         </w:tc>
         <w:tc>
           <w:tcPr>
-            <w:tcW w:w="732" w:type="pct"/>
+            <w:tcW w:w="709" w:type="pct"/>
           </w:tcPr>
           <w:p>
             <w:pPr>
@@ -4346,7 +4324,7 @@
         </w:tc>
         <w:tc>
           <w:tcPr>
-            <w:tcW w:w="607" w:type="pct"/>
+            <w:tcW w:w="577" w:type="pct"/>
           </w:tcPr>
           <w:p>
             <w:pPr>
@@ -4366,21 +4344,21 @@
         </w:tc>
         <w:tc>
           <w:tcPr>
-            <w:tcW w:w="366" w:type="pct"/>
-          </w:tcPr>
-          <w:p>
-            <w:pPr>
-              <w:spacing w:line="360" w:lineRule="auto"/>
-              <w:rPr>
-                <w:rFonts w:ascii="標楷體" w:eastAsia="標楷體" w:hAnsi="標楷體"/>
-                <w:szCs w:val="24"/>
-              </w:rPr>
-            </w:pPr>
-          </w:p>
-        </w:tc>
-        <w:tc>
-          <w:tcPr>
-            <w:tcW w:w="364" w:type="pct"/>
+            <w:tcW w:w="339" w:type="pct"/>
+          </w:tcPr>
+          <w:p>
+            <w:pPr>
+              <w:spacing w:line="360" w:lineRule="auto"/>
+              <w:rPr>
+                <w:rFonts w:ascii="標楷體" w:eastAsia="標楷體" w:hAnsi="標楷體"/>
+                <w:szCs w:val="24"/>
+              </w:rPr>
+            </w:pPr>
+          </w:p>
+        </w:tc>
+        <w:tc>
+          <w:tcPr>
+            <w:tcW w:w="338" w:type="pct"/>
           </w:tcPr>
           <w:p>
             <w:pPr>
@@ -4396,7 +4374,7 @@
       <w:tr>
         <w:tc>
           <w:tcPr>
-            <w:tcW w:w="1806" w:type="pct"/>
+            <w:tcW w:w="1706" w:type="pct"/>
           </w:tcPr>
           <w:p>
             <w:pPr>
@@ -4411,7 +4389,6 @@
               <w:rPr>
                 <w:rFonts w:ascii="標楷體" w:eastAsia="標楷體" w:hAnsi="標楷體" w:hint="eastAsia"/>
               </w:rPr>
-              <w:lastRenderedPageBreak/>
               <w:t>subscription_end_date</w:t>
             </w:r>
             <w:proofErr w:type="spellEnd"/>
@@ -4419,7 +4396,7 @@
         </w:tc>
         <w:tc>
           <w:tcPr>
-            <w:tcW w:w="1125" w:type="pct"/>
+            <w:tcW w:w="1331" w:type="pct"/>
           </w:tcPr>
           <w:p>
             <w:pPr>
@@ -4439,7 +4416,7 @@
         </w:tc>
         <w:tc>
           <w:tcPr>
-            <w:tcW w:w="732" w:type="pct"/>
+            <w:tcW w:w="709" w:type="pct"/>
           </w:tcPr>
           <w:p>
             <w:pPr>
@@ -4459,7 +4436,7 @@
         </w:tc>
         <w:tc>
           <w:tcPr>
-            <w:tcW w:w="607" w:type="pct"/>
+            <w:tcW w:w="577" w:type="pct"/>
           </w:tcPr>
           <w:p>
             <w:pPr>
@@ -4479,21 +4456,21 @@
         </w:tc>
         <w:tc>
           <w:tcPr>
-            <w:tcW w:w="366" w:type="pct"/>
-          </w:tcPr>
-          <w:p>
-            <w:pPr>
-              <w:spacing w:line="360" w:lineRule="auto"/>
-              <w:rPr>
-                <w:rFonts w:ascii="標楷體" w:eastAsia="標楷體" w:hAnsi="標楷體"/>
-                <w:szCs w:val="24"/>
-              </w:rPr>
-            </w:pPr>
-          </w:p>
-        </w:tc>
-        <w:tc>
-          <w:tcPr>
-            <w:tcW w:w="364" w:type="pct"/>
+            <w:tcW w:w="339" w:type="pct"/>
+          </w:tcPr>
+          <w:p>
+            <w:pPr>
+              <w:spacing w:line="360" w:lineRule="auto"/>
+              <w:rPr>
+                <w:rFonts w:ascii="標楷體" w:eastAsia="標楷體" w:hAnsi="標楷體"/>
+                <w:szCs w:val="24"/>
+              </w:rPr>
+            </w:pPr>
+          </w:p>
+        </w:tc>
+        <w:tc>
+          <w:tcPr>
+            <w:tcW w:w="338" w:type="pct"/>
           </w:tcPr>
           <w:p>
             <w:pPr>
@@ -4509,7 +4486,7 @@
       <w:tr>
         <w:tc>
           <w:tcPr>
-            <w:tcW w:w="1806" w:type="pct"/>
+            <w:tcW w:w="1706" w:type="pct"/>
           </w:tcPr>
           <w:p>
             <w:pPr>
@@ -4531,7 +4508,7 @@
         </w:tc>
         <w:tc>
           <w:tcPr>
-            <w:tcW w:w="1125" w:type="pct"/>
+            <w:tcW w:w="1331" w:type="pct"/>
           </w:tcPr>
           <w:p>
             <w:pPr>
@@ -4551,7 +4528,7 @@
         </w:tc>
         <w:tc>
           <w:tcPr>
-            <w:tcW w:w="732" w:type="pct"/>
+            <w:tcW w:w="709" w:type="pct"/>
           </w:tcPr>
           <w:p>
             <w:pPr>
@@ -4571,7 +4548,7 @@
         </w:tc>
         <w:tc>
           <w:tcPr>
-            <w:tcW w:w="607" w:type="pct"/>
+            <w:tcW w:w="577" w:type="pct"/>
           </w:tcPr>
           <w:p>
             <w:pPr>
@@ -4591,21 +4568,21 @@
         </w:tc>
         <w:tc>
           <w:tcPr>
-            <w:tcW w:w="366" w:type="pct"/>
-          </w:tcPr>
-          <w:p>
-            <w:pPr>
-              <w:spacing w:line="360" w:lineRule="auto"/>
-              <w:rPr>
-                <w:rFonts w:ascii="標楷體" w:eastAsia="標楷體" w:hAnsi="標楷體"/>
-                <w:szCs w:val="24"/>
-              </w:rPr>
-            </w:pPr>
-          </w:p>
-        </w:tc>
-        <w:tc>
-          <w:tcPr>
-            <w:tcW w:w="364" w:type="pct"/>
+            <w:tcW w:w="339" w:type="pct"/>
+          </w:tcPr>
+          <w:p>
+            <w:pPr>
+              <w:spacing w:line="360" w:lineRule="auto"/>
+              <w:rPr>
+                <w:rFonts w:ascii="標楷體" w:eastAsia="標楷體" w:hAnsi="標楷體"/>
+                <w:szCs w:val="24"/>
+              </w:rPr>
+            </w:pPr>
+          </w:p>
+        </w:tc>
+        <w:tc>
+          <w:tcPr>
+            <w:tcW w:w="338" w:type="pct"/>
           </w:tcPr>
           <w:p>
             <w:pPr>
@@ -4621,7 +4598,7 @@
       <w:tr>
         <w:tc>
           <w:tcPr>
-            <w:tcW w:w="1806" w:type="pct"/>
+            <w:tcW w:w="1706" w:type="pct"/>
           </w:tcPr>
           <w:p>
             <w:pPr>
@@ -4643,7 +4620,7 @@
         </w:tc>
         <w:tc>
           <w:tcPr>
-            <w:tcW w:w="1125" w:type="pct"/>
+            <w:tcW w:w="1331" w:type="pct"/>
           </w:tcPr>
           <w:p>
             <w:pPr>
@@ -4663,7 +4640,7 @@
         </w:tc>
         <w:tc>
           <w:tcPr>
-            <w:tcW w:w="732" w:type="pct"/>
+            <w:tcW w:w="709" w:type="pct"/>
           </w:tcPr>
           <w:p>
             <w:pPr>
@@ -4683,7 +4660,7 @@
         </w:tc>
         <w:tc>
           <w:tcPr>
-            <w:tcW w:w="607" w:type="pct"/>
+            <w:tcW w:w="577" w:type="pct"/>
           </w:tcPr>
           <w:p>
             <w:pPr>
@@ -4703,21 +4680,21 @@
         </w:tc>
         <w:tc>
           <w:tcPr>
-            <w:tcW w:w="366" w:type="pct"/>
-          </w:tcPr>
-          <w:p>
-            <w:pPr>
-              <w:spacing w:line="360" w:lineRule="auto"/>
-              <w:rPr>
-                <w:rFonts w:ascii="標楷體" w:eastAsia="標楷體" w:hAnsi="標楷體"/>
-                <w:szCs w:val="24"/>
-              </w:rPr>
-            </w:pPr>
-          </w:p>
-        </w:tc>
-        <w:tc>
-          <w:tcPr>
-            <w:tcW w:w="364" w:type="pct"/>
+            <w:tcW w:w="339" w:type="pct"/>
+          </w:tcPr>
+          <w:p>
+            <w:pPr>
+              <w:spacing w:line="360" w:lineRule="auto"/>
+              <w:rPr>
+                <w:rFonts w:ascii="標楷體" w:eastAsia="標楷體" w:hAnsi="標楷體"/>
+                <w:szCs w:val="24"/>
+              </w:rPr>
+            </w:pPr>
+          </w:p>
+        </w:tc>
+        <w:tc>
+          <w:tcPr>
+            <w:tcW w:w="338" w:type="pct"/>
           </w:tcPr>
           <w:p>
             <w:pPr>
@@ -4733,7 +4710,7 @@
       <w:tr>
         <w:tc>
           <w:tcPr>
-            <w:tcW w:w="1806" w:type="pct"/>
+            <w:tcW w:w="1706" w:type="pct"/>
           </w:tcPr>
           <w:p>
             <w:pPr>
@@ -4755,7 +4732,7 @@
         </w:tc>
         <w:tc>
           <w:tcPr>
-            <w:tcW w:w="1125" w:type="pct"/>
+            <w:tcW w:w="1331" w:type="pct"/>
           </w:tcPr>
           <w:p>
             <w:pPr>
@@ -4775,7 +4752,7 @@
         </w:tc>
         <w:tc>
           <w:tcPr>
-            <w:tcW w:w="732" w:type="pct"/>
+            <w:tcW w:w="709" w:type="pct"/>
           </w:tcPr>
           <w:p>
             <w:pPr>
@@ -4795,7 +4772,7 @@
         </w:tc>
         <w:tc>
           <w:tcPr>
-            <w:tcW w:w="607" w:type="pct"/>
+            <w:tcW w:w="577" w:type="pct"/>
           </w:tcPr>
           <w:p>
             <w:pPr>
@@ -4815,21 +4792,21 @@
         </w:tc>
         <w:tc>
           <w:tcPr>
-            <w:tcW w:w="366" w:type="pct"/>
-          </w:tcPr>
-          <w:p>
-            <w:pPr>
-              <w:spacing w:line="360" w:lineRule="auto"/>
-              <w:rPr>
-                <w:rFonts w:ascii="標楷體" w:eastAsia="標楷體" w:hAnsi="標楷體"/>
-                <w:szCs w:val="24"/>
-              </w:rPr>
-            </w:pPr>
-          </w:p>
-        </w:tc>
-        <w:tc>
-          <w:tcPr>
-            <w:tcW w:w="364" w:type="pct"/>
+            <w:tcW w:w="339" w:type="pct"/>
+          </w:tcPr>
+          <w:p>
+            <w:pPr>
+              <w:spacing w:line="360" w:lineRule="auto"/>
+              <w:rPr>
+                <w:rFonts w:ascii="標楷體" w:eastAsia="標楷體" w:hAnsi="標楷體"/>
+                <w:szCs w:val="24"/>
+              </w:rPr>
+            </w:pPr>
+          </w:p>
+        </w:tc>
+        <w:tc>
+          <w:tcPr>
+            <w:tcW w:w="338" w:type="pct"/>
           </w:tcPr>
           <w:p>
             <w:pPr>
@@ -4845,7 +4822,7 @@
       <w:tr>
         <w:tc>
           <w:tcPr>
-            <w:tcW w:w="1806" w:type="pct"/>
+            <w:tcW w:w="1706" w:type="pct"/>
           </w:tcPr>
           <w:p>
             <w:pPr>
@@ -4867,7 +4844,7 @@
         </w:tc>
         <w:tc>
           <w:tcPr>
-            <w:tcW w:w="1125" w:type="pct"/>
+            <w:tcW w:w="1331" w:type="pct"/>
           </w:tcPr>
           <w:p>
             <w:pPr>
@@ -4887,7 +4864,7 @@
         </w:tc>
         <w:tc>
           <w:tcPr>
-            <w:tcW w:w="732" w:type="pct"/>
+            <w:tcW w:w="709" w:type="pct"/>
           </w:tcPr>
           <w:p>
             <w:pPr>
@@ -4907,7 +4884,7 @@
         </w:tc>
         <w:tc>
           <w:tcPr>
-            <w:tcW w:w="607" w:type="pct"/>
+            <w:tcW w:w="577" w:type="pct"/>
           </w:tcPr>
           <w:p>
             <w:pPr>
@@ -4935,21 +4912,21 @@
         </w:tc>
         <w:tc>
           <w:tcPr>
-            <w:tcW w:w="366" w:type="pct"/>
-          </w:tcPr>
-          <w:p>
-            <w:pPr>
-              <w:spacing w:line="360" w:lineRule="auto"/>
-              <w:rPr>
-                <w:rFonts w:ascii="標楷體" w:eastAsia="標楷體" w:hAnsi="標楷體"/>
-                <w:szCs w:val="24"/>
-              </w:rPr>
-            </w:pPr>
-          </w:p>
-        </w:tc>
-        <w:tc>
-          <w:tcPr>
-            <w:tcW w:w="364" w:type="pct"/>
+            <w:tcW w:w="339" w:type="pct"/>
+          </w:tcPr>
+          <w:p>
+            <w:pPr>
+              <w:spacing w:line="360" w:lineRule="auto"/>
+              <w:rPr>
+                <w:rFonts w:ascii="標楷體" w:eastAsia="標楷體" w:hAnsi="標楷體"/>
+                <w:szCs w:val="24"/>
+              </w:rPr>
+            </w:pPr>
+          </w:p>
+        </w:tc>
+        <w:tc>
+          <w:tcPr>
+            <w:tcW w:w="338" w:type="pct"/>
           </w:tcPr>
           <w:p>
             <w:pPr>
@@ -4965,7 +4942,7 @@
       <w:tr>
         <w:tc>
           <w:tcPr>
-            <w:tcW w:w="1806" w:type="pct"/>
+            <w:tcW w:w="1706" w:type="pct"/>
           </w:tcPr>
           <w:p>
             <w:pPr>
@@ -4987,7 +4964,7 @@
         </w:tc>
         <w:tc>
           <w:tcPr>
-            <w:tcW w:w="1125" w:type="pct"/>
+            <w:tcW w:w="1331" w:type="pct"/>
           </w:tcPr>
           <w:p>
             <w:pPr>
@@ -5007,7 +4984,7 @@
         </w:tc>
         <w:tc>
           <w:tcPr>
-            <w:tcW w:w="732" w:type="pct"/>
+            <w:tcW w:w="709" w:type="pct"/>
           </w:tcPr>
           <w:p>
             <w:pPr>
@@ -5027,7 +5004,7 @@
         </w:tc>
         <w:tc>
           <w:tcPr>
-            <w:tcW w:w="607" w:type="pct"/>
+            <w:tcW w:w="577" w:type="pct"/>
           </w:tcPr>
           <w:p>
             <w:pPr>
@@ -5055,21 +5032,21 @@
         </w:tc>
         <w:tc>
           <w:tcPr>
-            <w:tcW w:w="366" w:type="pct"/>
-          </w:tcPr>
-          <w:p>
-            <w:pPr>
-              <w:spacing w:line="360" w:lineRule="auto"/>
-              <w:rPr>
-                <w:rFonts w:ascii="標楷體" w:eastAsia="標楷體" w:hAnsi="標楷體"/>
-                <w:szCs w:val="24"/>
-              </w:rPr>
-            </w:pPr>
-          </w:p>
-        </w:tc>
-        <w:tc>
-          <w:tcPr>
-            <w:tcW w:w="364" w:type="pct"/>
+            <w:tcW w:w="339" w:type="pct"/>
+          </w:tcPr>
+          <w:p>
+            <w:pPr>
+              <w:spacing w:line="360" w:lineRule="auto"/>
+              <w:rPr>
+                <w:rFonts w:ascii="標楷體" w:eastAsia="標楷體" w:hAnsi="標楷體"/>
+                <w:szCs w:val="24"/>
+              </w:rPr>
+            </w:pPr>
+          </w:p>
+        </w:tc>
+        <w:tc>
+          <w:tcPr>
+            <w:tcW w:w="338" w:type="pct"/>
           </w:tcPr>
           <w:p>
             <w:pPr>
@@ -5085,7 +5062,7 @@
       <w:tr>
         <w:tc>
           <w:tcPr>
-            <w:tcW w:w="1806" w:type="pct"/>
+            <w:tcW w:w="1706" w:type="pct"/>
           </w:tcPr>
           <w:p>
             <w:pPr>
@@ -5107,7 +5084,7 @@
         </w:tc>
         <w:tc>
           <w:tcPr>
-            <w:tcW w:w="1125" w:type="pct"/>
+            <w:tcW w:w="1331" w:type="pct"/>
           </w:tcPr>
           <w:p>
             <w:pPr>
@@ -5127,7 +5104,7 @@
         </w:tc>
         <w:tc>
           <w:tcPr>
-            <w:tcW w:w="732" w:type="pct"/>
+            <w:tcW w:w="709" w:type="pct"/>
           </w:tcPr>
           <w:p>
             <w:pPr>
@@ -5147,7 +5124,7 @@
         </w:tc>
         <w:tc>
           <w:tcPr>
-            <w:tcW w:w="607" w:type="pct"/>
+            <w:tcW w:w="577" w:type="pct"/>
           </w:tcPr>
           <w:p>
             <w:pPr>
@@ -5175,21 +5152,21 @@
         </w:tc>
         <w:tc>
           <w:tcPr>
-            <w:tcW w:w="366" w:type="pct"/>
-          </w:tcPr>
-          <w:p>
-            <w:pPr>
-              <w:spacing w:line="360" w:lineRule="auto"/>
-              <w:rPr>
-                <w:rFonts w:ascii="標楷體" w:eastAsia="標楷體" w:hAnsi="標楷體"/>
-                <w:szCs w:val="24"/>
-              </w:rPr>
-            </w:pPr>
-          </w:p>
-        </w:tc>
-        <w:tc>
-          <w:tcPr>
-            <w:tcW w:w="364" w:type="pct"/>
+            <w:tcW w:w="339" w:type="pct"/>
+          </w:tcPr>
+          <w:p>
+            <w:pPr>
+              <w:spacing w:line="360" w:lineRule="auto"/>
+              <w:rPr>
+                <w:rFonts w:ascii="標楷體" w:eastAsia="標楷體" w:hAnsi="標楷體"/>
+                <w:szCs w:val="24"/>
+              </w:rPr>
+            </w:pPr>
+          </w:p>
+        </w:tc>
+        <w:tc>
+          <w:tcPr>
+            <w:tcW w:w="338" w:type="pct"/>
           </w:tcPr>
           <w:p>
             <w:pPr>
@@ -5205,7 +5182,7 @@
       <w:tr>
         <w:tc>
           <w:tcPr>
-            <w:tcW w:w="1806" w:type="pct"/>
+            <w:tcW w:w="1706" w:type="pct"/>
           </w:tcPr>
           <w:p>
             <w:pPr>
@@ -5227,7 +5204,7 @@
         </w:tc>
         <w:tc>
           <w:tcPr>
-            <w:tcW w:w="1125" w:type="pct"/>
+            <w:tcW w:w="1331" w:type="pct"/>
           </w:tcPr>
           <w:p>
             <w:pPr>
@@ -5247,7 +5224,7 @@
         </w:tc>
         <w:tc>
           <w:tcPr>
-            <w:tcW w:w="732" w:type="pct"/>
+            <w:tcW w:w="709" w:type="pct"/>
           </w:tcPr>
           <w:p>
             <w:pPr>
@@ -5267,7 +5244,7 @@
         </w:tc>
         <w:tc>
           <w:tcPr>
-            <w:tcW w:w="607" w:type="pct"/>
+            <w:tcW w:w="577" w:type="pct"/>
           </w:tcPr>
           <w:p>
             <w:pPr>
@@ -5295,21 +5272,21 @@
         </w:tc>
         <w:tc>
           <w:tcPr>
-            <w:tcW w:w="366" w:type="pct"/>
-          </w:tcPr>
-          <w:p>
-            <w:pPr>
-              <w:spacing w:line="360" w:lineRule="auto"/>
-              <w:rPr>
-                <w:rFonts w:ascii="標楷體" w:eastAsia="標楷體" w:hAnsi="標楷體"/>
-                <w:szCs w:val="24"/>
-              </w:rPr>
-            </w:pPr>
-          </w:p>
-        </w:tc>
-        <w:tc>
-          <w:tcPr>
-            <w:tcW w:w="364" w:type="pct"/>
+            <w:tcW w:w="339" w:type="pct"/>
+          </w:tcPr>
+          <w:p>
+            <w:pPr>
+              <w:spacing w:line="360" w:lineRule="auto"/>
+              <w:rPr>
+                <w:rFonts w:ascii="標楷體" w:eastAsia="標楷體" w:hAnsi="標楷體"/>
+                <w:szCs w:val="24"/>
+              </w:rPr>
+            </w:pPr>
+          </w:p>
+        </w:tc>
+        <w:tc>
+          <w:tcPr>
+            <w:tcW w:w="338" w:type="pct"/>
           </w:tcPr>
           <w:p>
             <w:pPr>
@@ -5325,7 +5302,7 @@
       <w:tr>
         <w:tc>
           <w:tcPr>
-            <w:tcW w:w="1806" w:type="pct"/>
+            <w:tcW w:w="1706" w:type="pct"/>
           </w:tcPr>
           <w:p>
             <w:pPr>
@@ -5347,7 +5324,7 @@
         </w:tc>
         <w:tc>
           <w:tcPr>
-            <w:tcW w:w="1125" w:type="pct"/>
+            <w:tcW w:w="1331" w:type="pct"/>
           </w:tcPr>
           <w:p>
             <w:pPr>
@@ -5375,7 +5352,7 @@
         </w:tc>
         <w:tc>
           <w:tcPr>
-            <w:tcW w:w="732" w:type="pct"/>
+            <w:tcW w:w="709" w:type="pct"/>
           </w:tcPr>
           <w:p>
             <w:pPr>
@@ -5395,7 +5372,7 @@
         </w:tc>
         <w:tc>
           <w:tcPr>
-            <w:tcW w:w="607" w:type="pct"/>
+            <w:tcW w:w="577" w:type="pct"/>
           </w:tcPr>
           <w:p>
             <w:pPr>
@@ -5415,21 +5392,21 @@
         </w:tc>
         <w:tc>
           <w:tcPr>
-            <w:tcW w:w="366" w:type="pct"/>
-          </w:tcPr>
-          <w:p>
-            <w:pPr>
-              <w:spacing w:line="360" w:lineRule="auto"/>
-              <w:rPr>
-                <w:rFonts w:ascii="標楷體" w:eastAsia="標楷體" w:hAnsi="標楷體"/>
-                <w:szCs w:val="24"/>
-              </w:rPr>
-            </w:pPr>
-          </w:p>
-        </w:tc>
-        <w:tc>
-          <w:tcPr>
-            <w:tcW w:w="364" w:type="pct"/>
+            <w:tcW w:w="339" w:type="pct"/>
+          </w:tcPr>
+          <w:p>
+            <w:pPr>
+              <w:spacing w:line="360" w:lineRule="auto"/>
+              <w:rPr>
+                <w:rFonts w:ascii="標楷體" w:eastAsia="標楷體" w:hAnsi="標楷體"/>
+                <w:szCs w:val="24"/>
+              </w:rPr>
+            </w:pPr>
+          </w:p>
+        </w:tc>
+        <w:tc>
+          <w:tcPr>
+            <w:tcW w:w="338" w:type="pct"/>
           </w:tcPr>
           <w:p>
             <w:pPr>
@@ -5445,7 +5422,7 @@
       <w:tr>
         <w:tc>
           <w:tcPr>
-            <w:tcW w:w="1806" w:type="pct"/>
+            <w:tcW w:w="1706" w:type="pct"/>
           </w:tcPr>
           <w:p>
             <w:pPr>
@@ -5467,7 +5444,7 @@
         </w:tc>
         <w:tc>
           <w:tcPr>
-            <w:tcW w:w="1125" w:type="pct"/>
+            <w:tcW w:w="1331" w:type="pct"/>
           </w:tcPr>
           <w:p>
             <w:pPr>
@@ -5487,7 +5464,7 @@
         </w:tc>
         <w:tc>
           <w:tcPr>
-            <w:tcW w:w="732" w:type="pct"/>
+            <w:tcW w:w="709" w:type="pct"/>
           </w:tcPr>
           <w:p>
             <w:pPr>
@@ -5507,7 +5484,7 @@
         </w:tc>
         <w:tc>
           <w:tcPr>
-            <w:tcW w:w="607" w:type="pct"/>
+            <w:tcW w:w="577" w:type="pct"/>
           </w:tcPr>
           <w:p>
             <w:pPr>
@@ -5535,21 +5512,21 @@
         </w:tc>
         <w:tc>
           <w:tcPr>
-            <w:tcW w:w="366" w:type="pct"/>
-          </w:tcPr>
-          <w:p>
-            <w:pPr>
-              <w:spacing w:line="360" w:lineRule="auto"/>
-              <w:rPr>
-                <w:rFonts w:ascii="標楷體" w:eastAsia="標楷體" w:hAnsi="標楷體"/>
-                <w:szCs w:val="24"/>
-              </w:rPr>
-            </w:pPr>
-          </w:p>
-        </w:tc>
-        <w:tc>
-          <w:tcPr>
-            <w:tcW w:w="364" w:type="pct"/>
+            <w:tcW w:w="339" w:type="pct"/>
+          </w:tcPr>
+          <w:p>
+            <w:pPr>
+              <w:spacing w:line="360" w:lineRule="auto"/>
+              <w:rPr>
+                <w:rFonts w:ascii="標楷體" w:eastAsia="標楷體" w:hAnsi="標楷體"/>
+                <w:szCs w:val="24"/>
+              </w:rPr>
+            </w:pPr>
+          </w:p>
+        </w:tc>
+        <w:tc>
+          <w:tcPr>
+            <w:tcW w:w="338" w:type="pct"/>
           </w:tcPr>
           <w:p>
             <w:pPr>
@@ -5565,7 +5542,7 @@
       <w:tr>
         <w:tc>
           <w:tcPr>
-            <w:tcW w:w="1806" w:type="pct"/>
+            <w:tcW w:w="1706" w:type="pct"/>
           </w:tcPr>
           <w:p>
             <w:pPr>
@@ -5587,7 +5564,7 @@
         </w:tc>
         <w:tc>
           <w:tcPr>
-            <w:tcW w:w="1125" w:type="pct"/>
+            <w:tcW w:w="1331" w:type="pct"/>
           </w:tcPr>
           <w:p>
             <w:pPr>
@@ -5615,7 +5592,7 @@
         </w:tc>
         <w:tc>
           <w:tcPr>
-            <w:tcW w:w="732" w:type="pct"/>
+            <w:tcW w:w="709" w:type="pct"/>
           </w:tcPr>
           <w:p>
             <w:pPr>
@@ -5635,7 +5612,7 @@
         </w:tc>
         <w:tc>
           <w:tcPr>
-            <w:tcW w:w="607" w:type="pct"/>
+            <w:tcW w:w="577" w:type="pct"/>
           </w:tcPr>
           <w:p>
             <w:pPr>
@@ -5655,21 +5632,21 @@
         </w:tc>
         <w:tc>
           <w:tcPr>
-            <w:tcW w:w="366" w:type="pct"/>
-          </w:tcPr>
-          <w:p>
-            <w:pPr>
-              <w:spacing w:line="360" w:lineRule="auto"/>
-              <w:rPr>
-                <w:rFonts w:ascii="標楷體" w:eastAsia="標楷體" w:hAnsi="標楷體"/>
-                <w:szCs w:val="24"/>
-              </w:rPr>
-            </w:pPr>
-          </w:p>
-        </w:tc>
-        <w:tc>
-          <w:tcPr>
-            <w:tcW w:w="364" w:type="pct"/>
+            <w:tcW w:w="339" w:type="pct"/>
+          </w:tcPr>
+          <w:p>
+            <w:pPr>
+              <w:spacing w:line="360" w:lineRule="auto"/>
+              <w:rPr>
+                <w:rFonts w:ascii="標楷體" w:eastAsia="標楷體" w:hAnsi="標楷體"/>
+                <w:szCs w:val="24"/>
+              </w:rPr>
+            </w:pPr>
+          </w:p>
+        </w:tc>
+        <w:tc>
+          <w:tcPr>
+            <w:tcW w:w="338" w:type="pct"/>
           </w:tcPr>
           <w:p>
             <w:pPr>
@@ -5685,7 +5662,7 @@
       <w:tr>
         <w:tc>
           <w:tcPr>
-            <w:tcW w:w="1806" w:type="pct"/>
+            <w:tcW w:w="1706" w:type="pct"/>
           </w:tcPr>
           <w:p>
             <w:pPr>
@@ -5707,7 +5684,7 @@
         </w:tc>
         <w:tc>
           <w:tcPr>
-            <w:tcW w:w="1125" w:type="pct"/>
+            <w:tcW w:w="1331" w:type="pct"/>
           </w:tcPr>
           <w:p>
             <w:pPr>
@@ -5741,7 +5718,7 @@
         </w:tc>
         <w:tc>
           <w:tcPr>
-            <w:tcW w:w="732" w:type="pct"/>
+            <w:tcW w:w="709" w:type="pct"/>
           </w:tcPr>
           <w:p>
             <w:pPr>
@@ -5760,7 +5737,7 @@
         </w:tc>
         <w:tc>
           <w:tcPr>
-            <w:tcW w:w="607" w:type="pct"/>
+            <w:tcW w:w="577" w:type="pct"/>
           </w:tcPr>
           <w:p>
             <w:pPr>
@@ -5788,21 +5765,21 @@
         </w:tc>
         <w:tc>
           <w:tcPr>
-            <w:tcW w:w="366" w:type="pct"/>
-          </w:tcPr>
-          <w:p>
-            <w:pPr>
-              <w:spacing w:line="360" w:lineRule="auto"/>
-              <w:rPr>
-                <w:rFonts w:ascii="標楷體" w:eastAsia="標楷體" w:hAnsi="標楷體"/>
-                <w:szCs w:val="24"/>
-              </w:rPr>
-            </w:pPr>
-          </w:p>
-        </w:tc>
-        <w:tc>
-          <w:tcPr>
-            <w:tcW w:w="364" w:type="pct"/>
+            <w:tcW w:w="339" w:type="pct"/>
+          </w:tcPr>
+          <w:p>
+            <w:pPr>
+              <w:spacing w:line="360" w:lineRule="auto"/>
+              <w:rPr>
+                <w:rFonts w:ascii="標楷體" w:eastAsia="標楷體" w:hAnsi="標楷體"/>
+                <w:szCs w:val="24"/>
+              </w:rPr>
+            </w:pPr>
+          </w:p>
+        </w:tc>
+        <w:tc>
+          <w:tcPr>
+            <w:tcW w:w="338" w:type="pct"/>
           </w:tcPr>
           <w:p>
             <w:pPr>
@@ -6238,6 +6215,7 @@
               <w:rPr>
                 <w:rFonts w:ascii="標楷體" w:eastAsia="標楷體" w:hAnsi="標楷體" w:hint="eastAsia"/>
               </w:rPr>
+              <w:lastRenderedPageBreak/>
               <w:t>username</w:t>
             </w:r>
           </w:p>
@@ -6471,7 +6449,6 @@
               <w:rPr>
                 <w:rFonts w:ascii="標楷體" w:eastAsia="標楷體" w:hAnsi="標楷體" w:hint="eastAsia"/>
               </w:rPr>
-              <w:lastRenderedPageBreak/>
               <w:t>role</w:t>
             </w:r>
           </w:p>
@@ -8226,6 +8203,7 @@
                 <w:rFonts w:ascii="標楷體" w:eastAsia="標楷體" w:hAnsi="標楷體"/>
                 <w:szCs w:val="24"/>
               </w:rPr>
+              <w:lastRenderedPageBreak/>
               <w:t>kana</w:t>
             </w:r>
           </w:p>
@@ -8467,7 +8445,6 @@
                 <w:rFonts w:ascii="標楷體" w:eastAsia="標楷體" w:hAnsi="標楷體"/>
                 <w:szCs w:val="24"/>
               </w:rPr>
-              <w:lastRenderedPageBreak/>
               <w:t>sentence_basic</w:t>
             </w:r>
             <w:proofErr w:type="spellEnd"/>
@@ -10452,6 +10429,7 @@
                 <w:rFonts w:ascii="標楷體" w:eastAsia="標楷體" w:hAnsi="標楷體"/>
                 <w:szCs w:val="24"/>
               </w:rPr>
+              <w:lastRenderedPageBreak/>
               <w:t>option_b</w:t>
             </w:r>
             <w:proofErr w:type="spellEnd"/>
@@ -10684,7 +10662,6 @@
                 <w:rFonts w:ascii="標楷體" w:eastAsia="標楷體" w:hAnsi="標楷體"/>
                 <w:szCs w:val="24"/>
               </w:rPr>
-              <w:lastRenderedPageBreak/>
               <w:t>option_d</w:t>
             </w:r>
             <w:proofErr w:type="spellEnd"/>
@@ -11243,32 +11220,15 @@
         <w:tc>
           <w:tcPr>
             <w:tcW w:w="799" w:type="pct"/>
-            <w:hideMark/>
-          </w:tcPr>
-          <w:p>
-            <w:pPr>
-              <w:spacing w:line="360" w:lineRule="auto"/>
-              <w:rPr>
-                <w:rFonts w:ascii="標楷體" w:eastAsia="標楷體" w:hAnsi="標楷體"/>
-                <w:szCs w:val="24"/>
-              </w:rPr>
-            </w:pPr>
-            <w:r>
-              <w:rPr>
-                <w:rFonts w:ascii="標楷體" w:eastAsia="標楷體" w:hAnsi="標楷體" w:hint="eastAsia"/>
-                <w:szCs w:val="24"/>
-              </w:rPr>
-              <w:t xml:space="preserve">4 </w:t>
-            </w:r>
-            <w:proofErr w:type="gramStart"/>
-            <w:r>
-              <w:rPr>
-                <w:rFonts w:ascii="標楷體" w:eastAsia="標楷體" w:hAnsi="標楷體" w:hint="eastAsia"/>
-                <w:szCs w:val="24"/>
-              </w:rPr>
-              <w:t>byte</w:t>
-            </w:r>
-            <w:proofErr w:type="gramEnd"/>
+          </w:tcPr>
+          <w:p>
+            <w:pPr>
+              <w:spacing w:line="360" w:lineRule="auto"/>
+              <w:rPr>
+                <w:rFonts w:ascii="標楷體" w:eastAsia="標楷體" w:hAnsi="標楷體"/>
+                <w:szCs w:val="24"/>
+              </w:rPr>
+            </w:pPr>
           </w:p>
         </w:tc>
         <w:tc>
@@ -11381,32 +11341,15 @@
         <w:tc>
           <w:tcPr>
             <w:tcW w:w="799" w:type="pct"/>
-            <w:hideMark/>
-          </w:tcPr>
-          <w:p>
-            <w:pPr>
-              <w:spacing w:line="360" w:lineRule="auto"/>
-              <w:rPr>
-                <w:rFonts w:ascii="標楷體" w:eastAsia="標楷體" w:hAnsi="標楷體"/>
-                <w:szCs w:val="24"/>
-              </w:rPr>
-            </w:pPr>
-            <w:r>
-              <w:rPr>
-                <w:rFonts w:ascii="標楷體" w:eastAsia="標楷體" w:hAnsi="標楷體" w:hint="eastAsia"/>
-                <w:szCs w:val="24"/>
-              </w:rPr>
-              <w:t xml:space="preserve">4 </w:t>
-            </w:r>
-            <w:proofErr w:type="gramStart"/>
-            <w:r>
-              <w:rPr>
-                <w:rFonts w:ascii="標楷體" w:eastAsia="標楷體" w:hAnsi="標楷體" w:hint="eastAsia"/>
-                <w:szCs w:val="24"/>
-              </w:rPr>
-              <w:t>byte</w:t>
-            </w:r>
-            <w:proofErr w:type="gramEnd"/>
+          </w:tcPr>
+          <w:p>
+            <w:pPr>
+              <w:spacing w:line="360" w:lineRule="auto"/>
+              <w:rPr>
+                <w:rFonts w:ascii="標楷體" w:eastAsia="標楷體" w:hAnsi="標楷體"/>
+                <w:szCs w:val="24"/>
+              </w:rPr>
+            </w:pPr>
           </w:p>
         </w:tc>
         <w:tc>
@@ -11519,32 +11462,15 @@
         <w:tc>
           <w:tcPr>
             <w:tcW w:w="799" w:type="pct"/>
-            <w:hideMark/>
-          </w:tcPr>
-          <w:p>
-            <w:pPr>
-              <w:spacing w:line="360" w:lineRule="auto"/>
-              <w:rPr>
-                <w:rFonts w:ascii="標楷體" w:eastAsia="標楷體" w:hAnsi="標楷體"/>
-                <w:szCs w:val="24"/>
-              </w:rPr>
-            </w:pPr>
-            <w:r>
-              <w:rPr>
-                <w:rFonts w:ascii="標楷體" w:eastAsia="標楷體" w:hAnsi="標楷體" w:hint="eastAsia"/>
-                <w:szCs w:val="24"/>
-              </w:rPr>
-              <w:t xml:space="preserve">4 </w:t>
-            </w:r>
-            <w:proofErr w:type="gramStart"/>
-            <w:r>
-              <w:rPr>
-                <w:rFonts w:ascii="標楷體" w:eastAsia="標楷體" w:hAnsi="標楷體" w:hint="eastAsia"/>
-                <w:szCs w:val="24"/>
-              </w:rPr>
-              <w:t>byte</w:t>
-            </w:r>
-            <w:proofErr w:type="gramEnd"/>
+          </w:tcPr>
+          <w:p>
+            <w:pPr>
+              <w:spacing w:line="360" w:lineRule="auto"/>
+              <w:rPr>
+                <w:rFonts w:ascii="標楷體" w:eastAsia="標楷體" w:hAnsi="標楷體"/>
+                <w:szCs w:val="24"/>
+              </w:rPr>
+            </w:pPr>
           </w:p>
         </w:tc>
         <w:tc>
@@ -13065,6 +12991,7 @@
                 <w:rFonts w:ascii="標楷體" w:eastAsia="標楷體" w:hAnsi="標楷體"/>
                 <w:szCs w:val="24"/>
               </w:rPr>
+              <w:lastRenderedPageBreak/>
               <w:t>user_id</w:t>
             </w:r>
             <w:proofErr w:type="spellEnd"/>
@@ -13341,7 +13268,6 @@
                 <w:rFonts w:ascii="標楷體" w:eastAsia="標楷體" w:hAnsi="標楷體"/>
                 <w:szCs w:val="24"/>
               </w:rPr>
-              <w:lastRenderedPageBreak/>
               <w:t>folder_id</w:t>
             </w:r>
             <w:proofErr w:type="spellEnd"/>
@@ -15565,6 +15491,7 @@
                 <w:rFonts w:ascii="標楷體" w:eastAsia="標楷體" w:hAnsi="標楷體"/>
                 <w:szCs w:val="24"/>
               </w:rPr>
+              <w:lastRenderedPageBreak/>
               <w:t>id</w:t>
             </w:r>
           </w:p>
@@ -15840,7 +15767,6 @@
                 <w:rFonts w:ascii="標楷體" w:eastAsia="標楷體" w:hAnsi="標楷體"/>
                 <w:szCs w:val="24"/>
               </w:rPr>
-              <w:lastRenderedPageBreak/>
               <w:t>friend_id</w:t>
             </w:r>
             <w:proofErr w:type="spellEnd"/>
@@ -18221,6 +18147,7 @@
               <w:rPr>
                 <w:rFonts w:ascii="標楷體" w:eastAsia="標楷體" w:hAnsi="標楷體" w:hint="eastAsia"/>
               </w:rPr>
+              <w:lastRenderedPageBreak/>
               <w:t>group_logins</w:t>
             </w:r>
             <w:proofErr w:type="spellEnd"/>
@@ -18455,7 +18382,6 @@
               <w:rPr>
                 <w:rFonts w:ascii="標楷體" w:eastAsia="標楷體" w:hAnsi="標楷體" w:hint="eastAsia"/>
               </w:rPr>
-              <w:lastRenderedPageBreak/>
               <w:t>paid_deposit</w:t>
             </w:r>
             <w:proofErr w:type="spellEnd"/>
@@ -20310,6 +20236,92 @@
           </w:p>
         </w:tc>
       </w:tr>
+      <w:tr>
+        <w:tc>
+          <w:tcPr>
+            <w:tcW w:w="1190" w:type="pct"/>
+          </w:tcPr>
+          <w:p>
+            <w:pPr>
+              <w:spacing w:line="360" w:lineRule="auto"/>
+              <w:rPr>
+                <w:rFonts w:ascii="標楷體" w:eastAsia="標楷體" w:hAnsi="標楷體"/>
+                <w:szCs w:val="24"/>
+              </w:rPr>
+            </w:pPr>
+          </w:p>
+        </w:tc>
+        <w:tc>
+          <w:tcPr>
+            <w:tcW w:w="911" w:type="pct"/>
+          </w:tcPr>
+          <w:p>
+            <w:pPr>
+              <w:spacing w:line="360" w:lineRule="auto"/>
+              <w:rPr>
+                <w:rFonts w:ascii="標楷體" w:eastAsia="標楷體" w:hAnsi="標楷體"/>
+                <w:szCs w:val="24"/>
+              </w:rPr>
+            </w:pPr>
+          </w:p>
+        </w:tc>
+        <w:tc>
+          <w:tcPr>
+            <w:tcW w:w="911" w:type="pct"/>
+          </w:tcPr>
+          <w:p>
+            <w:pPr>
+              <w:spacing w:line="360" w:lineRule="auto"/>
+              <w:rPr>
+                <w:rFonts w:ascii="標楷體" w:eastAsia="標楷體" w:hAnsi="標楷體"/>
+                <w:szCs w:val="24"/>
+              </w:rPr>
+            </w:pPr>
+          </w:p>
+        </w:tc>
+        <w:tc>
+          <w:tcPr>
+            <w:tcW w:w="911" w:type="pct"/>
+          </w:tcPr>
+          <w:p>
+            <w:pPr>
+              <w:spacing w:line="360" w:lineRule="auto"/>
+              <w:rPr>
+                <w:rFonts w:ascii="標楷體" w:eastAsia="標楷體" w:hAnsi="標楷體"/>
+                <w:szCs w:val="24"/>
+              </w:rPr>
+            </w:pPr>
+          </w:p>
+        </w:tc>
+        <w:tc>
+          <w:tcPr>
+            <w:tcW w:w="539" w:type="pct"/>
+          </w:tcPr>
+          <w:p>
+            <w:pPr>
+              <w:spacing w:line="360" w:lineRule="auto"/>
+              <w:rPr>
+                <w:rFonts w:ascii="標楷體" w:eastAsia="標楷體" w:hAnsi="標楷體"/>
+                <w:szCs w:val="24"/>
+              </w:rPr>
+            </w:pPr>
+          </w:p>
+        </w:tc>
+        <w:tc>
+          <w:tcPr>
+            <w:tcW w:w="539" w:type="pct"/>
+          </w:tcPr>
+          <w:p>
+            <w:pPr>
+              <w:spacing w:line="360" w:lineRule="auto"/>
+              <w:rPr>
+                <w:rFonts w:ascii="標楷體" w:eastAsia="標楷體" w:hAnsi="標楷體" w:cs="Times New Roman"/>
+                <w:szCs w:val="24"/>
+              </w:rPr>
+            </w:pPr>
+          </w:p>
+        </w:tc>
+      </w:tr>
     </w:tbl>
     <w:p>
       <w:pPr>
@@ -20491,7 +20503,15 @@
                 <w:rFonts w:ascii="標楷體" w:eastAsia="標楷體" w:hAnsi="標楷體"/>
                 <w:szCs w:val="24"/>
               </w:rPr>
-              <w:t>資料長度</w:t>
+              <w:t>資料長</w:t>
+            </w:r>
+            <w:r>
+              <w:rPr>
+                <w:rFonts w:ascii="標楷體" w:eastAsia="標楷體" w:hAnsi="標楷體"/>
+                <w:szCs w:val="24"/>
+              </w:rPr>
+              <w:lastRenderedPageBreak/>
+              <w:t>度</w:t>
             </w:r>
           </w:p>
         </w:tc>
@@ -20516,7 +20536,16 @@
                 <w:rFonts w:ascii="標楷體" w:eastAsia="標楷體" w:hAnsi="標楷體"/>
                 <w:szCs w:val="24"/>
               </w:rPr>
-              <w:t>主鍵</w:t>
+              <w:lastRenderedPageBreak/>
+              <w:t>主</w:t>
+            </w:r>
+            <w:r>
+              <w:rPr>
+                <w:rFonts w:ascii="標楷體" w:eastAsia="標楷體" w:hAnsi="標楷體"/>
+                <w:szCs w:val="24"/>
+              </w:rPr>
+              <w:lastRenderedPageBreak/>
+              <w:t>鍵</w:t>
             </w:r>
           </w:p>
         </w:tc>
@@ -20542,6 +20571,7 @@
                 <w:rFonts w:ascii="標楷體" w:eastAsia="標楷體" w:hAnsi="標楷體"/>
                 <w:szCs w:val="24"/>
               </w:rPr>
+              <w:lastRenderedPageBreak/>
               <w:t>外鍵</w:t>
             </w:r>
             <w:proofErr w:type="gramEnd"/>
@@ -20704,7 +20734,6 @@
                 <w:rFonts w:ascii="標楷體" w:eastAsia="標楷體" w:hAnsi="標楷體"/>
                 <w:szCs w:val="24"/>
               </w:rPr>
-              <w:lastRenderedPageBreak/>
               <w:t>user_id</w:t>
             </w:r>
             <w:proofErr w:type="spellEnd"/>
@@ -23038,6 +23067,7 @@
                 <w:rFonts w:ascii="標楷體" w:eastAsia="標楷體" w:hAnsi="標楷體"/>
                 <w:szCs w:val="24"/>
               </w:rPr>
+              <w:lastRenderedPageBreak/>
               <w:t>replied_at</w:t>
             </w:r>
             <w:proofErr w:type="spellEnd"/>
@@ -23250,6 +23280,92 @@
           <w:tcPr>
             <w:tcW w:w="718" w:type="pct"/>
             <w:hideMark/>
+          </w:tcPr>
+          <w:p>
+            <w:pPr>
+              <w:spacing w:line="360" w:lineRule="auto"/>
+              <w:rPr>
+                <w:rFonts w:ascii="標楷體" w:eastAsia="標楷體" w:hAnsi="標楷體" w:cs="Times New Roman"/>
+                <w:szCs w:val="24"/>
+              </w:rPr>
+            </w:pPr>
+          </w:p>
+        </w:tc>
+      </w:tr>
+      <w:tr>
+        <w:tc>
+          <w:tcPr>
+            <w:tcW w:w="1207" w:type="pct"/>
+          </w:tcPr>
+          <w:p>
+            <w:pPr>
+              <w:spacing w:line="360" w:lineRule="auto"/>
+              <w:rPr>
+                <w:rFonts w:ascii="標楷體" w:eastAsia="標楷體" w:hAnsi="標楷體"/>
+                <w:szCs w:val="24"/>
+              </w:rPr>
+            </w:pPr>
+          </w:p>
+        </w:tc>
+        <w:tc>
+          <w:tcPr>
+            <w:tcW w:w="1003" w:type="pct"/>
+          </w:tcPr>
+          <w:p>
+            <w:pPr>
+              <w:spacing w:line="360" w:lineRule="auto"/>
+              <w:rPr>
+                <w:rFonts w:ascii="標楷體" w:eastAsia="標楷體" w:hAnsi="標楷體"/>
+                <w:szCs w:val="24"/>
+              </w:rPr>
+            </w:pPr>
+          </w:p>
+        </w:tc>
+        <w:tc>
+          <w:tcPr>
+            <w:tcW w:w="799" w:type="pct"/>
+          </w:tcPr>
+          <w:p>
+            <w:pPr>
+              <w:spacing w:line="360" w:lineRule="auto"/>
+              <w:rPr>
+                <w:rFonts w:ascii="標楷體" w:eastAsia="標楷體" w:hAnsi="標楷體"/>
+                <w:szCs w:val="24"/>
+              </w:rPr>
+            </w:pPr>
+          </w:p>
+        </w:tc>
+        <w:tc>
+          <w:tcPr>
+            <w:tcW w:w="799" w:type="pct"/>
+          </w:tcPr>
+          <w:p>
+            <w:pPr>
+              <w:spacing w:line="360" w:lineRule="auto"/>
+              <w:rPr>
+                <w:rFonts w:ascii="標楷體" w:eastAsia="標楷體" w:hAnsi="標楷體"/>
+                <w:szCs w:val="24"/>
+              </w:rPr>
+            </w:pPr>
+          </w:p>
+        </w:tc>
+        <w:tc>
+          <w:tcPr>
+            <w:tcW w:w="473" w:type="pct"/>
+          </w:tcPr>
+          <w:p>
+            <w:pPr>
+              <w:spacing w:line="360" w:lineRule="auto"/>
+              <w:rPr>
+                <w:rFonts w:ascii="標楷體" w:eastAsia="標楷體" w:hAnsi="標楷體"/>
+                <w:szCs w:val="24"/>
+              </w:rPr>
+            </w:pPr>
+          </w:p>
+        </w:tc>
+        <w:tc>
+          <w:tcPr>
+            <w:tcW w:w="718" w:type="pct"/>
           </w:tcPr>
           <w:p>
             <w:pPr>
@@ -23276,7 +23392,6 @@
         <w:pStyle w:val="a4"/>
       </w:pPr>
       <w:r>
-        <w:lastRenderedPageBreak/>
         <w:t>表 8-2-19 T19 購點方案表</w:t>
       </w:r>
     </w:p>
@@ -25472,6 +25587,7 @@
               <w:rPr>
                 <w:rFonts w:ascii="標楷體" w:eastAsia="標楷體" w:hAnsi="標楷體" w:hint="eastAsia"/>
               </w:rPr>
+              <w:lastRenderedPageBreak/>
               <w:t>points_grant</w:t>
             </w:r>
             <w:proofErr w:type="spellEnd"/>
@@ -25841,7 +25957,6 @@
               <w:rPr>
                 <w:rFonts w:ascii="標楷體" w:eastAsia="標楷體" w:hAnsi="標楷體" w:hint="eastAsia"/>
               </w:rPr>
-              <w:lastRenderedPageBreak/>
               <w:t>is_active</w:t>
             </w:r>
             <w:proofErr w:type="spellEnd"/>
@@ -26921,11 +27036,13 @@
               <w:spacing w:line="360" w:lineRule="auto"/>
               <w:rPr>
                 <w:rFonts w:ascii="標楷體" w:eastAsia="標楷體" w:hAnsi="標楷體"/>
-              </w:rPr>
-            </w:pPr>
-            <w:r>
-              <w:rPr>
-                <w:rFonts w:ascii="標楷體" w:eastAsia="標楷體" w:hAnsi="標楷體" w:hint="eastAsia"/>
+                <w:highlight w:val="yellow"/>
+              </w:rPr>
+            </w:pPr>
+            <w:r>
+              <w:rPr>
+                <w:rFonts w:ascii="標楷體" w:eastAsia="標楷體" w:hAnsi="標楷體" w:hint="eastAsia"/>
+                <w:highlight w:val="yellow"/>
               </w:rPr>
               <w:t>status</w:t>
             </w:r>
@@ -26941,11 +27058,13 @@
               <w:rPr>
                 <w:rFonts w:ascii="標楷體" w:eastAsia="標楷體" w:hAnsi="標楷體"/>
                 <w:szCs w:val="24"/>
-              </w:rPr>
-            </w:pPr>
-            <w:r>
-              <w:rPr>
-                <w:rFonts w:ascii="標楷體" w:eastAsia="標楷體" w:hAnsi="標楷體" w:hint="eastAsia"/>
+                <w:highlight w:val="yellow"/>
+              </w:rPr>
+            </w:pPr>
+            <w:r>
+              <w:rPr>
+                <w:rFonts w:ascii="標楷體" w:eastAsia="標楷體" w:hAnsi="標楷體" w:hint="eastAsia"/>
+                <w:highlight w:val="yellow"/>
               </w:rPr>
               <w:t>訂閱狀態</w:t>
             </w:r>
@@ -26961,11 +27080,13 @@
               <w:rPr>
                 <w:rFonts w:ascii="標楷體" w:eastAsia="標楷體" w:hAnsi="標楷體"/>
                 <w:szCs w:val="24"/>
-              </w:rPr>
-            </w:pPr>
-            <w:r>
-              <w:rPr>
-                <w:rFonts w:ascii="標楷體" w:eastAsia="標楷體" w:hAnsi="標楷體" w:hint="eastAsia"/>
+                <w:highlight w:val="yellow"/>
+              </w:rPr>
+            </w:pPr>
+            <w:r>
+              <w:rPr>
+                <w:rFonts w:ascii="標楷體" w:eastAsia="標楷體" w:hAnsi="標楷體" w:hint="eastAsia"/>
+                <w:highlight w:val="yellow"/>
               </w:rPr>
               <w:t>VARCHAR</w:t>
             </w:r>
@@ -26981,11 +27102,13 @@
               <w:rPr>
                 <w:rFonts w:ascii="標楷體" w:eastAsia="標楷體" w:hAnsi="標楷體"/>
                 <w:szCs w:val="24"/>
-              </w:rPr>
-            </w:pPr>
-            <w:r>
-              <w:rPr>
-                <w:rFonts w:ascii="標楷體" w:eastAsia="標楷體" w:hAnsi="標楷體" w:hint="eastAsia"/>
+                <w:highlight w:val="yellow"/>
+              </w:rPr>
+            </w:pPr>
+            <w:r>
+              <w:rPr>
+                <w:rFonts w:ascii="標楷體" w:eastAsia="標楷體" w:hAnsi="標楷體" w:hint="eastAsia"/>
+                <w:highlight w:val="yellow"/>
               </w:rPr>
               <w:t>20</w:t>
             </w:r>
@@ -27001,6 +27124,7 @@
               <w:rPr>
                 <w:rFonts w:ascii="標楷體" w:eastAsia="標楷體" w:hAnsi="標楷體"/>
                 <w:szCs w:val="24"/>
+                <w:highlight w:val="yellow"/>
               </w:rPr>
             </w:pPr>
           </w:p>
@@ -27015,6 +27139,7 @@
               <w:rPr>
                 <w:rFonts w:ascii="標楷體" w:eastAsia="標楷體" w:hAnsi="標楷體" w:cs="Times New Roman"/>
                 <w:szCs w:val="24"/>
+                <w:highlight w:val="yellow"/>
               </w:rPr>
             </w:pPr>
           </w:p>
@@ -27373,6 +27498,7 @@
               <w:rPr>
                 <w:rFonts w:ascii="標楷體" w:eastAsia="標楷體" w:hAnsi="標楷體"/>
               </w:rPr>
+              <w:lastRenderedPageBreak/>
               <w:t>created_at</w:t>
             </w:r>
             <w:proofErr w:type="spellEnd"/>
@@ -27478,7 +27604,6 @@
         <w:pStyle w:val="a4"/>
       </w:pPr>
       <w:r>
-        <w:lastRenderedPageBreak/>
         <w:t>表 8-2</w:t>
       </w:r>
       <w:r>
@@ -28888,13 +29013,7 @@
         <w:rPr>
           <w:rFonts w:hint="eastAsia"/>
         </w:rPr>
-        <w:t xml:space="preserve"> </w:t>
-      </w:r>
-      <w:r>
-        <w:rPr>
-          <w:rFonts w:hint="eastAsia"/>
-        </w:rPr>
-        <w:t xml:space="preserve">23 T23 </w:t>
+        <w:t xml:space="preserve"> 23 T23 </w:t>
       </w:r>
       <w:proofErr w:type="spellStart"/>
       <w:r>
@@ -28945,21 +29064,7 @@
                 <w:rFonts w:cstheme="minorBidi"/>
                 <w:kern w:val="2"/>
               </w:rPr>
-              <w:t>T2</w:t>
-            </w:r>
-            <w:r>
-              <w:rPr>
-                <w:rFonts w:cstheme="minorBidi"/>
-                <w:kern w:val="2"/>
-              </w:rPr>
-              <w:t>3</w:t>
-            </w:r>
-            <w:r>
-              <w:rPr>
-                <w:rFonts w:cstheme="minorBidi"/>
-                <w:kern w:val="2"/>
-              </w:rPr>
-              <w:t xml:space="preserve"> </w:t>
+              <w:t xml:space="preserve">T23 </w:t>
             </w:r>
             <w:proofErr w:type="spellStart"/>
             <w:r>
@@ -29301,6 +29406,7 @@
               <w:rPr>
                 <w:rFonts w:ascii="標楷體" w:eastAsia="標楷體" w:hAnsi="標楷體" w:cs="新細明體"/>
                 <w:szCs w:val="24"/>
+                <w:highlight w:val="yellow"/>
               </w:rPr>
             </w:pPr>
             <w:proofErr w:type="spellStart"/>
@@ -29308,6 +29414,7 @@
               <w:rPr>
                 <w:rFonts w:ascii="標楷體" w:eastAsia="標楷體" w:hAnsi="標楷體"/>
                 <w:szCs w:val="24"/>
+                <w:highlight w:val="yellow"/>
               </w:rPr>
               <w:t>user_id</w:t>
             </w:r>
@@ -29325,12 +29432,14 @@
               <w:rPr>
                 <w:rFonts w:ascii="標楷體" w:eastAsia="標楷體" w:hAnsi="標楷體"/>
                 <w:szCs w:val="24"/>
-              </w:rPr>
-            </w:pPr>
-            <w:r>
-              <w:rPr>
-                <w:rFonts w:ascii="標楷體" w:eastAsia="標楷體" w:hAnsi="標楷體"/>
-                <w:szCs w:val="24"/>
+                <w:highlight w:val="yellow"/>
+              </w:rPr>
+            </w:pPr>
+            <w:r>
+              <w:rPr>
+                <w:rFonts w:ascii="標楷體" w:eastAsia="標楷體" w:hAnsi="標楷體"/>
+                <w:szCs w:val="24"/>
+                <w:highlight w:val="yellow"/>
               </w:rPr>
               <w:t>使用者ID</w:t>
             </w:r>
@@ -29347,12 +29456,14 @@
               <w:rPr>
                 <w:rFonts w:ascii="標楷體" w:eastAsia="標楷體" w:hAnsi="標楷體"/>
                 <w:szCs w:val="24"/>
-              </w:rPr>
-            </w:pPr>
-            <w:r>
-              <w:rPr>
-                <w:rFonts w:ascii="標楷體" w:eastAsia="標楷體" w:hAnsi="標楷體"/>
-                <w:szCs w:val="24"/>
+                <w:highlight w:val="yellow"/>
+              </w:rPr>
+            </w:pPr>
+            <w:r>
+              <w:rPr>
+                <w:rFonts w:ascii="標楷體" w:eastAsia="標楷體" w:hAnsi="標楷體"/>
+                <w:szCs w:val="24"/>
+                <w:highlight w:val="yellow"/>
               </w:rPr>
               <w:t>INT</w:t>
             </w:r>
@@ -29369,12 +29480,14 @@
               <w:rPr>
                 <w:rFonts w:ascii="標楷體" w:eastAsia="標楷體" w:hAnsi="標楷體"/>
                 <w:szCs w:val="24"/>
-              </w:rPr>
-            </w:pPr>
-            <w:r>
-              <w:rPr>
-                <w:rFonts w:ascii="標楷體" w:eastAsia="標楷體" w:hAnsi="標楷體"/>
-                <w:szCs w:val="24"/>
+                <w:highlight w:val="yellow"/>
+              </w:rPr>
+            </w:pPr>
+            <w:r>
+              <w:rPr>
+                <w:rFonts w:ascii="標楷體" w:eastAsia="標楷體" w:hAnsi="標楷體"/>
+                <w:szCs w:val="24"/>
+                <w:highlight w:val="yellow"/>
               </w:rPr>
               <w:t xml:space="preserve">4 </w:t>
             </w:r>
@@ -29383,6 +29496,7 @@
               <w:rPr>
                 <w:rFonts w:ascii="標楷體" w:eastAsia="標楷體" w:hAnsi="標楷體"/>
                 <w:szCs w:val="24"/>
+                <w:highlight w:val="yellow"/>
               </w:rPr>
               <w:t>byte</w:t>
             </w:r>
@@ -29400,6 +29514,7 @@
               <w:rPr>
                 <w:rFonts w:ascii="標楷體" w:eastAsia="標楷體" w:hAnsi="標楷體"/>
                 <w:szCs w:val="24"/>
+                <w:highlight w:val="yellow"/>
               </w:rPr>
             </w:pPr>
           </w:p>
@@ -29415,15 +29530,109 @@
               <w:rPr>
                 <w:rFonts w:ascii="標楷體" w:eastAsia="標楷體" w:hAnsi="標楷體" w:cs="Times New Roman"/>
                 <w:szCs w:val="24"/>
-              </w:rPr>
-            </w:pPr>
-            <w:r>
-              <w:rPr>
-                <w:rFonts w:ascii="標楷體" w:eastAsia="標楷體" w:hAnsi="標楷體"/>
-                <w:szCs w:val="24"/>
+                <w:highlight w:val="yellow"/>
+              </w:rPr>
+            </w:pPr>
+            <w:r>
+              <w:rPr>
+                <w:rFonts w:ascii="標楷體" w:eastAsia="標楷體" w:hAnsi="標楷體"/>
+                <w:szCs w:val="24"/>
+                <w:highlight w:val="yellow"/>
               </w:rPr>
               <w:t>user.id</w:t>
             </w:r>
+          </w:p>
+        </w:tc>
+      </w:tr>
+      <w:tr>
+        <w:tc>
+          <w:tcPr>
+            <w:tcW w:w="1279" w:type="pct"/>
+          </w:tcPr>
+          <w:p>
+            <w:pPr>
+              <w:spacing w:line="360" w:lineRule="auto"/>
+              <w:rPr>
+                <w:rFonts w:ascii="標楷體" w:eastAsia="標楷體" w:hAnsi="標楷體"/>
+                <w:szCs w:val="24"/>
+                <w:highlight w:val="yellow"/>
+              </w:rPr>
+            </w:pPr>
+          </w:p>
+        </w:tc>
+        <w:tc>
+          <w:tcPr>
+            <w:tcW w:w="975" w:type="pct"/>
+          </w:tcPr>
+          <w:p>
+            <w:pPr>
+              <w:spacing w:line="360" w:lineRule="auto"/>
+              <w:rPr>
+                <w:rFonts w:ascii="標楷體" w:eastAsia="標楷體" w:hAnsi="標楷體"/>
+                <w:szCs w:val="24"/>
+                <w:highlight w:val="yellow"/>
+              </w:rPr>
+            </w:pPr>
+          </w:p>
+        </w:tc>
+        <w:tc>
+          <w:tcPr>
+            <w:tcW w:w="787" w:type="pct"/>
+          </w:tcPr>
+          <w:p>
+            <w:pPr>
+              <w:spacing w:line="360" w:lineRule="auto"/>
+              <w:rPr>
+                <w:rFonts w:ascii="標楷體" w:eastAsia="標楷體" w:hAnsi="標楷體"/>
+                <w:szCs w:val="24"/>
+                <w:highlight w:val="yellow"/>
+              </w:rPr>
+            </w:pPr>
+          </w:p>
+        </w:tc>
+        <w:tc>
+          <w:tcPr>
+            <w:tcW w:w="787" w:type="pct"/>
+          </w:tcPr>
+          <w:p>
+            <w:pPr>
+              <w:spacing w:line="360" w:lineRule="auto"/>
+              <w:rPr>
+                <w:rFonts w:ascii="標楷體" w:eastAsia="標楷體" w:hAnsi="標楷體"/>
+                <w:szCs w:val="24"/>
+                <w:highlight w:val="yellow"/>
+              </w:rPr>
+            </w:pPr>
+          </w:p>
+        </w:tc>
+        <w:tc>
+          <w:tcPr>
+            <w:tcW w:w="465" w:type="pct"/>
+          </w:tcPr>
+          <w:p>
+            <w:pPr>
+              <w:spacing w:line="360" w:lineRule="auto"/>
+              <w:rPr>
+                <w:rFonts w:ascii="標楷體" w:eastAsia="標楷體" w:hAnsi="標楷體"/>
+                <w:szCs w:val="24"/>
+                <w:highlight w:val="yellow"/>
+              </w:rPr>
+            </w:pPr>
+          </w:p>
+        </w:tc>
+        <w:tc>
+          <w:tcPr>
+            <w:tcW w:w="708" w:type="pct"/>
+          </w:tcPr>
+          <w:p>
+            <w:pPr>
+              <w:spacing w:line="360" w:lineRule="auto"/>
+              <w:rPr>
+                <w:rFonts w:ascii="標楷體" w:eastAsia="標楷體" w:hAnsi="標楷體"/>
+                <w:szCs w:val="24"/>
+                <w:highlight w:val="yellow"/>
+              </w:rPr>
+            </w:pPr>
           </w:p>
         </w:tc>
       </w:tr>
@@ -30099,7 +30308,7 @@
             <w:pPr>
               <w:spacing w:line="360" w:lineRule="auto"/>
               <w:rPr>
-                <w:rFonts w:ascii="標楷體" w:eastAsia="標楷體" w:hAnsi="標楷體" w:hint="eastAsia"/>
+                <w:rFonts w:ascii="標楷體" w:eastAsia="標楷體" w:hAnsi="標楷體"/>
                 <w:szCs w:val="24"/>
               </w:rPr>
             </w:pPr>

--- a/系統文件/第7、8章/7、8.docx
+++ b/系統文件/第7、8章/7、8.docx
@@ -197,14 +197,14 @@
         <w:tblLook w:val="04A0" w:firstRow="1" w:lastRow="0" w:firstColumn="1" w:lastColumn="0" w:noHBand="0" w:noVBand="1"/>
       </w:tblPr>
       <w:tblGrid>
-        <w:gridCol w:w="2170"/>
-        <w:gridCol w:w="3131"/>
-        <w:gridCol w:w="2995"/>
+        <w:gridCol w:w="1735"/>
+        <w:gridCol w:w="2766"/>
+        <w:gridCol w:w="3795"/>
       </w:tblGrid>
       <w:tr>
         <w:tc>
           <w:tcPr>
-            <w:tcW w:w="1308" w:type="pct"/>
+            <w:tcW w:w="1046" w:type="pct"/>
             <w:shd w:val="clear" w:color="auto" w:fill="D9D9D9" w:themeFill="background1" w:themeFillShade="D9"/>
             <w:vAlign w:val="center"/>
           </w:tcPr>
@@ -228,7 +228,7 @@
         </w:tc>
         <w:tc>
           <w:tcPr>
-            <w:tcW w:w="1887" w:type="pct"/>
+            <w:tcW w:w="1667" w:type="pct"/>
             <w:shd w:val="clear" w:color="auto" w:fill="D9D9D9" w:themeFill="background1" w:themeFillShade="D9"/>
             <w:vAlign w:val="center"/>
           </w:tcPr>
@@ -252,7 +252,7 @@
         </w:tc>
         <w:tc>
           <w:tcPr>
-            <w:tcW w:w="1805" w:type="pct"/>
+            <w:tcW w:w="2287" w:type="pct"/>
             <w:shd w:val="clear" w:color="auto" w:fill="D9D9D9" w:themeFill="background1" w:themeFillShade="D9"/>
             <w:vAlign w:val="center"/>
           </w:tcPr>
@@ -278,7 +278,7 @@
       <w:tr>
         <w:tc>
           <w:tcPr>
-            <w:tcW w:w="1308" w:type="pct"/>
+            <w:tcW w:w="1046" w:type="pct"/>
             <w:vAlign w:val="center"/>
           </w:tcPr>
           <w:p>
@@ -301,7 +301,7 @@
         </w:tc>
         <w:tc>
           <w:tcPr>
-            <w:tcW w:w="1887" w:type="pct"/>
+            <w:tcW w:w="1667" w:type="pct"/>
             <w:vAlign w:val="center"/>
           </w:tcPr>
           <w:p>
@@ -324,7 +324,7 @@
         </w:tc>
         <w:tc>
           <w:tcPr>
-            <w:tcW w:w="1805" w:type="pct"/>
+            <w:tcW w:w="2287" w:type="pct"/>
             <w:vAlign w:val="center"/>
           </w:tcPr>
           <w:p>
@@ -356,7 +356,7 @@
       <w:tr>
         <w:tc>
           <w:tcPr>
-            <w:tcW w:w="1308" w:type="pct"/>
+            <w:tcW w:w="1046" w:type="pct"/>
             <w:vAlign w:val="center"/>
           </w:tcPr>
           <w:p>
@@ -379,7 +379,7 @@
         </w:tc>
         <w:tc>
           <w:tcPr>
-            <w:tcW w:w="1887" w:type="pct"/>
+            <w:tcW w:w="1667" w:type="pct"/>
             <w:vAlign w:val="center"/>
           </w:tcPr>
           <w:p>
@@ -401,7 +401,7 @@
         </w:tc>
         <w:tc>
           <w:tcPr>
-            <w:tcW w:w="1805" w:type="pct"/>
+            <w:tcW w:w="2287" w:type="pct"/>
             <w:vAlign w:val="center"/>
           </w:tcPr>
           <w:p>
@@ -425,7 +425,7 @@
       <w:tr>
         <w:tc>
           <w:tcPr>
-            <w:tcW w:w="1308" w:type="pct"/>
+            <w:tcW w:w="1046" w:type="pct"/>
             <w:vAlign w:val="center"/>
           </w:tcPr>
           <w:p>
@@ -448,7 +448,7 @@
         </w:tc>
         <w:tc>
           <w:tcPr>
-            <w:tcW w:w="1887" w:type="pct"/>
+            <w:tcW w:w="1667" w:type="pct"/>
             <w:vAlign w:val="center"/>
           </w:tcPr>
           <w:p>
@@ -471,7 +471,7 @@
         </w:tc>
         <w:tc>
           <w:tcPr>
-            <w:tcW w:w="1805" w:type="pct"/>
+            <w:tcW w:w="2287" w:type="pct"/>
             <w:vAlign w:val="center"/>
           </w:tcPr>
           <w:p>
@@ -496,7 +496,7 @@
       <w:tr>
         <w:tc>
           <w:tcPr>
-            <w:tcW w:w="1308" w:type="pct"/>
+            <w:tcW w:w="1046" w:type="pct"/>
             <w:vAlign w:val="center"/>
           </w:tcPr>
           <w:p>
@@ -519,7 +519,7 @@
         </w:tc>
         <w:tc>
           <w:tcPr>
-            <w:tcW w:w="1887" w:type="pct"/>
+            <w:tcW w:w="1667" w:type="pct"/>
             <w:vAlign w:val="center"/>
           </w:tcPr>
           <w:p>
@@ -542,7 +542,7 @@
         </w:tc>
         <w:tc>
           <w:tcPr>
-            <w:tcW w:w="1805" w:type="pct"/>
+            <w:tcW w:w="2287" w:type="pct"/>
             <w:vAlign w:val="center"/>
           </w:tcPr>
           <w:p>
@@ -560,6 +560,13 @@
                 <w:szCs w:val="24"/>
               </w:rPr>
               <w:t>單字字典</w:t>
+            </w:r>
+            <w:r>
+              <w:rPr>
+                <w:rFonts w:ascii="標楷體" w:eastAsia="標楷體" w:hAnsi="標楷體" w:hint="eastAsia"/>
+                <w:szCs w:val="24"/>
+              </w:rPr>
+              <w:t>資料表</w:t>
             </w:r>
           </w:p>
         </w:tc>
@@ -567,7 +574,7 @@
       <w:tr>
         <w:tc>
           <w:tcPr>
-            <w:tcW w:w="1308" w:type="pct"/>
+            <w:tcW w:w="1046" w:type="pct"/>
             <w:vAlign w:val="center"/>
           </w:tcPr>
           <w:p>
@@ -590,7 +597,7 @@
         </w:tc>
         <w:tc>
           <w:tcPr>
-            <w:tcW w:w="1887" w:type="pct"/>
+            <w:tcW w:w="1667" w:type="pct"/>
             <w:vAlign w:val="center"/>
           </w:tcPr>
           <w:p>
@@ -615,7 +622,7 @@
         </w:tc>
         <w:tc>
           <w:tcPr>
-            <w:tcW w:w="1805" w:type="pct"/>
+            <w:tcW w:w="2287" w:type="pct"/>
             <w:vAlign w:val="center"/>
           </w:tcPr>
           <w:p>
@@ -632,7 +639,14 @@
                 <w:rFonts w:ascii="標楷體" w:eastAsia="標楷體" w:hAnsi="標楷體" w:hint="eastAsia"/>
                 <w:szCs w:val="24"/>
               </w:rPr>
-              <w:t>測驗題目表</w:t>
+              <w:t>測驗題目</w:t>
+            </w:r>
+            <w:r>
+              <w:rPr>
+                <w:rFonts w:ascii="標楷體" w:eastAsia="標楷體" w:hAnsi="標楷體" w:hint="eastAsia"/>
+                <w:szCs w:val="24"/>
+              </w:rPr>
+              <w:t>資料表</w:t>
             </w:r>
           </w:p>
         </w:tc>
@@ -640,7 +654,7 @@
       <w:tr>
         <w:tc>
           <w:tcPr>
-            <w:tcW w:w="1308" w:type="pct"/>
+            <w:tcW w:w="1046" w:type="pct"/>
             <w:vAlign w:val="center"/>
           </w:tcPr>
           <w:p>
@@ -663,7 +677,7 @@
         </w:tc>
         <w:tc>
           <w:tcPr>
-            <w:tcW w:w="1887" w:type="pct"/>
+            <w:tcW w:w="1667" w:type="pct"/>
             <w:vAlign w:val="center"/>
           </w:tcPr>
           <w:p>
@@ -688,7 +702,7 @@
         </w:tc>
         <w:tc>
           <w:tcPr>
-            <w:tcW w:w="1805" w:type="pct"/>
+            <w:tcW w:w="2287" w:type="pct"/>
             <w:vAlign w:val="center"/>
           </w:tcPr>
           <w:p>
@@ -705,7 +719,14 @@
                 <w:rFonts w:ascii="標楷體" w:eastAsia="標楷體" w:hAnsi="標楷體" w:hint="eastAsia"/>
                 <w:szCs w:val="24"/>
               </w:rPr>
-              <w:t>使用者照片事件表</w:t>
+              <w:t>使用者照片事件</w:t>
+            </w:r>
+            <w:r>
+              <w:rPr>
+                <w:rFonts w:ascii="標楷體" w:eastAsia="標楷體" w:hAnsi="標楷體" w:hint="eastAsia"/>
+                <w:szCs w:val="24"/>
+              </w:rPr>
+              <w:t>資料表</w:t>
             </w:r>
           </w:p>
         </w:tc>
@@ -713,7 +734,7 @@
       <w:tr>
         <w:tc>
           <w:tcPr>
-            <w:tcW w:w="1308" w:type="pct"/>
+            <w:tcW w:w="1046" w:type="pct"/>
             <w:vAlign w:val="center"/>
           </w:tcPr>
           <w:p>
@@ -736,7 +757,7 @@
         </w:tc>
         <w:tc>
           <w:tcPr>
-            <w:tcW w:w="1887" w:type="pct"/>
+            <w:tcW w:w="1667" w:type="pct"/>
             <w:vAlign w:val="center"/>
           </w:tcPr>
           <w:p>
@@ -761,7 +782,7 @@
         </w:tc>
         <w:tc>
           <w:tcPr>
-            <w:tcW w:w="1805" w:type="pct"/>
+            <w:tcW w:w="2287" w:type="pct"/>
             <w:vAlign w:val="center"/>
           </w:tcPr>
           <w:p>
@@ -778,7 +799,14 @@
                 <w:rFonts w:ascii="標楷體" w:eastAsia="標楷體" w:hAnsi="標楷體" w:hint="eastAsia"/>
                 <w:szCs w:val="24"/>
               </w:rPr>
-              <w:t>照片辨識單字明細表</w:t>
+              <w:t>照片辨識單字明細</w:t>
+            </w:r>
+            <w:r>
+              <w:rPr>
+                <w:rFonts w:ascii="標楷體" w:eastAsia="標楷體" w:hAnsi="標楷體" w:hint="eastAsia"/>
+                <w:szCs w:val="24"/>
+              </w:rPr>
+              <w:t>資料表</w:t>
             </w:r>
           </w:p>
         </w:tc>
@@ -786,7 +814,7 @@
       <w:tr>
         <w:tc>
           <w:tcPr>
-            <w:tcW w:w="1308" w:type="pct"/>
+            <w:tcW w:w="1046" w:type="pct"/>
             <w:vAlign w:val="center"/>
           </w:tcPr>
           <w:p>
@@ -809,7 +837,7 @@
         </w:tc>
         <w:tc>
           <w:tcPr>
-            <w:tcW w:w="1887" w:type="pct"/>
+            <w:tcW w:w="1667" w:type="pct"/>
             <w:vAlign w:val="center"/>
           </w:tcPr>
           <w:p>
@@ -834,7 +862,7 @@
         </w:tc>
         <w:tc>
           <w:tcPr>
-            <w:tcW w:w="1805" w:type="pct"/>
+            <w:tcW w:w="2287" w:type="pct"/>
             <w:vAlign w:val="center"/>
           </w:tcPr>
           <w:p>
@@ -851,7 +879,14 @@
                 <w:rFonts w:ascii="標楷體" w:eastAsia="標楷體" w:hAnsi="標楷體" w:hint="eastAsia"/>
                 <w:szCs w:val="24"/>
               </w:rPr>
-              <w:t>使用者單字收藏表</w:t>
+              <w:t>使用者單字收藏</w:t>
+            </w:r>
+            <w:r>
+              <w:rPr>
+                <w:rFonts w:ascii="標楷體" w:eastAsia="標楷體" w:hAnsi="標楷體" w:hint="eastAsia"/>
+                <w:szCs w:val="24"/>
+              </w:rPr>
+              <w:t>資料表</w:t>
             </w:r>
           </w:p>
         </w:tc>
@@ -859,7 +894,7 @@
       <w:tr>
         <w:tc>
           <w:tcPr>
-            <w:tcW w:w="1308" w:type="pct"/>
+            <w:tcW w:w="1046" w:type="pct"/>
             <w:vAlign w:val="center"/>
           </w:tcPr>
           <w:p>
@@ -882,7 +917,7 @@
         </w:tc>
         <w:tc>
           <w:tcPr>
-            <w:tcW w:w="1887" w:type="pct"/>
+            <w:tcW w:w="1667" w:type="pct"/>
             <w:vAlign w:val="center"/>
           </w:tcPr>
           <w:p>
@@ -907,7 +942,7 @@
         </w:tc>
         <w:tc>
           <w:tcPr>
-            <w:tcW w:w="1805" w:type="pct"/>
+            <w:tcW w:w="2287" w:type="pct"/>
             <w:vAlign w:val="center"/>
           </w:tcPr>
           <w:p>
@@ -924,7 +959,14 @@
                 <w:rFonts w:ascii="標楷體" w:eastAsia="標楷體" w:hAnsi="標楷體" w:hint="eastAsia"/>
                 <w:szCs w:val="24"/>
               </w:rPr>
-              <w:t>使用者自訂資料夾表</w:t>
+              <w:t>使用者自訂資料夾</w:t>
+            </w:r>
+            <w:r>
+              <w:rPr>
+                <w:rFonts w:ascii="標楷體" w:eastAsia="標楷體" w:hAnsi="標楷體" w:hint="eastAsia"/>
+                <w:szCs w:val="24"/>
+              </w:rPr>
+              <w:t>資料表</w:t>
             </w:r>
           </w:p>
         </w:tc>
@@ -932,7 +974,7 @@
       <w:tr>
         <w:tc>
           <w:tcPr>
-            <w:tcW w:w="1308" w:type="pct"/>
+            <w:tcW w:w="1046" w:type="pct"/>
             <w:vAlign w:val="center"/>
           </w:tcPr>
           <w:p>
@@ -955,7 +997,7 @@
         </w:tc>
         <w:tc>
           <w:tcPr>
-            <w:tcW w:w="1887" w:type="pct"/>
+            <w:tcW w:w="1667" w:type="pct"/>
             <w:vAlign w:val="center"/>
           </w:tcPr>
           <w:p>
@@ -980,7 +1022,7 @@
         </w:tc>
         <w:tc>
           <w:tcPr>
-            <w:tcW w:w="1805" w:type="pct"/>
+            <w:tcW w:w="2287" w:type="pct"/>
             <w:vAlign w:val="center"/>
           </w:tcPr>
           <w:p>
@@ -997,7 +1039,14 @@
                 <w:rFonts w:ascii="標楷體" w:eastAsia="標楷體" w:hAnsi="標楷體" w:hint="eastAsia"/>
                 <w:szCs w:val="24"/>
               </w:rPr>
-              <w:t>好友邀請表</w:t>
+              <w:t>好友邀請</w:t>
+            </w:r>
+            <w:r>
+              <w:rPr>
+                <w:rFonts w:ascii="標楷體" w:eastAsia="標楷體" w:hAnsi="標楷體" w:hint="eastAsia"/>
+                <w:szCs w:val="24"/>
+              </w:rPr>
+              <w:t>資料表</w:t>
             </w:r>
           </w:p>
         </w:tc>
@@ -1005,7 +1054,7 @@
       <w:tr>
         <w:tc>
           <w:tcPr>
-            <w:tcW w:w="1308" w:type="pct"/>
+            <w:tcW w:w="1046" w:type="pct"/>
             <w:vAlign w:val="center"/>
           </w:tcPr>
           <w:p>
@@ -1028,7 +1077,7 @@
         </w:tc>
         <w:tc>
           <w:tcPr>
-            <w:tcW w:w="1887" w:type="pct"/>
+            <w:tcW w:w="1667" w:type="pct"/>
             <w:vAlign w:val="center"/>
           </w:tcPr>
           <w:p>
@@ -1051,7 +1100,7 @@
         </w:tc>
         <w:tc>
           <w:tcPr>
-            <w:tcW w:w="1805" w:type="pct"/>
+            <w:tcW w:w="2287" w:type="pct"/>
             <w:vAlign w:val="center"/>
           </w:tcPr>
           <w:p>
@@ -1068,7 +1117,14 @@
                 <w:rFonts w:ascii="標楷體" w:eastAsia="標楷體" w:hAnsi="標楷體" w:hint="eastAsia"/>
                 <w:szCs w:val="24"/>
               </w:rPr>
-              <w:t>好友關係表</w:t>
+              <w:t>好友關係</w:t>
+            </w:r>
+            <w:r>
+              <w:rPr>
+                <w:rFonts w:ascii="標楷體" w:eastAsia="標楷體" w:hAnsi="標楷體" w:hint="eastAsia"/>
+                <w:szCs w:val="24"/>
+              </w:rPr>
+              <w:t>資料表</w:t>
             </w:r>
           </w:p>
         </w:tc>
@@ -1076,7 +1132,7 @@
       <w:tr>
         <w:tc>
           <w:tcPr>
-            <w:tcW w:w="1308" w:type="pct"/>
+            <w:tcW w:w="1046" w:type="pct"/>
             <w:vAlign w:val="center"/>
           </w:tcPr>
           <w:p>
@@ -1099,7 +1155,7 @@
         </w:tc>
         <w:tc>
           <w:tcPr>
-            <w:tcW w:w="1887" w:type="pct"/>
+            <w:tcW w:w="1667" w:type="pct"/>
             <w:vAlign w:val="center"/>
           </w:tcPr>
           <w:p>
@@ -1124,7 +1180,7 @@
         </w:tc>
         <w:tc>
           <w:tcPr>
-            <w:tcW w:w="1805" w:type="pct"/>
+            <w:tcW w:w="2287" w:type="pct"/>
             <w:vAlign w:val="center"/>
           </w:tcPr>
           <w:p>
@@ -1141,7 +1197,14 @@
                 <w:rFonts w:ascii="標楷體" w:eastAsia="標楷體" w:hAnsi="標楷體" w:hint="eastAsia"/>
                 <w:szCs w:val="24"/>
               </w:rPr>
-              <w:t>學習小組表</w:t>
+              <w:t>學習小組</w:t>
+            </w:r>
+            <w:r>
+              <w:rPr>
+                <w:rFonts w:ascii="標楷體" w:eastAsia="標楷體" w:hAnsi="標楷體" w:hint="eastAsia"/>
+                <w:szCs w:val="24"/>
+              </w:rPr>
+              <w:t>資料表</w:t>
             </w:r>
           </w:p>
         </w:tc>
@@ -1149,7 +1212,7 @@
       <w:tr>
         <w:tc>
           <w:tcPr>
-            <w:tcW w:w="1308" w:type="pct"/>
+            <w:tcW w:w="1046" w:type="pct"/>
             <w:vAlign w:val="center"/>
           </w:tcPr>
           <w:p>
@@ -1172,7 +1235,7 @@
         </w:tc>
         <w:tc>
           <w:tcPr>
-            <w:tcW w:w="1887" w:type="pct"/>
+            <w:tcW w:w="1667" w:type="pct"/>
             <w:vAlign w:val="center"/>
           </w:tcPr>
           <w:p>
@@ -1197,7 +1260,7 @@
         </w:tc>
         <w:tc>
           <w:tcPr>
-            <w:tcW w:w="1805" w:type="pct"/>
+            <w:tcW w:w="2287" w:type="pct"/>
             <w:vAlign w:val="center"/>
           </w:tcPr>
           <w:p>
@@ -1214,7 +1277,14 @@
                 <w:rFonts w:ascii="標楷體" w:eastAsia="標楷體" w:hAnsi="標楷體" w:hint="eastAsia"/>
                 <w:szCs w:val="24"/>
               </w:rPr>
-              <w:t>小組成員表</w:t>
+              <w:t>小組成員</w:t>
+            </w:r>
+            <w:r>
+              <w:rPr>
+                <w:rFonts w:ascii="標楷體" w:eastAsia="標楷體" w:hAnsi="標楷體" w:hint="eastAsia"/>
+                <w:szCs w:val="24"/>
+              </w:rPr>
+              <w:t>資料表</w:t>
             </w:r>
           </w:p>
         </w:tc>
@@ -1222,7 +1292,7 @@
       <w:tr>
         <w:tc>
           <w:tcPr>
-            <w:tcW w:w="1308" w:type="pct"/>
+            <w:tcW w:w="1046" w:type="pct"/>
             <w:vAlign w:val="center"/>
           </w:tcPr>
           <w:p>
@@ -1245,7 +1315,7 @@
         </w:tc>
         <w:tc>
           <w:tcPr>
-            <w:tcW w:w="1887" w:type="pct"/>
+            <w:tcW w:w="1667" w:type="pct"/>
             <w:vAlign w:val="center"/>
           </w:tcPr>
           <w:p>
@@ -1270,7 +1340,7 @@
         </w:tc>
         <w:tc>
           <w:tcPr>
-            <w:tcW w:w="1805" w:type="pct"/>
+            <w:tcW w:w="2287" w:type="pct"/>
             <w:vAlign w:val="center"/>
           </w:tcPr>
           <w:p>
@@ -1287,7 +1357,14 @@
                 <w:rFonts w:ascii="標楷體" w:eastAsia="標楷體" w:hAnsi="標楷體" w:hint="eastAsia"/>
                 <w:szCs w:val="24"/>
               </w:rPr>
-              <w:t>小組邀請表</w:t>
+              <w:t>小組邀請</w:t>
+            </w:r>
+            <w:r>
+              <w:rPr>
+                <w:rFonts w:ascii="標楷體" w:eastAsia="標楷體" w:hAnsi="標楷體" w:hint="eastAsia"/>
+                <w:szCs w:val="24"/>
+              </w:rPr>
+              <w:t>資料表</w:t>
             </w:r>
           </w:p>
         </w:tc>
@@ -1295,7 +1372,7 @@
       <w:tr>
         <w:tc>
           <w:tcPr>
-            <w:tcW w:w="1308" w:type="pct"/>
+            <w:tcW w:w="1046" w:type="pct"/>
             <w:vAlign w:val="center"/>
           </w:tcPr>
           <w:p>
@@ -1318,7 +1395,7 @@
         </w:tc>
         <w:tc>
           <w:tcPr>
-            <w:tcW w:w="1887" w:type="pct"/>
+            <w:tcW w:w="1667" w:type="pct"/>
             <w:vAlign w:val="center"/>
           </w:tcPr>
           <w:p>
@@ -1341,7 +1418,7 @@
         </w:tc>
         <w:tc>
           <w:tcPr>
-            <w:tcW w:w="1805" w:type="pct"/>
+            <w:tcW w:w="2287" w:type="pct"/>
             <w:vAlign w:val="center"/>
           </w:tcPr>
           <w:p>
@@ -1358,7 +1435,14 @@
                 <w:rFonts w:ascii="標楷體" w:eastAsia="標楷體" w:hAnsi="標楷體" w:hint="eastAsia"/>
                 <w:szCs w:val="24"/>
               </w:rPr>
-              <w:t>系統成就表</w:t>
+              <w:t>系統成就</w:t>
+            </w:r>
+            <w:r>
+              <w:rPr>
+                <w:rFonts w:ascii="標楷體" w:eastAsia="標楷體" w:hAnsi="標楷體" w:hint="eastAsia"/>
+                <w:szCs w:val="24"/>
+              </w:rPr>
+              <w:t>資料表</w:t>
             </w:r>
           </w:p>
         </w:tc>
@@ -1366,7 +1450,7 @@
       <w:tr>
         <w:tc>
           <w:tcPr>
-            <w:tcW w:w="1308" w:type="pct"/>
+            <w:tcW w:w="1046" w:type="pct"/>
             <w:vAlign w:val="center"/>
           </w:tcPr>
           <w:p>
@@ -1389,7 +1473,7 @@
         </w:tc>
         <w:tc>
           <w:tcPr>
-            <w:tcW w:w="1887" w:type="pct"/>
+            <w:tcW w:w="1667" w:type="pct"/>
             <w:vAlign w:val="center"/>
           </w:tcPr>
           <w:p>
@@ -1414,7 +1498,7 @@
         </w:tc>
         <w:tc>
           <w:tcPr>
-            <w:tcW w:w="1805" w:type="pct"/>
+            <w:tcW w:w="2287" w:type="pct"/>
             <w:vAlign w:val="center"/>
           </w:tcPr>
           <w:p>
@@ -1431,7 +1515,14 @@
                 <w:rFonts w:ascii="標楷體" w:eastAsia="標楷體" w:hAnsi="標楷體" w:hint="eastAsia"/>
                 <w:szCs w:val="24"/>
               </w:rPr>
-              <w:t>使用者成就解鎖紀錄表</w:t>
+              <w:t>使用者成就解鎖紀錄</w:t>
+            </w:r>
+            <w:r>
+              <w:rPr>
+                <w:rFonts w:ascii="標楷體" w:eastAsia="標楷體" w:hAnsi="標楷體" w:hint="eastAsia"/>
+                <w:szCs w:val="24"/>
+              </w:rPr>
+              <w:t>資料表</w:t>
             </w:r>
           </w:p>
         </w:tc>
@@ -1439,7 +1530,7 @@
       <w:tr>
         <w:tc>
           <w:tcPr>
-            <w:tcW w:w="1308" w:type="pct"/>
+            <w:tcW w:w="1046" w:type="pct"/>
             <w:vAlign w:val="center"/>
           </w:tcPr>
           <w:p>
@@ -1462,7 +1553,7 @@
         </w:tc>
         <w:tc>
           <w:tcPr>
-            <w:tcW w:w="1887" w:type="pct"/>
+            <w:tcW w:w="1667" w:type="pct"/>
             <w:vAlign w:val="center"/>
           </w:tcPr>
           <w:p>
@@ -1485,7 +1576,7 @@
         </w:tc>
         <w:tc>
           <w:tcPr>
-            <w:tcW w:w="1805" w:type="pct"/>
+            <w:tcW w:w="2287" w:type="pct"/>
             <w:vAlign w:val="center"/>
           </w:tcPr>
           <w:p>
@@ -1502,7 +1593,14 @@
                 <w:rFonts w:ascii="標楷體" w:eastAsia="標楷體" w:hAnsi="標楷體" w:hint="eastAsia"/>
                 <w:szCs w:val="24"/>
               </w:rPr>
-              <w:t>系統通知紀錄表</w:t>
+              <w:t>系統通知紀錄</w:t>
+            </w:r>
+            <w:r>
+              <w:rPr>
+                <w:rFonts w:ascii="標楷體" w:eastAsia="標楷體" w:hAnsi="標楷體" w:hint="eastAsia"/>
+                <w:szCs w:val="24"/>
+              </w:rPr>
+              <w:t>資料表</w:t>
             </w:r>
           </w:p>
         </w:tc>
@@ -1510,7 +1608,7 @@
       <w:tr>
         <w:tc>
           <w:tcPr>
-            <w:tcW w:w="1308" w:type="pct"/>
+            <w:tcW w:w="1046" w:type="pct"/>
             <w:vAlign w:val="center"/>
           </w:tcPr>
           <w:p>
@@ -1533,7 +1631,7 @@
         </w:tc>
         <w:tc>
           <w:tcPr>
-            <w:tcW w:w="1887" w:type="pct"/>
+            <w:tcW w:w="1667" w:type="pct"/>
             <w:vAlign w:val="center"/>
           </w:tcPr>
           <w:p>
@@ -1556,7 +1654,7 @@
         </w:tc>
         <w:tc>
           <w:tcPr>
-            <w:tcW w:w="1805" w:type="pct"/>
+            <w:tcW w:w="2287" w:type="pct"/>
             <w:vAlign w:val="center"/>
           </w:tcPr>
           <w:p>
@@ -1573,7 +1671,14 @@
                 <w:rFonts w:ascii="標楷體" w:eastAsia="標楷體" w:hAnsi="標楷體" w:hint="eastAsia"/>
                 <w:szCs w:val="24"/>
               </w:rPr>
-              <w:t>系統回饋表</w:t>
+              <w:t>系統回饋</w:t>
+            </w:r>
+            <w:r>
+              <w:rPr>
+                <w:rFonts w:ascii="標楷體" w:eastAsia="標楷體" w:hAnsi="標楷體" w:hint="eastAsia"/>
+                <w:szCs w:val="24"/>
+              </w:rPr>
+              <w:t>資料表</w:t>
             </w:r>
           </w:p>
         </w:tc>
@@ -1581,7 +1686,7 @@
       <w:tr>
         <w:tc>
           <w:tcPr>
-            <w:tcW w:w="1308" w:type="pct"/>
+            <w:tcW w:w="1046" w:type="pct"/>
             <w:vAlign w:val="center"/>
           </w:tcPr>
           <w:p>
@@ -1604,7 +1709,7 @@
         </w:tc>
         <w:tc>
           <w:tcPr>
-            <w:tcW w:w="1887" w:type="pct"/>
+            <w:tcW w:w="1667" w:type="pct"/>
             <w:vAlign w:val="center"/>
           </w:tcPr>
           <w:p>
@@ -1629,7 +1734,7 @@
         </w:tc>
         <w:tc>
           <w:tcPr>
-            <w:tcW w:w="1805" w:type="pct"/>
+            <w:tcW w:w="2287" w:type="pct"/>
             <w:vAlign w:val="center"/>
           </w:tcPr>
           <w:p>
@@ -1646,7 +1751,14 @@
                 <w:rFonts w:ascii="標楷體" w:eastAsia="標楷體" w:hAnsi="標楷體" w:hint="eastAsia"/>
                 <w:szCs w:val="24"/>
               </w:rPr>
-              <w:t>購點方案表</w:t>
+              <w:t>購點方案</w:t>
+            </w:r>
+            <w:r>
+              <w:rPr>
+                <w:rFonts w:ascii="標楷體" w:eastAsia="標楷體" w:hAnsi="標楷體" w:hint="eastAsia"/>
+                <w:szCs w:val="24"/>
+              </w:rPr>
+              <w:t>資料表</w:t>
             </w:r>
           </w:p>
         </w:tc>
@@ -1654,7 +1766,7 @@
       <w:tr>
         <w:tc>
           <w:tcPr>
-            <w:tcW w:w="1308" w:type="pct"/>
+            <w:tcW w:w="1046" w:type="pct"/>
             <w:vAlign w:val="center"/>
           </w:tcPr>
           <w:p>
@@ -1677,7 +1789,7 @@
         </w:tc>
         <w:tc>
           <w:tcPr>
-            <w:tcW w:w="1887" w:type="pct"/>
+            <w:tcW w:w="1667" w:type="pct"/>
             <w:vAlign w:val="center"/>
           </w:tcPr>
           <w:p>
@@ -1702,7 +1814,7 @@
         </w:tc>
         <w:tc>
           <w:tcPr>
-            <w:tcW w:w="1805" w:type="pct"/>
+            <w:tcW w:w="2287" w:type="pct"/>
             <w:vAlign w:val="center"/>
           </w:tcPr>
           <w:p>
@@ -1727,7 +1839,7 @@
       <w:tr>
         <w:tc>
           <w:tcPr>
-            <w:tcW w:w="1308" w:type="pct"/>
+            <w:tcW w:w="1046" w:type="pct"/>
             <w:vAlign w:val="center"/>
           </w:tcPr>
           <w:p>
@@ -1750,7 +1862,7 @@
         </w:tc>
         <w:tc>
           <w:tcPr>
-            <w:tcW w:w="1887" w:type="pct"/>
+            <w:tcW w:w="1667" w:type="pct"/>
             <w:vAlign w:val="center"/>
           </w:tcPr>
           <w:p>
@@ -1775,7 +1887,7 @@
         </w:tc>
         <w:tc>
           <w:tcPr>
-            <w:tcW w:w="1805" w:type="pct"/>
+            <w:tcW w:w="2287" w:type="pct"/>
             <w:vAlign w:val="center"/>
           </w:tcPr>
           <w:p>
@@ -1792,7 +1904,14 @@
                 <w:rFonts w:ascii="標楷體" w:eastAsia="標楷體" w:hAnsi="標楷體" w:hint="eastAsia"/>
                 <w:szCs w:val="24"/>
               </w:rPr>
-              <w:t>使用者訂閱紀錄表</w:t>
+              <w:t>使用者訂閱紀錄</w:t>
+            </w:r>
+            <w:r>
+              <w:rPr>
+                <w:rFonts w:ascii="標楷體" w:eastAsia="標楷體" w:hAnsi="標楷體" w:hint="eastAsia"/>
+                <w:szCs w:val="24"/>
+              </w:rPr>
+              <w:t>資料表</w:t>
             </w:r>
           </w:p>
         </w:tc>
@@ -1800,7 +1919,7 @@
       <w:tr>
         <w:tc>
           <w:tcPr>
-            <w:tcW w:w="1308" w:type="pct"/>
+            <w:tcW w:w="1046" w:type="pct"/>
             <w:vAlign w:val="center"/>
           </w:tcPr>
           <w:p>
@@ -1823,7 +1942,7 @@
         </w:tc>
         <w:tc>
           <w:tcPr>
-            <w:tcW w:w="1887" w:type="pct"/>
+            <w:tcW w:w="1667" w:type="pct"/>
             <w:vAlign w:val="center"/>
           </w:tcPr>
           <w:p>
@@ -1847,7 +1966,7 @@
         </w:tc>
         <w:tc>
           <w:tcPr>
-            <w:tcW w:w="1805" w:type="pct"/>
+            <w:tcW w:w="2287" w:type="pct"/>
             <w:vAlign w:val="center"/>
           </w:tcPr>
           <w:p>
@@ -1864,7 +1983,14 @@
                 <w:rFonts w:ascii="標楷體" w:eastAsia="標楷體" w:hAnsi="標楷體" w:hint="eastAsia"/>
                 <w:szCs w:val="24"/>
               </w:rPr>
-              <w:t>點數交易紀錄表</w:t>
+              <w:t>點數交易紀錄</w:t>
+            </w:r>
+            <w:r>
+              <w:rPr>
+                <w:rFonts w:ascii="標楷體" w:eastAsia="標楷體" w:hAnsi="標楷體" w:hint="eastAsia"/>
+                <w:szCs w:val="24"/>
+              </w:rPr>
+              <w:t>資料表</w:t>
             </w:r>
           </w:p>
         </w:tc>
@@ -1872,7 +1998,7 @@
       <w:tr>
         <w:tc>
           <w:tcPr>
-            <w:tcW w:w="1308" w:type="pct"/>
+            <w:tcW w:w="1046" w:type="pct"/>
             <w:vAlign w:val="center"/>
           </w:tcPr>
           <w:p>
@@ -1902,7 +2028,7 @@
         </w:tc>
         <w:tc>
           <w:tcPr>
-            <w:tcW w:w="1887" w:type="pct"/>
+            <w:tcW w:w="1667" w:type="pct"/>
             <w:vAlign w:val="center"/>
           </w:tcPr>
           <w:p>
@@ -1925,7 +2051,7 @@
         </w:tc>
         <w:tc>
           <w:tcPr>
-            <w:tcW w:w="1805" w:type="pct"/>
+            <w:tcW w:w="2287" w:type="pct"/>
             <w:vAlign w:val="center"/>
           </w:tcPr>
           <w:p>
@@ -1941,7 +2067,14 @@
               <w:rPr>
                 <w:rFonts w:ascii="標楷體" w:eastAsia="標楷體" w:hAnsi="標楷體" w:hint="eastAsia"/>
               </w:rPr>
-              <w:t>系統操作異動日誌表</w:t>
+              <w:t>系統操作異動日誌</w:t>
+            </w:r>
+            <w:r>
+              <w:rPr>
+                <w:rFonts w:ascii="標楷體" w:eastAsia="標楷體" w:hAnsi="標楷體" w:hint="eastAsia"/>
+                <w:szCs w:val="24"/>
+              </w:rPr>
+              <w:t>資料表</w:t>
             </w:r>
           </w:p>
         </w:tc>
@@ -7495,7 +7628,7 @@
             <w:pPr>
               <w:spacing w:line="360" w:lineRule="auto"/>
               <w:rPr>
-                <w:rFonts w:ascii="標楷體" w:eastAsia="標楷體" w:hAnsi="標楷體" w:hint="eastAsia"/>
+                <w:rFonts w:ascii="標楷體" w:eastAsia="標楷體" w:hAnsi="標楷體"/>
                 <w:szCs w:val="24"/>
               </w:rPr>
             </w:pPr>
@@ -7580,7 +7713,7 @@
             <w:pPr>
               <w:spacing w:line="360" w:lineRule="auto"/>
               <w:rPr>
-                <w:rFonts w:ascii="標楷體" w:eastAsia="標楷體" w:hAnsi="標楷體" w:hint="eastAsia"/>
+                <w:rFonts w:ascii="標楷體" w:eastAsia="標楷體" w:hAnsi="標楷體"/>
                 <w:highlight w:val="green"/>
               </w:rPr>
             </w:pPr>
@@ -7601,7 +7734,7 @@
             <w:pPr>
               <w:spacing w:line="360" w:lineRule="auto"/>
               <w:rPr>
-                <w:rFonts w:ascii="標楷體" w:eastAsia="標楷體" w:hAnsi="標楷體" w:hint="eastAsia"/>
+                <w:rFonts w:ascii="標楷體" w:eastAsia="標楷體" w:hAnsi="標楷體"/>
                 <w:szCs w:val="24"/>
                 <w:highlight w:val="green"/>
               </w:rPr>
@@ -7624,7 +7757,7 @@
             <w:pPr>
               <w:spacing w:line="360" w:lineRule="auto"/>
               <w:rPr>
-                <w:rFonts w:ascii="標楷體" w:eastAsia="標楷體" w:hAnsi="標楷體" w:hint="eastAsia"/>
+                <w:rFonts w:ascii="標楷體" w:eastAsia="標楷體" w:hAnsi="標楷體"/>
                 <w:szCs w:val="24"/>
                 <w:highlight w:val="green"/>
               </w:rPr>
@@ -9706,7 +9839,7 @@
             <w:pPr>
               <w:spacing w:line="360" w:lineRule="auto"/>
               <w:rPr>
-                <w:rFonts w:ascii="標楷體" w:eastAsia="標楷體" w:hAnsi="標楷體" w:hint="eastAsia"/>
+                <w:rFonts w:ascii="標楷體" w:eastAsia="標楷體" w:hAnsi="標楷體"/>
                 <w:szCs w:val="24"/>
                 <w:highlight w:val="green"/>
               </w:rPr>
@@ -9839,7 +9972,7 @@
             <w:pPr>
               <w:spacing w:line="360" w:lineRule="auto"/>
               <w:rPr>
-                <w:rFonts w:ascii="標楷體" w:eastAsia="標楷體" w:hAnsi="標楷體" w:hint="eastAsia"/>
+                <w:rFonts w:ascii="標楷體" w:eastAsia="標楷體" w:hAnsi="標楷體"/>
                 <w:szCs w:val="24"/>
               </w:rPr>
             </w:pPr>
@@ -9975,7 +10108,7 @@
             <w:pPr>
               <w:spacing w:line="360" w:lineRule="auto"/>
               <w:rPr>
-                <w:rFonts w:ascii="標楷體" w:eastAsia="標楷體" w:hAnsi="標楷體" w:hint="eastAsia"/>
+                <w:rFonts w:ascii="標楷體" w:eastAsia="標楷體" w:hAnsi="標楷體"/>
                 <w:highlight w:val="green"/>
               </w:rPr>
             </w:pPr>
@@ -9996,7 +10129,7 @@
             <w:pPr>
               <w:spacing w:line="360" w:lineRule="auto"/>
               <w:rPr>
-                <w:rFonts w:ascii="標楷體" w:eastAsia="標楷體" w:hAnsi="標楷體" w:hint="eastAsia"/>
+                <w:rFonts w:ascii="標楷體" w:eastAsia="標楷體" w:hAnsi="標楷體"/>
                 <w:szCs w:val="24"/>
                 <w:highlight w:val="green"/>
               </w:rPr>
@@ -10019,7 +10152,7 @@
             <w:pPr>
               <w:spacing w:line="360" w:lineRule="auto"/>
               <w:rPr>
-                <w:rFonts w:ascii="標楷體" w:eastAsia="標楷體" w:hAnsi="標楷體" w:hint="eastAsia"/>
+                <w:rFonts w:ascii="標楷體" w:eastAsia="標楷體" w:hAnsi="標楷體"/>
                 <w:szCs w:val="24"/>
                 <w:highlight w:val="green"/>
               </w:rPr>
@@ -11472,7 +11605,7 @@
             <w:pPr>
               <w:spacing w:line="360" w:lineRule="auto"/>
               <w:rPr>
-                <w:rFonts w:ascii="標楷體" w:eastAsia="標楷體" w:hAnsi="標楷體" w:hint="eastAsia"/>
+                <w:rFonts w:ascii="標楷體" w:eastAsia="標楷體" w:hAnsi="標楷體"/>
                 <w:szCs w:val="24"/>
                 <w:highlight w:val="green"/>
               </w:rPr>
@@ -11560,7 +11693,7 @@
             <w:pPr>
               <w:spacing w:line="360" w:lineRule="auto"/>
               <w:rPr>
-                <w:rFonts w:ascii="標楷體" w:eastAsia="標楷體" w:hAnsi="標楷體" w:hint="eastAsia"/>
+                <w:rFonts w:ascii="標楷體" w:eastAsia="標楷體" w:hAnsi="標楷體"/>
                 <w:highlight w:val="green"/>
               </w:rPr>
             </w:pPr>
@@ -11581,7 +11714,7 @@
             <w:pPr>
               <w:spacing w:line="360" w:lineRule="auto"/>
               <w:rPr>
-                <w:rFonts w:ascii="標楷體" w:eastAsia="標楷體" w:hAnsi="標楷體" w:hint="eastAsia"/>
+                <w:rFonts w:ascii="標楷體" w:eastAsia="標楷體" w:hAnsi="標楷體"/>
                 <w:szCs w:val="24"/>
                 <w:highlight w:val="green"/>
               </w:rPr>
@@ -11604,7 +11737,7 @@
             <w:pPr>
               <w:spacing w:line="360" w:lineRule="auto"/>
               <w:rPr>
-                <w:rFonts w:ascii="標楷體" w:eastAsia="標楷體" w:hAnsi="標楷體" w:hint="eastAsia"/>
+                <w:rFonts w:ascii="標楷體" w:eastAsia="標楷體" w:hAnsi="標楷體"/>
                 <w:szCs w:val="24"/>
                 <w:highlight w:val="green"/>
               </w:rPr>
@@ -20937,7 +21070,7 @@
             <w:pPr>
               <w:spacing w:line="360" w:lineRule="auto"/>
               <w:rPr>
-                <w:rFonts w:ascii="標楷體" w:eastAsia="標楷體" w:hAnsi="標楷體" w:hint="eastAsia"/>
+                <w:rFonts w:ascii="標楷體" w:eastAsia="標楷體" w:hAnsi="標楷體"/>
                 <w:szCs w:val="24"/>
                 <w:highlight w:val="green"/>
               </w:rPr>
@@ -20990,7 +21123,7 @@
             <w:pPr>
               <w:spacing w:line="360" w:lineRule="auto"/>
               <w:rPr>
-                <w:rFonts w:ascii="標楷體" w:eastAsia="標楷體" w:hAnsi="標楷體" w:hint="eastAsia"/>
+                <w:rFonts w:ascii="標楷體" w:eastAsia="標楷體" w:hAnsi="標楷體"/>
                 <w:szCs w:val="24"/>
                 <w:highlight w:val="green"/>
               </w:rPr>
@@ -21078,7 +21211,7 @@
             <w:pPr>
               <w:spacing w:line="360" w:lineRule="auto"/>
               <w:rPr>
-                <w:rFonts w:ascii="標楷體" w:eastAsia="標楷體" w:hAnsi="標楷體" w:hint="eastAsia"/>
+                <w:rFonts w:ascii="標楷體" w:eastAsia="標楷體" w:hAnsi="標楷體"/>
                 <w:highlight w:val="green"/>
               </w:rPr>
             </w:pPr>
@@ -21099,7 +21232,7 @@
             <w:pPr>
               <w:spacing w:line="360" w:lineRule="auto"/>
               <w:rPr>
-                <w:rFonts w:ascii="標楷體" w:eastAsia="標楷體" w:hAnsi="標楷體" w:hint="eastAsia"/>
+                <w:rFonts w:ascii="標楷體" w:eastAsia="標楷體" w:hAnsi="標楷體"/>
                 <w:szCs w:val="24"/>
                 <w:highlight w:val="green"/>
               </w:rPr>
@@ -21122,7 +21255,7 @@
             <w:pPr>
               <w:spacing w:line="360" w:lineRule="auto"/>
               <w:rPr>
-                <w:rFonts w:ascii="標楷體" w:eastAsia="標楷體" w:hAnsi="標楷體" w:hint="eastAsia"/>
+                <w:rFonts w:ascii="標楷體" w:eastAsia="標楷體" w:hAnsi="標楷體"/>
                 <w:szCs w:val="24"/>
                 <w:highlight w:val="green"/>
               </w:rPr>
@@ -25109,7 +25242,7 @@
             <w:pPr>
               <w:spacing w:line="360" w:lineRule="auto"/>
               <w:rPr>
-                <w:rFonts w:ascii="標楷體" w:eastAsia="標楷體" w:hAnsi="標楷體" w:hint="eastAsia"/>
+                <w:rFonts w:ascii="標楷體" w:eastAsia="標楷體" w:hAnsi="標楷體"/>
                 <w:szCs w:val="24"/>
               </w:rPr>
             </w:pPr>
@@ -25471,7 +25604,7 @@
             <w:pPr>
               <w:spacing w:line="360" w:lineRule="auto"/>
               <w:rPr>
-                <w:rFonts w:ascii="標楷體" w:eastAsia="標楷體" w:hAnsi="標楷體" w:hint="eastAsia"/>
+                <w:rFonts w:ascii="標楷體" w:eastAsia="標楷體" w:hAnsi="標楷體"/>
                 <w:highlight w:val="green"/>
               </w:rPr>
             </w:pPr>
@@ -25492,7 +25625,7 @@
             <w:pPr>
               <w:spacing w:line="360" w:lineRule="auto"/>
               <w:rPr>
-                <w:rFonts w:ascii="標楷體" w:eastAsia="標楷體" w:hAnsi="標楷體" w:hint="eastAsia"/>
+                <w:rFonts w:ascii="標楷體" w:eastAsia="標楷體" w:hAnsi="標楷體"/>
                 <w:szCs w:val="24"/>
                 <w:highlight w:val="green"/>
               </w:rPr>
@@ -25515,7 +25648,7 @@
             <w:pPr>
               <w:spacing w:line="360" w:lineRule="auto"/>
               <w:rPr>
-                <w:rFonts w:ascii="標楷體" w:eastAsia="標楷體" w:hAnsi="標楷體" w:hint="eastAsia"/>
+                <w:rFonts w:ascii="標楷體" w:eastAsia="標楷體" w:hAnsi="標楷體"/>
                 <w:szCs w:val="24"/>
                 <w:highlight w:val="green"/>
               </w:rPr>
@@ -26956,7 +27089,7 @@
             <w:pPr>
               <w:spacing w:line="360" w:lineRule="auto"/>
               <w:rPr>
-                <w:rFonts w:ascii="標楷體" w:eastAsia="標楷體" w:hAnsi="標楷體" w:hint="eastAsia"/>
+                <w:rFonts w:ascii="標楷體" w:eastAsia="標楷體" w:hAnsi="標楷體"/>
                 <w:highlight w:val="green"/>
               </w:rPr>
             </w:pPr>
@@ -26980,7 +27113,7 @@
             <w:pPr>
               <w:widowControl/>
               <w:rPr>
-                <w:rFonts w:ascii="標楷體" w:eastAsia="標楷體" w:hAnsi="標楷體" w:hint="eastAsia"/>
+                <w:rFonts w:ascii="標楷體" w:eastAsia="標楷體" w:hAnsi="標楷體"/>
                 <w:highlight w:val="green"/>
               </w:rPr>
             </w:pPr>
@@ -27001,7 +27134,7 @@
             <w:pPr>
               <w:spacing w:line="360" w:lineRule="auto"/>
               <w:rPr>
-                <w:rFonts w:ascii="標楷體" w:eastAsia="標楷體" w:hAnsi="標楷體" w:hint="eastAsia"/>
+                <w:rFonts w:ascii="標楷體" w:eastAsia="標楷體" w:hAnsi="標楷體"/>
                 <w:highlight w:val="green"/>
               </w:rPr>
             </w:pPr>
@@ -27031,7 +27164,7 @@
             <w:pPr>
               <w:spacing w:line="360" w:lineRule="auto"/>
               <w:rPr>
-                <w:rFonts w:ascii="標楷體" w:eastAsia="標楷體" w:hAnsi="標楷體" w:hint="eastAsia"/>
+                <w:rFonts w:ascii="標楷體" w:eastAsia="標楷體" w:hAnsi="標楷體"/>
                 <w:highlight w:val="green"/>
               </w:rPr>
             </w:pPr>
@@ -27117,7 +27250,7 @@
             <w:pPr>
               <w:widowControl/>
               <w:rPr>
-                <w:rFonts w:ascii="標楷體" w:eastAsia="標楷體" w:hAnsi="標楷體" w:hint="eastAsia"/>
+                <w:rFonts w:ascii="標楷體" w:eastAsia="標楷體" w:hAnsi="標楷體"/>
                 <w:highlight w:val="green"/>
               </w:rPr>
             </w:pPr>
@@ -27138,7 +27271,7 @@
             <w:pPr>
               <w:spacing w:line="360" w:lineRule="auto"/>
               <w:rPr>
-                <w:rFonts w:ascii="標楷體" w:eastAsia="標楷體" w:hAnsi="標楷體" w:hint="eastAsia"/>
+                <w:rFonts w:ascii="標楷體" w:eastAsia="標楷體" w:hAnsi="標楷體"/>
                 <w:szCs w:val="24"/>
                 <w:highlight w:val="green"/>
               </w:rPr>
@@ -27161,7 +27294,7 @@
             <w:pPr>
               <w:spacing w:line="360" w:lineRule="auto"/>
               <w:rPr>
-                <w:rFonts w:ascii="標楷體" w:eastAsia="標楷體" w:hAnsi="標楷體" w:hint="eastAsia"/>
+                <w:rFonts w:ascii="標楷體" w:eastAsia="標楷體" w:hAnsi="標楷體"/>
                 <w:highlight w:val="green"/>
               </w:rPr>
             </w:pPr>
@@ -28606,7 +28739,7 @@
     <w:p>
       <w:pPr>
         <w:rPr>
-          <w:rFonts w:ascii="標楷體" w:eastAsia="標楷體" w:hAnsi="標楷體" w:hint="eastAsia"/>
+          <w:rFonts w:ascii="標楷體" w:eastAsia="標楷體" w:hAnsi="標楷體"/>
           <w:szCs w:val="24"/>
           <w:highlight w:val="green"/>
         </w:rPr>
@@ -28693,7 +28826,7 @@
     <w:p>
       <w:pPr>
         <w:rPr>
-          <w:rFonts w:ascii="標楷體" w:eastAsia="標楷體" w:hAnsi="標楷體" w:hint="eastAsia"/>
+          <w:rFonts w:ascii="標楷體" w:eastAsia="標楷體" w:hAnsi="標楷體"/>
           <w:szCs w:val="24"/>
           <w:highlight w:val="green"/>
         </w:rPr>
@@ -31153,17 +31286,17 @@
               <w:widowControl/>
               <w:jc w:val="both"/>
               <w:rPr>
+                <w:rFonts w:ascii="標楷體" w:eastAsia="標楷體" w:hAnsi="標楷體" w:cs="新細明體"/>
+                <w:kern w:val="0"/>
+                <w:szCs w:val="24"/>
+              </w:rPr>
+            </w:pPr>
+            <w:r>
+              <w:rPr>
                 <w:rFonts w:ascii="標楷體" w:eastAsia="標楷體" w:hAnsi="標楷體" w:cs="新細明體" w:hint="eastAsia"/>
                 <w:kern w:val="0"/>
                 <w:szCs w:val="24"/>
               </w:rPr>
-            </w:pPr>
-            <w:r>
-              <w:rPr>
-                <w:rFonts w:ascii="標楷體" w:eastAsia="標楷體" w:hAnsi="標楷體" w:cs="新細明體" w:hint="eastAsia"/>
-                <w:kern w:val="0"/>
-                <w:szCs w:val="24"/>
-              </w:rPr>
               <w:t>變更前內容</w:t>
             </w:r>
           </w:p>
@@ -31269,7 +31402,7 @@
               <w:widowControl/>
               <w:jc w:val="both"/>
               <w:rPr>
-                <w:rFonts w:ascii="標楷體" w:eastAsia="標楷體" w:hAnsi="標楷體" w:cs="新細明體" w:hint="eastAsia"/>
+                <w:rFonts w:ascii="標楷體" w:eastAsia="標楷體" w:hAnsi="標楷體" w:cs="新細明體"/>
                 <w:kern w:val="0"/>
                 <w:szCs w:val="24"/>
               </w:rPr>

--- a/系統文件/第7、8章/7、8.docx
+++ b/系統文件/第7、8章/7、8.docx
@@ -9,6 +9,67 @@
           <w:rFonts w:ascii="標楷體" w:hAnsi="標楷體"/>
         </w:rPr>
       </w:pPr>
+      <w:r>
+        <w:rPr>
+          <w:rFonts w:ascii="標楷體" w:hAnsi="標楷體"/>
+          <w:noProof/>
+        </w:rPr>
+        <w:drawing>
+          <wp:anchor distT="0" distB="0" distL="114300" distR="114300" simplePos="0" relativeHeight="251659264" behindDoc="1" locked="0" layoutInCell="1" allowOverlap="1" wp14:anchorId="2D53324C" wp14:editId="3A0BBF08">
+            <wp:simplePos x="0" y="0"/>
+            <wp:positionH relativeFrom="margin">
+              <wp:posOffset>303530</wp:posOffset>
+            </wp:positionH>
+            <wp:positionV relativeFrom="paragraph">
+              <wp:posOffset>523875</wp:posOffset>
+            </wp:positionV>
+            <wp:extent cx="4531360" cy="7210425"/>
+            <wp:effectExtent l="0" t="0" r="2540" b="9525"/>
+            <wp:wrapTopAndBottom/>
+            <wp:docPr id="1" name="圖片 1"/>
+            <wp:cNvGraphicFramePr>
+              <a:graphicFrameLocks xmlns:a="http://schemas.openxmlformats.org/drawingml/2006/main" noChangeAspect="1"/>
+            </wp:cNvGraphicFramePr>
+            <a:graphic xmlns:a="http://schemas.openxmlformats.org/drawingml/2006/main">
+              <a:graphicData uri="http://schemas.openxmlformats.org/drawingml/2006/picture">
+                <pic:pic xmlns:pic="http://schemas.openxmlformats.org/drawingml/2006/picture">
+                  <pic:nvPicPr>
+                    <pic:cNvPr id="1" name="圖片 1"/>
+                    <pic:cNvPicPr/>
+                  </pic:nvPicPr>
+                  <pic:blipFill>
+                    <a:blip r:embed="rId7" cstate="print">
+                      <a:extLst>
+                        <a:ext uri="{28A0092B-C50C-407E-A947-70E740481C1C}">
+                          <a14:useLocalDpi xmlns:a14="http://schemas.microsoft.com/office/drawing/2010/main" val="0"/>
+                        </a:ext>
+                      </a:extLst>
+                    </a:blip>
+                    <a:stretch>
+                      <a:fillRect/>
+                    </a:stretch>
+                  </pic:blipFill>
+                  <pic:spPr>
+                    <a:xfrm>
+                      <a:off x="0" y="0"/>
+                      <a:ext cx="4531360" cy="7210425"/>
+                    </a:xfrm>
+                    <a:prstGeom prst="rect">
+                      <a:avLst/>
+                    </a:prstGeom>
+                  </pic:spPr>
+                </pic:pic>
+              </a:graphicData>
+            </a:graphic>
+            <wp14:sizeRelH relativeFrom="margin">
+              <wp14:pctWidth>0</wp14:pctWidth>
+            </wp14:sizeRelH>
+            <wp14:sizeRelV relativeFrom="margin">
+              <wp14:pctHeight>0</wp14:pctHeight>
+            </wp14:sizeRelV>
+          </wp:anchor>
+        </w:drawing>
+      </w:r>
       <w:r>
         <w:rPr>
           <w:rFonts w:ascii="標楷體" w:hAnsi="標楷體"/>
@@ -82,60 +143,6 @@
           <w:noProof/>
         </w:rPr>
       </w:pPr>
-      <w:r>
-        <w:rPr>
-          <w:rFonts w:ascii="標楷體" w:hAnsi="標楷體"/>
-          <w:noProof/>
-        </w:rPr>
-        <w:drawing>
-          <wp:inline distT="0" distB="0" distL="0" distR="0" wp14:anchorId="16D02205" wp14:editId="5D141BA5">
-            <wp:extent cx="4864100" cy="6915262"/>
-            <wp:effectExtent l="0" t="0" r="0" b="0"/>
-            <wp:docPr id="3" name="圖片 3"/>
-            <wp:cNvGraphicFramePr>
-              <a:graphicFrameLocks xmlns:a="http://schemas.openxmlformats.org/drawingml/2006/main" noChangeAspect="1"/>
-            </wp:cNvGraphicFramePr>
-            <a:graphic xmlns:a="http://schemas.openxmlformats.org/drawingml/2006/main">
-              <a:graphicData uri="http://schemas.openxmlformats.org/drawingml/2006/picture">
-                <pic:pic xmlns:pic="http://schemas.openxmlformats.org/drawingml/2006/picture">
-                  <pic:nvPicPr>
-                    <pic:cNvPr id="0" name="Picture 2"/>
-                    <pic:cNvPicPr>
-                      <a:picLocks noChangeAspect="1" noChangeArrowheads="1"/>
-                    </pic:cNvPicPr>
-                  </pic:nvPicPr>
-                  <pic:blipFill>
-                    <a:blip r:embed="rId7" cstate="print">
-                      <a:extLst>
-                        <a:ext uri="{28A0092B-C50C-407E-A947-70E740481C1C}">
-                          <a14:useLocalDpi xmlns:a14="http://schemas.microsoft.com/office/drawing/2010/main" val="0"/>
-                        </a:ext>
-                      </a:extLst>
-                    </a:blip>
-                    <a:srcRect/>
-                    <a:stretch>
-                      <a:fillRect/>
-                    </a:stretch>
-                  </pic:blipFill>
-                  <pic:spPr bwMode="auto">
-                    <a:xfrm>
-                      <a:off x="0" y="0"/>
-                      <a:ext cx="4868288" cy="6921216"/>
-                    </a:xfrm>
-                    <a:prstGeom prst="rect">
-                      <a:avLst/>
-                    </a:prstGeom>
-                    <a:noFill/>
-                    <a:ln>
-                      <a:noFill/>
-                    </a:ln>
-                  </pic:spPr>
-                </pic:pic>
-              </a:graphicData>
-            </a:graphic>
-          </wp:inline>
-        </w:drawing>
-      </w:r>
     </w:p>
     <w:p>
       <w:pPr>
@@ -145,6 +152,7 @@
         <w:rPr>
           <w:rFonts w:hint="eastAsia"/>
         </w:rPr>
+        <w:lastRenderedPageBreak/>
         <w:t>圖 7-1-1 實體關聯圖</w:t>
       </w:r>
     </w:p>
